--- a/flutter_more_documents/f28_flutter_animations.docx
+++ b/flutter_more_documents/f28_flutter_animations.docx
@@ -4560,7 +4560,7 @@
           <w:sz w:val="36"/>
           <w:szCs w:val="36"/>
         </w:rPr>
-        <w:t xml:space="preserve"> animations, Animated charts, </w:t>
+        <w:t xml:space="preserve"> animations, </w:t>
       </w:r>
       <w:proofErr w:type="spellStart"/>
       <w:r>
@@ -4615,6 +4615,55 @@
           <w:sz w:val="36"/>
           <w:szCs w:val="36"/>
         </w:rPr>
+        <w:t>Also a</w:t>
+      </w:r>
+      <w:r>
+        <w:rPr>
+          <w:sz w:val="36"/>
+          <w:szCs w:val="36"/>
+        </w:rPr>
+        <w:t>nimated charts</w:t>
+      </w:r>
+      <w:r>
+        <w:rPr>
+          <w:sz w:val="36"/>
+          <w:szCs w:val="36"/>
+        </w:rPr>
+        <w:t xml:space="preserve">, </w:t>
+      </w:r>
+      <w:r>
+        <w:rPr>
+          <w:sz w:val="36"/>
+          <w:szCs w:val="36"/>
+        </w:rPr>
+        <w:t>Video Players</w:t>
+      </w:r>
+      <w:r>
+        <w:rPr>
+          <w:sz w:val="36"/>
+          <w:szCs w:val="36"/>
+        </w:rPr>
+        <w:t>, Maps, Camera Preview and Realtime Dashboards</w:t>
+      </w:r>
+    </w:p>
+    <w:p>
+      <w:pPr>
+        <w:pStyle w:val="ListParagraph"/>
+        <w:numPr>
+          <w:ilvl w:val="0"/>
+          <w:numId w:val="5"/>
+        </w:numPr>
+        <w:jc w:val="both"/>
+        <w:rPr>
+          <w:sz w:val="36"/>
+          <w:szCs w:val="36"/>
+        </w:rPr>
+      </w:pPr>
+      <w:r>
+        <w:rPr>
+          <w:sz w:val="36"/>
+          <w:szCs w:val="36"/>
+        </w:rPr>
         <w:t>Don’t use it for Static, Simple icons, Buttons and Lists</w:t>
       </w:r>
     </w:p>
@@ -4660,6 +4709,31 @@
         </w:rPr>
         <w:t xml:space="preserve"> and Static UI = No boundary</w:t>
       </w:r>
+      <w:r>
+        <w:rPr>
+          <w:sz w:val="36"/>
+          <w:szCs w:val="36"/>
+        </w:rPr>
+        <w:t xml:space="preserve">. Always try to use </w:t>
+      </w:r>
+      <w:proofErr w:type="spellStart"/>
+      <w:r>
+        <w:rPr>
+          <w:b/>
+          <w:bCs/>
+          <w:sz w:val="36"/>
+          <w:szCs w:val="36"/>
+        </w:rPr>
+        <w:t>RepaintBoundary</w:t>
+      </w:r>
+      <w:proofErr w:type="spellEnd"/>
+      <w:r>
+        <w:rPr>
+          <w:sz w:val="36"/>
+          <w:szCs w:val="36"/>
+        </w:rPr>
+        <w:t xml:space="preserve"> for showing heavy animations like three dots for typing.</w:t>
+      </w:r>
     </w:p>
     <w:p>
       <w:pPr>
@@ -4915,6 +4989,7 @@
           <w:sz w:val="36"/>
           <w:szCs w:val="36"/>
         </w:rPr>
+        <w:lastRenderedPageBreak/>
         <w:t>AnimatedSwitcher</w:t>
       </w:r>
       <w:proofErr w:type="spellEnd"/>
@@ -5027,74 +5102,1004 @@
           <w:sz w:val="36"/>
           <w:szCs w:val="36"/>
         </w:rPr>
+        <w:t xml:space="preserve">      ? </w:t>
+      </w:r>
+      <w:proofErr w:type="gramStart"/>
+      <w:r>
+        <w:rPr>
+          <w:b/>
+          <w:bCs/>
+          <w:color w:val="D86DCB" w:themeColor="accent5" w:themeTint="99"/>
+          <w:sz w:val="36"/>
+          <w:szCs w:val="36"/>
+        </w:rPr>
+        <w:t>Text(</w:t>
+      </w:r>
+      <w:proofErr w:type="gramEnd"/>
+      <w:r>
+        <w:rPr>
+          <w:b/>
+          <w:bCs/>
+          <w:color w:val="D86DCB" w:themeColor="accent5" w:themeTint="99"/>
+          <w:sz w:val="36"/>
+          <w:szCs w:val="36"/>
+        </w:rPr>
+        <w:t>'</w:t>
+      </w:r>
+      <w:r>
+        <w:rPr>
+          <w:rFonts w:ascii="Segoe UI Emoji" w:hAnsi="Segoe UI Emoji" w:cs="Segoe UI Emoji"/>
+          <w:b/>
+          <w:bCs/>
+          <w:color w:val="D86DCB" w:themeColor="accent5" w:themeTint="99"/>
+          <w:sz w:val="36"/>
+          <w:szCs w:val="36"/>
+        </w:rPr>
+        <w:t>🎂</w:t>
+      </w:r>
+      <w:r>
+        <w:rPr>
+          <w:b/>
+          <w:bCs/>
+          <w:color w:val="D86DCB" w:themeColor="accent5" w:themeTint="99"/>
+          <w:sz w:val="36"/>
+          <w:szCs w:val="36"/>
+        </w:rPr>
+        <w:t>')</w:t>
+      </w:r>
+    </w:p>
+    <w:p>
+      <w:pPr>
+        <w:jc w:val="both"/>
+        <w:rPr>
+          <w:b/>
+          <w:bCs/>
+          <w:color w:val="D86DCB" w:themeColor="accent5" w:themeTint="99"/>
+          <w:sz w:val="36"/>
+          <w:szCs w:val="36"/>
+        </w:rPr>
+      </w:pPr>
+      <w:r>
+        <w:rPr>
+          <w:b/>
+          <w:bCs/>
+          <w:color w:val="D86DCB" w:themeColor="accent5" w:themeTint="99"/>
+          <w:sz w:val="36"/>
+          <w:szCs w:val="36"/>
+        </w:rPr>
+        <w:t xml:space="preserve">      : </w:t>
+      </w:r>
+      <w:proofErr w:type="gramStart"/>
+      <w:r>
+        <w:rPr>
+          <w:b/>
+          <w:bCs/>
+          <w:color w:val="D86DCB" w:themeColor="accent5" w:themeTint="99"/>
+          <w:sz w:val="36"/>
+          <w:szCs w:val="36"/>
+        </w:rPr>
+        <w:t>Text(</w:t>
+      </w:r>
+      <w:proofErr w:type="gramEnd"/>
+      <w:r>
+        <w:rPr>
+          <w:b/>
+          <w:bCs/>
+          <w:color w:val="D86DCB" w:themeColor="accent5" w:themeTint="99"/>
+          <w:sz w:val="36"/>
+          <w:szCs w:val="36"/>
+        </w:rPr>
+        <w:t>'</w:t>
+      </w:r>
+      <w:r>
+        <w:rPr>
+          <w:rFonts w:ascii="Segoe UI Emoji" w:hAnsi="Segoe UI Emoji" w:cs="Segoe UI Emoji"/>
+          <w:b/>
+          <w:bCs/>
+          <w:color w:val="D86DCB" w:themeColor="accent5" w:themeTint="99"/>
+          <w:sz w:val="36"/>
+          <w:szCs w:val="36"/>
+        </w:rPr>
+        <w:t>🎁</w:t>
+      </w:r>
+      <w:r>
+        <w:rPr>
+          <w:b/>
+          <w:bCs/>
+          <w:color w:val="D86DCB" w:themeColor="accent5" w:themeTint="99"/>
+          <w:sz w:val="36"/>
+          <w:szCs w:val="36"/>
+        </w:rPr>
+        <w:t>'),</w:t>
+      </w:r>
+    </w:p>
+    <w:p>
+      <w:pPr>
+        <w:jc w:val="both"/>
+        <w:rPr>
+          <w:b/>
+          <w:bCs/>
+          <w:color w:val="D86DCB" w:themeColor="accent5" w:themeTint="99"/>
+          <w:sz w:val="36"/>
+          <w:szCs w:val="36"/>
+        </w:rPr>
+      </w:pPr>
+      <w:r>
+        <w:rPr>
+          <w:b/>
+          <w:bCs/>
+          <w:color w:val="D86DCB" w:themeColor="accent5" w:themeTint="99"/>
+          <w:sz w:val="36"/>
+          <w:szCs w:val="36"/>
+        </w:rPr>
+        <w:t>);</w:t>
+      </w:r>
+    </w:p>
+    <w:p>
+      <w:pPr>
+        <w:jc w:val="both"/>
+        <w:rPr>
+          <w:sz w:val="36"/>
+          <w:szCs w:val="36"/>
+        </w:rPr>
+      </w:pPr>
+    </w:p>
+    <w:p>
+      <w:pPr>
+        <w:jc w:val="both"/>
+        <w:rPr>
+          <w:sz w:val="36"/>
+          <w:szCs w:val="36"/>
+        </w:rPr>
+      </w:pPr>
+      <w:r>
+        <w:rPr>
+          <w:sz w:val="36"/>
+          <w:szCs w:val="36"/>
+        </w:rPr>
+        <w:t xml:space="preserve">Key in </w:t>
+      </w:r>
+      <w:proofErr w:type="spellStart"/>
+      <w:r>
+        <w:rPr>
+          <w:sz w:val="36"/>
+          <w:szCs w:val="36"/>
+        </w:rPr>
+        <w:t>AnimatedSwitcher</w:t>
+      </w:r>
+      <w:proofErr w:type="spellEnd"/>
+      <w:r>
+        <w:rPr>
+          <w:sz w:val="36"/>
+          <w:szCs w:val="36"/>
+        </w:rPr>
+        <w:t xml:space="preserve"> (Important):</w:t>
+      </w:r>
+    </w:p>
+    <w:p>
+      <w:pPr>
+        <w:jc w:val="both"/>
+        <w:rPr>
+          <w:sz w:val="36"/>
+          <w:szCs w:val="36"/>
+        </w:rPr>
+      </w:pPr>
+      <w:r>
+        <w:rPr>
+          <w:sz w:val="36"/>
+          <w:szCs w:val="36"/>
+        </w:rPr>
+        <w:t xml:space="preserve"># </w:t>
+      </w:r>
+      <w:proofErr w:type="spellStart"/>
+      <w:r>
+        <w:rPr>
+          <w:b/>
+          <w:bCs/>
+          <w:sz w:val="36"/>
+          <w:szCs w:val="36"/>
+        </w:rPr>
+        <w:t>AnimatedSwitcher</w:t>
+      </w:r>
+      <w:proofErr w:type="spellEnd"/>
+      <w:r>
+        <w:rPr>
+          <w:sz w:val="36"/>
+          <w:szCs w:val="36"/>
+        </w:rPr>
+        <w:t xml:space="preserve"> decides is this a new widget or the same widget, it uses Key to decide. Without this there will be no animation</w:t>
+      </w:r>
+    </w:p>
+    <w:p>
+      <w:pPr>
+        <w:jc w:val="both"/>
+        <w:rPr>
+          <w:b/>
+          <w:bCs/>
+          <w:color w:val="D86DCB" w:themeColor="accent5" w:themeTint="99"/>
+          <w:sz w:val="36"/>
+          <w:szCs w:val="36"/>
+        </w:rPr>
+      </w:pPr>
+      <w:proofErr w:type="spellStart"/>
+      <w:proofErr w:type="gramStart"/>
+      <w:r>
+        <w:rPr>
+          <w:b/>
+          <w:bCs/>
+          <w:color w:val="D86DCB" w:themeColor="accent5" w:themeTint="99"/>
+          <w:sz w:val="36"/>
+          <w:szCs w:val="36"/>
+        </w:rPr>
+        <w:t>AnimatedSwitcher</w:t>
+      </w:r>
+      <w:proofErr w:type="spellEnd"/>
+      <w:r>
+        <w:rPr>
+          <w:b/>
+          <w:bCs/>
+          <w:color w:val="D86DCB" w:themeColor="accent5" w:themeTint="99"/>
+          <w:sz w:val="36"/>
+          <w:szCs w:val="36"/>
+        </w:rPr>
+        <w:t>(</w:t>
+      </w:r>
+      <w:proofErr w:type="gramEnd"/>
+    </w:p>
+    <w:p>
+      <w:pPr>
+        <w:jc w:val="both"/>
+        <w:rPr>
+          <w:b/>
+          <w:bCs/>
+          <w:color w:val="D86DCB" w:themeColor="accent5" w:themeTint="99"/>
+          <w:sz w:val="36"/>
+          <w:szCs w:val="36"/>
+        </w:rPr>
+      </w:pPr>
+      <w:r>
+        <w:rPr>
+          <w:b/>
+          <w:bCs/>
+          <w:color w:val="D86DCB" w:themeColor="accent5" w:themeTint="99"/>
+          <w:sz w:val="36"/>
+          <w:szCs w:val="36"/>
+        </w:rPr>
+        <w:t xml:space="preserve">  duration: </w:t>
+      </w:r>
+      <w:proofErr w:type="gramStart"/>
+      <w:r>
+        <w:rPr>
+          <w:b/>
+          <w:bCs/>
+          <w:color w:val="D86DCB" w:themeColor="accent5" w:themeTint="99"/>
+          <w:sz w:val="36"/>
+          <w:szCs w:val="36"/>
+        </w:rPr>
+        <w:t>Duration(</w:t>
+      </w:r>
+      <w:proofErr w:type="gramEnd"/>
+      <w:r>
+        <w:rPr>
+          <w:b/>
+          <w:bCs/>
+          <w:color w:val="D86DCB" w:themeColor="accent5" w:themeTint="99"/>
+          <w:sz w:val="36"/>
+          <w:szCs w:val="36"/>
+        </w:rPr>
+        <w:t>milliseconds: 700),</w:t>
+      </w:r>
+    </w:p>
+    <w:p>
+      <w:pPr>
+        <w:jc w:val="both"/>
+        <w:rPr>
+          <w:b/>
+          <w:bCs/>
+          <w:color w:val="D86DCB" w:themeColor="accent5" w:themeTint="99"/>
+          <w:sz w:val="36"/>
+          <w:szCs w:val="36"/>
+        </w:rPr>
+      </w:pPr>
+      <w:r>
+        <w:rPr>
+          <w:b/>
+          <w:bCs/>
+          <w:color w:val="D86DCB" w:themeColor="accent5" w:themeTint="99"/>
+          <w:sz w:val="36"/>
+          <w:szCs w:val="36"/>
+        </w:rPr>
+        <w:t xml:space="preserve">  child: </w:t>
+      </w:r>
+      <w:proofErr w:type="spellStart"/>
+      <w:r>
+        <w:rPr>
+          <w:b/>
+          <w:bCs/>
+          <w:color w:val="D86DCB" w:themeColor="accent5" w:themeTint="99"/>
+          <w:sz w:val="36"/>
+          <w:szCs w:val="36"/>
+        </w:rPr>
+        <w:t>isTapped</w:t>
+      </w:r>
+      <w:proofErr w:type="spellEnd"/>
+    </w:p>
+    <w:p>
+      <w:pPr>
+        <w:jc w:val="both"/>
+        <w:rPr>
+          <w:b/>
+          <w:bCs/>
+          <w:color w:val="D86DCB" w:themeColor="accent5" w:themeTint="99"/>
+          <w:sz w:val="36"/>
+          <w:szCs w:val="36"/>
+        </w:rPr>
+      </w:pPr>
+      <w:r>
+        <w:rPr>
+          <w:b/>
+          <w:bCs/>
+          <w:color w:val="D86DCB" w:themeColor="accent5" w:themeTint="99"/>
+          <w:sz w:val="36"/>
+          <w:szCs w:val="36"/>
+        </w:rPr>
+        <w:t xml:space="preserve">      ? </w:t>
+      </w:r>
+      <w:proofErr w:type="spellStart"/>
+      <w:proofErr w:type="gramStart"/>
+      <w:r>
+        <w:rPr>
+          <w:b/>
+          <w:bCs/>
+          <w:color w:val="D86DCB" w:themeColor="accent5" w:themeTint="99"/>
+          <w:sz w:val="36"/>
+          <w:szCs w:val="36"/>
+        </w:rPr>
+        <w:t>RepaintBoundary</w:t>
+      </w:r>
+      <w:proofErr w:type="spellEnd"/>
+      <w:r>
+        <w:rPr>
+          <w:b/>
+          <w:bCs/>
+          <w:color w:val="D86DCB" w:themeColor="accent5" w:themeTint="99"/>
+          <w:sz w:val="36"/>
+          <w:szCs w:val="36"/>
+        </w:rPr>
+        <w:t>(</w:t>
+      </w:r>
+      <w:proofErr w:type="gramEnd"/>
+    </w:p>
+    <w:p>
+      <w:pPr>
+        <w:jc w:val="both"/>
+        <w:rPr>
+          <w:b/>
+          <w:bCs/>
+          <w:color w:val="D86DCB" w:themeColor="accent5" w:themeTint="99"/>
+          <w:sz w:val="36"/>
+          <w:szCs w:val="36"/>
+        </w:rPr>
+      </w:pPr>
+      <w:r>
+        <w:rPr>
+          <w:b/>
+          <w:bCs/>
+          <w:color w:val="D86DCB" w:themeColor="accent5" w:themeTint="99"/>
+          <w:sz w:val="36"/>
+          <w:szCs w:val="36"/>
+        </w:rPr>
+        <w:t xml:space="preserve">          key: </w:t>
+      </w:r>
+      <w:proofErr w:type="spellStart"/>
+      <w:r>
+        <w:rPr>
+          <w:b/>
+          <w:bCs/>
+          <w:color w:val="D86DCB" w:themeColor="accent5" w:themeTint="99"/>
+          <w:sz w:val="36"/>
+          <w:szCs w:val="36"/>
+        </w:rPr>
+        <w:t>ValueKey</w:t>
+      </w:r>
+      <w:proofErr w:type="spellEnd"/>
+      <w:r>
+        <w:rPr>
+          <w:b/>
+          <w:bCs/>
+          <w:color w:val="D86DCB" w:themeColor="accent5" w:themeTint="99"/>
+          <w:sz w:val="36"/>
+          <w:szCs w:val="36"/>
+        </w:rPr>
+        <w:t>('cake'),</w:t>
+      </w:r>
+    </w:p>
+    <w:p>
+      <w:pPr>
+        <w:jc w:val="both"/>
+        <w:rPr>
+          <w:b/>
+          <w:bCs/>
+          <w:color w:val="D86DCB" w:themeColor="accent5" w:themeTint="99"/>
+          <w:sz w:val="36"/>
+          <w:szCs w:val="36"/>
+        </w:rPr>
+      </w:pPr>
+      <w:r>
+        <w:rPr>
+          <w:b/>
+          <w:bCs/>
+          <w:color w:val="D86DCB" w:themeColor="accent5" w:themeTint="99"/>
+          <w:sz w:val="36"/>
+          <w:szCs w:val="36"/>
+        </w:rPr>
+        <w:t xml:space="preserve">          child: </w:t>
+      </w:r>
+      <w:proofErr w:type="spellStart"/>
+      <w:proofErr w:type="gramStart"/>
+      <w:r>
+        <w:rPr>
+          <w:b/>
+          <w:bCs/>
+          <w:color w:val="D86DCB" w:themeColor="accent5" w:themeTint="99"/>
+          <w:sz w:val="36"/>
+          <w:szCs w:val="36"/>
+        </w:rPr>
+        <w:t>CakeLottie</w:t>
+      </w:r>
+      <w:proofErr w:type="spellEnd"/>
+      <w:r>
+        <w:rPr>
+          <w:b/>
+          <w:bCs/>
+          <w:color w:val="D86DCB" w:themeColor="accent5" w:themeTint="99"/>
+          <w:sz w:val="36"/>
+          <w:szCs w:val="36"/>
+        </w:rPr>
+        <w:t>(</w:t>
+      </w:r>
+      <w:proofErr w:type="gramEnd"/>
+      <w:r>
+        <w:rPr>
+          <w:b/>
+          <w:bCs/>
+          <w:color w:val="D86DCB" w:themeColor="accent5" w:themeTint="99"/>
+          <w:sz w:val="36"/>
+          <w:szCs w:val="36"/>
+        </w:rPr>
+        <w:t>),</w:t>
+      </w:r>
+    </w:p>
+    <w:p>
+      <w:pPr>
+        <w:jc w:val="both"/>
+        <w:rPr>
+          <w:b/>
+          <w:bCs/>
+          <w:color w:val="D86DCB" w:themeColor="accent5" w:themeTint="99"/>
+          <w:sz w:val="36"/>
+          <w:szCs w:val="36"/>
+        </w:rPr>
+      </w:pPr>
+      <w:r>
+        <w:rPr>
+          <w:b/>
+          <w:bCs/>
+          <w:color w:val="D86DCB" w:themeColor="accent5" w:themeTint="99"/>
+          <w:sz w:val="36"/>
+          <w:szCs w:val="36"/>
+        </w:rPr>
+        <w:t xml:space="preserve">        )</w:t>
+      </w:r>
+    </w:p>
+    <w:p>
+      <w:pPr>
+        <w:jc w:val="both"/>
+        <w:rPr>
+          <w:b/>
+          <w:bCs/>
+          <w:color w:val="D86DCB" w:themeColor="accent5" w:themeTint="99"/>
+          <w:sz w:val="36"/>
+          <w:szCs w:val="36"/>
+        </w:rPr>
+      </w:pPr>
+      <w:r>
+        <w:rPr>
+          <w:b/>
+          <w:bCs/>
+          <w:color w:val="D86DCB" w:themeColor="accent5" w:themeTint="99"/>
+          <w:sz w:val="36"/>
+          <w:szCs w:val="36"/>
+        </w:rPr>
+        <w:t xml:space="preserve">      : </w:t>
+      </w:r>
+      <w:proofErr w:type="spellStart"/>
+      <w:proofErr w:type="gramStart"/>
+      <w:r>
+        <w:rPr>
+          <w:b/>
+          <w:bCs/>
+          <w:color w:val="D86DCB" w:themeColor="accent5" w:themeTint="99"/>
+          <w:sz w:val="36"/>
+          <w:szCs w:val="36"/>
+        </w:rPr>
+        <w:t>RepaintBoundary</w:t>
+      </w:r>
+      <w:proofErr w:type="spellEnd"/>
+      <w:r>
+        <w:rPr>
+          <w:b/>
+          <w:bCs/>
+          <w:color w:val="D86DCB" w:themeColor="accent5" w:themeTint="99"/>
+          <w:sz w:val="36"/>
+          <w:szCs w:val="36"/>
+        </w:rPr>
+        <w:t>(</w:t>
+      </w:r>
+      <w:proofErr w:type="gramEnd"/>
+    </w:p>
+    <w:p>
+      <w:pPr>
+        <w:jc w:val="both"/>
+        <w:rPr>
+          <w:b/>
+          <w:bCs/>
+          <w:color w:val="D86DCB" w:themeColor="accent5" w:themeTint="99"/>
+          <w:sz w:val="36"/>
+          <w:szCs w:val="36"/>
+        </w:rPr>
+      </w:pPr>
+      <w:r>
+        <w:rPr>
+          <w:b/>
+          <w:bCs/>
+          <w:color w:val="D86DCB" w:themeColor="accent5" w:themeTint="99"/>
+          <w:sz w:val="36"/>
+          <w:szCs w:val="36"/>
+        </w:rPr>
+        <w:t xml:space="preserve">          key: </w:t>
+      </w:r>
+      <w:proofErr w:type="spellStart"/>
+      <w:r>
+        <w:rPr>
+          <w:b/>
+          <w:bCs/>
+          <w:color w:val="D86DCB" w:themeColor="accent5" w:themeTint="99"/>
+          <w:sz w:val="36"/>
+          <w:szCs w:val="36"/>
+        </w:rPr>
+        <w:t>ValueKey</w:t>
+      </w:r>
+      <w:proofErr w:type="spellEnd"/>
+      <w:r>
+        <w:rPr>
+          <w:b/>
+          <w:bCs/>
+          <w:color w:val="D86DCB" w:themeColor="accent5" w:themeTint="99"/>
+          <w:sz w:val="36"/>
+          <w:szCs w:val="36"/>
+        </w:rPr>
+        <w:t>('gift'),</w:t>
+      </w:r>
+    </w:p>
+    <w:p>
+      <w:pPr>
+        <w:jc w:val="both"/>
+        <w:rPr>
+          <w:b/>
+          <w:bCs/>
+          <w:color w:val="D86DCB" w:themeColor="accent5" w:themeTint="99"/>
+          <w:sz w:val="36"/>
+          <w:szCs w:val="36"/>
+        </w:rPr>
+      </w:pPr>
+      <w:r>
+        <w:rPr>
+          <w:b/>
+          <w:bCs/>
+          <w:color w:val="D86DCB" w:themeColor="accent5" w:themeTint="99"/>
+          <w:sz w:val="36"/>
+          <w:szCs w:val="36"/>
+        </w:rPr>
+        <w:t xml:space="preserve">          child: </w:t>
+      </w:r>
+      <w:proofErr w:type="spellStart"/>
+      <w:proofErr w:type="gramStart"/>
+      <w:r>
+        <w:rPr>
+          <w:b/>
+          <w:bCs/>
+          <w:color w:val="D86DCB" w:themeColor="accent5" w:themeTint="99"/>
+          <w:sz w:val="36"/>
+          <w:szCs w:val="36"/>
+        </w:rPr>
+        <w:t>GiftLottie</w:t>
+      </w:r>
+      <w:proofErr w:type="spellEnd"/>
+      <w:r>
+        <w:rPr>
+          <w:b/>
+          <w:bCs/>
+          <w:color w:val="D86DCB" w:themeColor="accent5" w:themeTint="99"/>
+          <w:sz w:val="36"/>
+          <w:szCs w:val="36"/>
+        </w:rPr>
+        <w:t>(</w:t>
+      </w:r>
+      <w:proofErr w:type="gramEnd"/>
+      <w:r>
+        <w:rPr>
+          <w:b/>
+          <w:bCs/>
+          <w:color w:val="D86DCB" w:themeColor="accent5" w:themeTint="99"/>
+          <w:sz w:val="36"/>
+          <w:szCs w:val="36"/>
+        </w:rPr>
+        <w:t>),</w:t>
+      </w:r>
+    </w:p>
+    <w:p>
+      <w:pPr>
+        <w:jc w:val="both"/>
+        <w:rPr>
+          <w:b/>
+          <w:bCs/>
+          <w:color w:val="D86DCB" w:themeColor="accent5" w:themeTint="99"/>
+          <w:sz w:val="36"/>
+          <w:szCs w:val="36"/>
+        </w:rPr>
+      </w:pPr>
+      <w:r>
+        <w:rPr>
+          <w:b/>
+          <w:bCs/>
+          <w:color w:val="D86DCB" w:themeColor="accent5" w:themeTint="99"/>
+          <w:sz w:val="36"/>
+          <w:szCs w:val="36"/>
+        </w:rPr>
         <w:lastRenderedPageBreak/>
-        <w:t xml:space="preserve">      ? </w:t>
+        <w:t xml:space="preserve">        ),</w:t>
+      </w:r>
+    </w:p>
+    <w:p>
+      <w:pPr>
+        <w:jc w:val="both"/>
+        <w:rPr>
+          <w:b/>
+          <w:bCs/>
+          <w:color w:val="D86DCB" w:themeColor="accent5" w:themeTint="99"/>
+          <w:sz w:val="36"/>
+          <w:szCs w:val="36"/>
+        </w:rPr>
+      </w:pPr>
+      <w:r>
+        <w:rPr>
+          <w:b/>
+          <w:bCs/>
+          <w:color w:val="D86DCB" w:themeColor="accent5" w:themeTint="99"/>
+          <w:sz w:val="36"/>
+          <w:szCs w:val="36"/>
+        </w:rPr>
+        <w:t>);</w:t>
+      </w:r>
+    </w:p>
+    <w:p>
+      <w:pPr>
+        <w:jc w:val="both"/>
+        <w:rPr>
+          <w:sz w:val="36"/>
+          <w:szCs w:val="36"/>
+        </w:rPr>
+      </w:pPr>
+    </w:p>
+    <w:p>
+      <w:pPr>
+        <w:jc w:val="both"/>
+        <w:rPr>
+          <w:sz w:val="36"/>
+          <w:szCs w:val="36"/>
+        </w:rPr>
+      </w:pPr>
+      <w:r>
+        <w:rPr>
+          <w:sz w:val="36"/>
+          <w:szCs w:val="36"/>
+        </w:rPr>
+        <w:t xml:space="preserve">Properties of </w:t>
+      </w:r>
+      <w:proofErr w:type="spellStart"/>
+      <w:r>
+        <w:rPr>
+          <w:sz w:val="36"/>
+          <w:szCs w:val="36"/>
+        </w:rPr>
+        <w:t>AnimatedSwitcher</w:t>
+      </w:r>
+      <w:proofErr w:type="spellEnd"/>
+      <w:r>
+        <w:rPr>
+          <w:sz w:val="36"/>
+          <w:szCs w:val="36"/>
+        </w:rPr>
+        <w:t>:</w:t>
+      </w:r>
+    </w:p>
+    <w:p>
+      <w:pPr>
+        <w:jc w:val="both"/>
+        <w:rPr>
+          <w:sz w:val="36"/>
+          <w:szCs w:val="36"/>
+        </w:rPr>
+      </w:pPr>
+      <w:r>
+        <w:rPr>
+          <w:sz w:val="36"/>
+          <w:szCs w:val="36"/>
+        </w:rPr>
+        <w:t xml:space="preserve"># </w:t>
+      </w:r>
+      <w:r>
+        <w:rPr>
+          <w:b/>
+          <w:bCs/>
+          <w:sz w:val="36"/>
+          <w:szCs w:val="36"/>
+        </w:rPr>
+        <w:t>duration:</w:t>
+      </w:r>
+      <w:r>
+        <w:rPr>
+          <w:sz w:val="36"/>
+          <w:szCs w:val="36"/>
+        </w:rPr>
+        <w:t xml:space="preserve"> total animation time</w:t>
+      </w:r>
+    </w:p>
+    <w:p>
+      <w:pPr>
+        <w:jc w:val="both"/>
+        <w:rPr>
+          <w:sz w:val="36"/>
+          <w:szCs w:val="36"/>
+        </w:rPr>
+      </w:pPr>
+      <w:r>
+        <w:rPr>
+          <w:sz w:val="36"/>
+          <w:szCs w:val="36"/>
+        </w:rPr>
+        <w:t xml:space="preserve"># </w:t>
+      </w:r>
+      <w:proofErr w:type="spellStart"/>
+      <w:r>
+        <w:rPr>
+          <w:b/>
+          <w:bCs/>
+          <w:sz w:val="36"/>
+          <w:szCs w:val="36"/>
+        </w:rPr>
+        <w:t>switchInCurve</w:t>
+      </w:r>
+      <w:proofErr w:type="spellEnd"/>
+      <w:r>
+        <w:rPr>
+          <w:b/>
+          <w:bCs/>
+          <w:sz w:val="36"/>
+          <w:szCs w:val="36"/>
+        </w:rPr>
+        <w:t xml:space="preserve">: </w:t>
+      </w:r>
+      <w:r>
+        <w:rPr>
+          <w:sz w:val="36"/>
+          <w:szCs w:val="36"/>
+        </w:rPr>
+        <w:t>new widget entrance motion</w:t>
+      </w:r>
+    </w:p>
+    <w:p>
+      <w:pPr>
+        <w:jc w:val="both"/>
+        <w:rPr>
+          <w:sz w:val="36"/>
+          <w:szCs w:val="36"/>
+        </w:rPr>
+      </w:pPr>
+      <w:r>
+        <w:rPr>
+          <w:sz w:val="36"/>
+          <w:szCs w:val="36"/>
+        </w:rPr>
+        <w:t xml:space="preserve"># </w:t>
+      </w:r>
+      <w:proofErr w:type="spellStart"/>
+      <w:r>
+        <w:rPr>
+          <w:b/>
+          <w:bCs/>
+          <w:sz w:val="36"/>
+          <w:szCs w:val="36"/>
+        </w:rPr>
+        <w:t>switchOutCurve</w:t>
+      </w:r>
+      <w:proofErr w:type="spellEnd"/>
+      <w:r>
+        <w:rPr>
+          <w:b/>
+          <w:bCs/>
+          <w:sz w:val="36"/>
+          <w:szCs w:val="36"/>
+        </w:rPr>
+        <w:t>:</w:t>
+      </w:r>
+      <w:r>
+        <w:rPr>
+          <w:sz w:val="36"/>
+          <w:szCs w:val="36"/>
+        </w:rPr>
+        <w:t xml:space="preserve"> old widget exit motion</w:t>
+      </w:r>
+    </w:p>
+    <w:p>
+      <w:pPr>
+        <w:jc w:val="both"/>
+        <w:rPr>
+          <w:sz w:val="36"/>
+          <w:szCs w:val="36"/>
+        </w:rPr>
+      </w:pPr>
+      <w:r>
+        <w:rPr>
+          <w:sz w:val="36"/>
+          <w:szCs w:val="36"/>
+        </w:rPr>
+        <w:t xml:space="preserve"># </w:t>
+      </w:r>
+      <w:proofErr w:type="spellStart"/>
+      <w:r>
+        <w:rPr>
+          <w:sz w:val="36"/>
+          <w:szCs w:val="36"/>
+        </w:rPr>
+        <w:t>l</w:t>
+      </w:r>
+      <w:r>
+        <w:rPr>
+          <w:b/>
+          <w:bCs/>
+          <w:sz w:val="36"/>
+          <w:szCs w:val="36"/>
+        </w:rPr>
+        <w:t>ayoutBuilder</w:t>
+      </w:r>
+      <w:proofErr w:type="spellEnd"/>
+      <w:r>
+        <w:rPr>
+          <w:b/>
+          <w:bCs/>
+          <w:sz w:val="36"/>
+          <w:szCs w:val="36"/>
+        </w:rPr>
+        <w:t>:</w:t>
+      </w:r>
+      <w:r>
+        <w:rPr>
+          <w:sz w:val="36"/>
+          <w:szCs w:val="36"/>
+        </w:rPr>
+        <w:t xml:space="preserve"> controls how </w:t>
+      </w:r>
+      <w:proofErr w:type="spellStart"/>
+      <w:r>
+        <w:rPr>
+          <w:sz w:val="36"/>
+          <w:szCs w:val="36"/>
+        </w:rPr>
+        <w:t>widets</w:t>
+      </w:r>
+      <w:proofErr w:type="spellEnd"/>
+      <w:r>
+        <w:rPr>
+          <w:sz w:val="36"/>
+          <w:szCs w:val="36"/>
+        </w:rPr>
+        <w:t xml:space="preserve"> overlap during transition. By default its alignment </w:t>
       </w:r>
       <w:proofErr w:type="gramStart"/>
       <w:r>
         <w:rPr>
-          <w:b/>
-          <w:bCs/>
-          <w:color w:val="D86DCB" w:themeColor="accent5" w:themeTint="99"/>
-          <w:sz w:val="36"/>
-          <w:szCs w:val="36"/>
-        </w:rPr>
-        <w:t>Text(</w:t>
+          <w:sz w:val="36"/>
+          <w:szCs w:val="36"/>
+        </w:rPr>
+        <w:t>= .center</w:t>
       </w:r>
       <w:proofErr w:type="gramEnd"/>
-      <w:r>
-        <w:rPr>
-          <w:b/>
-          <w:bCs/>
-          <w:color w:val="D86DCB" w:themeColor="accent5" w:themeTint="99"/>
-          <w:sz w:val="36"/>
-          <w:szCs w:val="36"/>
-        </w:rPr>
-        <w:t>'</w:t>
-      </w:r>
-      <w:r>
-        <w:rPr>
-          <w:rFonts w:ascii="Segoe UI Emoji" w:hAnsi="Segoe UI Emoji" w:cs="Segoe UI Emoji"/>
-          <w:b/>
-          <w:bCs/>
-          <w:color w:val="D86DCB" w:themeColor="accent5" w:themeTint="99"/>
-          <w:sz w:val="36"/>
-          <w:szCs w:val="36"/>
-        </w:rPr>
-        <w:t>🎂</w:t>
-      </w:r>
-      <w:r>
-        <w:rPr>
-          <w:b/>
-          <w:bCs/>
-          <w:color w:val="D86DCB" w:themeColor="accent5" w:themeTint="99"/>
-          <w:sz w:val="36"/>
-          <w:szCs w:val="36"/>
-        </w:rPr>
-        <w:t>')</w:t>
-      </w:r>
-    </w:p>
-    <w:p>
-      <w:pPr>
-        <w:jc w:val="both"/>
-        <w:rPr>
-          <w:b/>
-          <w:bCs/>
-          <w:color w:val="D86DCB" w:themeColor="accent5" w:themeTint="99"/>
-          <w:sz w:val="36"/>
-          <w:szCs w:val="36"/>
-        </w:rPr>
-      </w:pPr>
-      <w:r>
-        <w:rPr>
-          <w:b/>
-          <w:bCs/>
-          <w:color w:val="D86DCB" w:themeColor="accent5" w:themeTint="99"/>
-          <w:sz w:val="36"/>
-          <w:szCs w:val="36"/>
-        </w:rPr>
-        <w:t xml:space="preserve">      : </w:t>
-      </w:r>
+    </w:p>
+    <w:p>
+      <w:pPr>
+        <w:jc w:val="both"/>
+        <w:rPr>
+          <w:sz w:val="36"/>
+          <w:szCs w:val="36"/>
+        </w:rPr>
+      </w:pPr>
+      <w:r>
+        <w:rPr>
+          <w:sz w:val="36"/>
+          <w:szCs w:val="36"/>
+        </w:rPr>
+        <w:t xml:space="preserve"># </w:t>
+      </w:r>
+      <w:proofErr w:type="spellStart"/>
+      <w:r>
+        <w:rPr>
+          <w:b/>
+          <w:bCs/>
+          <w:sz w:val="36"/>
+          <w:szCs w:val="36"/>
+        </w:rPr>
+        <w:t>transitionBuilder</w:t>
+      </w:r>
+      <w:proofErr w:type="spellEnd"/>
+      <w:r>
+        <w:rPr>
+          <w:b/>
+          <w:bCs/>
+          <w:sz w:val="36"/>
+          <w:szCs w:val="36"/>
+        </w:rPr>
+        <w:t>:</w:t>
+      </w:r>
+      <w:r>
+        <w:rPr>
+          <w:sz w:val="36"/>
+          <w:szCs w:val="36"/>
+        </w:rPr>
+        <w:t xml:space="preserve"> (MOST POWERFUL)</w:t>
+      </w:r>
+      <w:r>
+        <w:rPr>
+          <w:sz w:val="36"/>
+          <w:szCs w:val="36"/>
+        </w:rPr>
+        <w:t xml:space="preserve"> t</w:t>
+      </w:r>
+      <w:r>
+        <w:rPr>
+          <w:sz w:val="36"/>
+          <w:szCs w:val="36"/>
+        </w:rPr>
+        <w:t>his defines how widgets animate.</w:t>
+      </w:r>
+      <w:r>
+        <w:rPr>
+          <w:sz w:val="36"/>
+          <w:szCs w:val="36"/>
+        </w:rPr>
+        <w:t xml:space="preserve"> </w:t>
+      </w:r>
+      <w:r>
+        <w:rPr>
+          <w:sz w:val="36"/>
+          <w:szCs w:val="36"/>
+        </w:rPr>
+        <w:t>Default animation = Fade</w:t>
+      </w:r>
+    </w:p>
+    <w:p>
+      <w:pPr>
+        <w:jc w:val="both"/>
+        <w:rPr>
+          <w:b/>
+          <w:bCs/>
+          <w:color w:val="D86DCB" w:themeColor="accent5" w:themeTint="99"/>
+          <w:sz w:val="36"/>
+          <w:szCs w:val="36"/>
+        </w:rPr>
+      </w:pPr>
+      <w:proofErr w:type="spellStart"/>
       <w:proofErr w:type="gramStart"/>
       <w:r>
         <w:rPr>
@@ -5104,86 +6109,374 @@
           <w:sz w:val="36"/>
           <w:szCs w:val="36"/>
         </w:rPr>
-        <w:t>Text(</w:t>
+        <w:t>AnimatedSwitcher</w:t>
+      </w:r>
+      <w:proofErr w:type="spellEnd"/>
+      <w:r>
+        <w:rPr>
+          <w:b/>
+          <w:bCs/>
+          <w:color w:val="D86DCB" w:themeColor="accent5" w:themeTint="99"/>
+          <w:sz w:val="36"/>
+          <w:szCs w:val="36"/>
+        </w:rPr>
+        <w:t>(</w:t>
       </w:r>
       <w:proofErr w:type="gramEnd"/>
-      <w:r>
-        <w:rPr>
-          <w:b/>
-          <w:bCs/>
-          <w:color w:val="D86DCB" w:themeColor="accent5" w:themeTint="99"/>
-          <w:sz w:val="36"/>
-          <w:szCs w:val="36"/>
-        </w:rPr>
-        <w:t>'</w:t>
-      </w:r>
-      <w:r>
-        <w:rPr>
-          <w:rFonts w:ascii="Segoe UI Emoji" w:hAnsi="Segoe UI Emoji" w:cs="Segoe UI Emoji"/>
-          <w:b/>
-          <w:bCs/>
-          <w:color w:val="D86DCB" w:themeColor="accent5" w:themeTint="99"/>
-          <w:sz w:val="36"/>
-          <w:szCs w:val="36"/>
-        </w:rPr>
-        <w:t>🎁</w:t>
-      </w:r>
-      <w:r>
-        <w:rPr>
-          <w:b/>
-          <w:bCs/>
-          <w:color w:val="D86DCB" w:themeColor="accent5" w:themeTint="99"/>
-          <w:sz w:val="36"/>
-          <w:szCs w:val="36"/>
-        </w:rPr>
-        <w:t>'),</w:t>
-      </w:r>
-    </w:p>
-    <w:p>
-      <w:pPr>
-        <w:jc w:val="both"/>
-        <w:rPr>
-          <w:b/>
-          <w:bCs/>
-          <w:color w:val="D86DCB" w:themeColor="accent5" w:themeTint="99"/>
-          <w:sz w:val="36"/>
-          <w:szCs w:val="36"/>
-        </w:rPr>
-      </w:pPr>
-      <w:r>
-        <w:rPr>
-          <w:b/>
-          <w:bCs/>
-          <w:color w:val="D86DCB" w:themeColor="accent5" w:themeTint="99"/>
-          <w:sz w:val="36"/>
-          <w:szCs w:val="36"/>
-        </w:rPr>
-        <w:t>);</w:t>
-      </w:r>
-    </w:p>
-    <w:p>
-      <w:pPr>
-        <w:jc w:val="both"/>
-        <w:rPr>
-          <w:sz w:val="36"/>
-          <w:szCs w:val="36"/>
-        </w:rPr>
-      </w:pPr>
-    </w:p>
-    <w:p>
-      <w:pPr>
-        <w:jc w:val="both"/>
-        <w:rPr>
-          <w:sz w:val="36"/>
-          <w:szCs w:val="36"/>
-        </w:rPr>
-      </w:pPr>
-      <w:r>
-        <w:rPr>
-          <w:sz w:val="36"/>
-          <w:szCs w:val="36"/>
-        </w:rPr>
-        <w:t xml:space="preserve">Key in </w:t>
+    </w:p>
+    <w:p>
+      <w:pPr>
+        <w:jc w:val="both"/>
+        <w:rPr>
+          <w:b/>
+          <w:bCs/>
+          <w:color w:val="D86DCB" w:themeColor="accent5" w:themeTint="99"/>
+          <w:sz w:val="36"/>
+          <w:szCs w:val="36"/>
+        </w:rPr>
+      </w:pPr>
+      <w:r>
+        <w:rPr>
+          <w:b/>
+          <w:bCs/>
+          <w:color w:val="D86DCB" w:themeColor="accent5" w:themeTint="99"/>
+          <w:sz w:val="36"/>
+          <w:szCs w:val="36"/>
+        </w:rPr>
+        <w:t xml:space="preserve">          duration: const </w:t>
+      </w:r>
+      <w:proofErr w:type="gramStart"/>
+      <w:r>
+        <w:rPr>
+          <w:b/>
+          <w:bCs/>
+          <w:color w:val="D86DCB" w:themeColor="accent5" w:themeTint="99"/>
+          <w:sz w:val="36"/>
+          <w:szCs w:val="36"/>
+        </w:rPr>
+        <w:t>Duration(</w:t>
+      </w:r>
+      <w:proofErr w:type="gramEnd"/>
+      <w:r>
+        <w:rPr>
+          <w:b/>
+          <w:bCs/>
+          <w:color w:val="D86DCB" w:themeColor="accent5" w:themeTint="99"/>
+          <w:sz w:val="36"/>
+          <w:szCs w:val="36"/>
+        </w:rPr>
+        <w:t>milliseconds: 600),</w:t>
+      </w:r>
+    </w:p>
+    <w:p>
+      <w:pPr>
+        <w:jc w:val="both"/>
+        <w:rPr>
+          <w:b/>
+          <w:bCs/>
+          <w:color w:val="D86DCB" w:themeColor="accent5" w:themeTint="99"/>
+          <w:sz w:val="36"/>
+          <w:szCs w:val="36"/>
+        </w:rPr>
+      </w:pPr>
+      <w:r>
+        <w:rPr>
+          <w:b/>
+          <w:bCs/>
+          <w:color w:val="D86DCB" w:themeColor="accent5" w:themeTint="99"/>
+          <w:sz w:val="36"/>
+          <w:szCs w:val="36"/>
+        </w:rPr>
+        <w:t xml:space="preserve">          </w:t>
+      </w:r>
+      <w:proofErr w:type="spellStart"/>
+      <w:r>
+        <w:rPr>
+          <w:b/>
+          <w:bCs/>
+          <w:color w:val="D86DCB" w:themeColor="accent5" w:themeTint="99"/>
+          <w:sz w:val="36"/>
+          <w:szCs w:val="36"/>
+        </w:rPr>
+        <w:t>switchInCurve</w:t>
+      </w:r>
+      <w:proofErr w:type="spellEnd"/>
+      <w:r>
+        <w:rPr>
+          <w:b/>
+          <w:bCs/>
+          <w:color w:val="D86DCB" w:themeColor="accent5" w:themeTint="99"/>
+          <w:sz w:val="36"/>
+          <w:szCs w:val="36"/>
+        </w:rPr>
+        <w:t xml:space="preserve">: </w:t>
+      </w:r>
+      <w:proofErr w:type="spellStart"/>
+      <w:r>
+        <w:rPr>
+          <w:b/>
+          <w:bCs/>
+          <w:color w:val="D86DCB" w:themeColor="accent5" w:themeTint="99"/>
+          <w:sz w:val="36"/>
+          <w:szCs w:val="36"/>
+        </w:rPr>
+        <w:t>Curves.easeIn</w:t>
+      </w:r>
+      <w:proofErr w:type="spellEnd"/>
+      <w:r>
+        <w:rPr>
+          <w:b/>
+          <w:bCs/>
+          <w:color w:val="D86DCB" w:themeColor="accent5" w:themeTint="99"/>
+          <w:sz w:val="36"/>
+          <w:szCs w:val="36"/>
+        </w:rPr>
+        <w:t>,</w:t>
+      </w:r>
+    </w:p>
+    <w:p>
+      <w:pPr>
+        <w:jc w:val="both"/>
+        <w:rPr>
+          <w:b/>
+          <w:bCs/>
+          <w:color w:val="D86DCB" w:themeColor="accent5" w:themeTint="99"/>
+          <w:sz w:val="36"/>
+          <w:szCs w:val="36"/>
+        </w:rPr>
+      </w:pPr>
+      <w:r>
+        <w:rPr>
+          <w:b/>
+          <w:bCs/>
+          <w:color w:val="D86DCB" w:themeColor="accent5" w:themeTint="99"/>
+          <w:sz w:val="36"/>
+          <w:szCs w:val="36"/>
+        </w:rPr>
+        <w:t xml:space="preserve">          </w:t>
+      </w:r>
+      <w:proofErr w:type="spellStart"/>
+      <w:r>
+        <w:rPr>
+          <w:b/>
+          <w:bCs/>
+          <w:color w:val="D86DCB" w:themeColor="accent5" w:themeTint="99"/>
+          <w:sz w:val="36"/>
+          <w:szCs w:val="36"/>
+        </w:rPr>
+        <w:t>switchOutCurve</w:t>
+      </w:r>
+      <w:proofErr w:type="spellEnd"/>
+      <w:r>
+        <w:rPr>
+          <w:b/>
+          <w:bCs/>
+          <w:color w:val="D86DCB" w:themeColor="accent5" w:themeTint="99"/>
+          <w:sz w:val="36"/>
+          <w:szCs w:val="36"/>
+        </w:rPr>
+        <w:t xml:space="preserve">: </w:t>
+      </w:r>
+      <w:proofErr w:type="spellStart"/>
+      <w:r>
+        <w:rPr>
+          <w:b/>
+          <w:bCs/>
+          <w:color w:val="D86DCB" w:themeColor="accent5" w:themeTint="99"/>
+          <w:sz w:val="36"/>
+          <w:szCs w:val="36"/>
+        </w:rPr>
+        <w:t>Curves.easeOut</w:t>
+      </w:r>
+      <w:proofErr w:type="spellEnd"/>
+      <w:r>
+        <w:rPr>
+          <w:b/>
+          <w:bCs/>
+          <w:color w:val="D86DCB" w:themeColor="accent5" w:themeTint="99"/>
+          <w:sz w:val="36"/>
+          <w:szCs w:val="36"/>
+        </w:rPr>
+        <w:t>,</w:t>
+      </w:r>
+    </w:p>
+    <w:p>
+      <w:pPr>
+        <w:jc w:val="both"/>
+        <w:rPr>
+          <w:b/>
+          <w:bCs/>
+          <w:color w:val="D86DCB" w:themeColor="accent5" w:themeTint="99"/>
+          <w:sz w:val="36"/>
+          <w:szCs w:val="36"/>
+        </w:rPr>
+      </w:pPr>
+      <w:r>
+        <w:rPr>
+          <w:b/>
+          <w:bCs/>
+          <w:color w:val="D86DCB" w:themeColor="accent5" w:themeTint="99"/>
+          <w:sz w:val="36"/>
+          <w:szCs w:val="36"/>
+        </w:rPr>
+        <w:t xml:space="preserve">          </w:t>
+      </w:r>
+      <w:proofErr w:type="spellStart"/>
+      <w:r>
+        <w:rPr>
+          <w:b/>
+          <w:bCs/>
+          <w:color w:val="D86DCB" w:themeColor="accent5" w:themeTint="99"/>
+          <w:sz w:val="36"/>
+          <w:szCs w:val="36"/>
+        </w:rPr>
+        <w:t>layoutBuilder</w:t>
+      </w:r>
+      <w:proofErr w:type="spellEnd"/>
+      <w:r>
+        <w:rPr>
+          <w:b/>
+          <w:bCs/>
+          <w:color w:val="D86DCB" w:themeColor="accent5" w:themeTint="99"/>
+          <w:sz w:val="36"/>
+          <w:szCs w:val="36"/>
+        </w:rPr>
+        <w:t>: (</w:t>
+      </w:r>
+      <w:proofErr w:type="spellStart"/>
+      <w:r>
+        <w:rPr>
+          <w:b/>
+          <w:bCs/>
+          <w:color w:val="D86DCB" w:themeColor="accent5" w:themeTint="99"/>
+          <w:sz w:val="36"/>
+          <w:szCs w:val="36"/>
+        </w:rPr>
+        <w:t>currentChild</w:t>
+      </w:r>
+      <w:proofErr w:type="spellEnd"/>
+      <w:r>
+        <w:rPr>
+          <w:b/>
+          <w:bCs/>
+          <w:color w:val="D86DCB" w:themeColor="accent5" w:themeTint="99"/>
+          <w:sz w:val="36"/>
+          <w:szCs w:val="36"/>
+        </w:rPr>
+        <w:t xml:space="preserve">, </w:t>
+      </w:r>
+      <w:proofErr w:type="spellStart"/>
+      <w:r>
+        <w:rPr>
+          <w:b/>
+          <w:bCs/>
+          <w:color w:val="D86DCB" w:themeColor="accent5" w:themeTint="99"/>
+          <w:sz w:val="36"/>
+          <w:szCs w:val="36"/>
+        </w:rPr>
+        <w:t>previousChildren</w:t>
+      </w:r>
+      <w:proofErr w:type="spellEnd"/>
+      <w:r>
+        <w:rPr>
+          <w:b/>
+          <w:bCs/>
+          <w:color w:val="D86DCB" w:themeColor="accent5" w:themeTint="99"/>
+          <w:sz w:val="36"/>
+          <w:szCs w:val="36"/>
+        </w:rPr>
+        <w:t xml:space="preserve">) =&gt; </w:t>
+      </w:r>
+    </w:p>
+    <w:p>
+      <w:pPr>
+        <w:jc w:val="both"/>
+        <w:rPr>
+          <w:b/>
+          <w:bCs/>
+          <w:color w:val="D86DCB" w:themeColor="accent5" w:themeTint="99"/>
+          <w:sz w:val="36"/>
+          <w:szCs w:val="36"/>
+        </w:rPr>
+      </w:pPr>
+      <w:r>
+        <w:rPr>
+          <w:b/>
+          <w:bCs/>
+          <w:color w:val="D86DCB" w:themeColor="accent5" w:themeTint="99"/>
+          <w:sz w:val="36"/>
+          <w:szCs w:val="36"/>
+        </w:rPr>
+        <w:t xml:space="preserve">              </w:t>
+      </w:r>
+      <w:proofErr w:type="gramStart"/>
+      <w:r>
+        <w:rPr>
+          <w:b/>
+          <w:bCs/>
+          <w:color w:val="D86DCB" w:themeColor="accent5" w:themeTint="99"/>
+          <w:sz w:val="36"/>
+          <w:szCs w:val="36"/>
+        </w:rPr>
+        <w:t>Stack(</w:t>
+      </w:r>
+      <w:proofErr w:type="gramEnd"/>
+      <w:r>
+        <w:rPr>
+          <w:b/>
+          <w:bCs/>
+          <w:color w:val="D86DCB" w:themeColor="accent5" w:themeTint="99"/>
+          <w:sz w:val="36"/>
+          <w:szCs w:val="36"/>
+        </w:rPr>
+        <w:t>alignment: .center),</w:t>
+      </w:r>
+    </w:p>
+    <w:p>
+      <w:pPr>
+        <w:jc w:val="both"/>
+        <w:rPr>
+          <w:b/>
+          <w:bCs/>
+          <w:color w:val="D86DCB" w:themeColor="accent5" w:themeTint="99"/>
+          <w:sz w:val="36"/>
+          <w:szCs w:val="36"/>
+        </w:rPr>
+      </w:pPr>
+      <w:r>
+        <w:rPr>
+          <w:b/>
+          <w:bCs/>
+          <w:color w:val="D86DCB" w:themeColor="accent5" w:themeTint="99"/>
+          <w:sz w:val="36"/>
+          <w:szCs w:val="36"/>
+        </w:rPr>
+        <w:t xml:space="preserve">         …</w:t>
+      </w:r>
+    </w:p>
+    <w:p>
+      <w:pPr>
+        <w:jc w:val="both"/>
+        <w:rPr>
+          <w:sz w:val="36"/>
+          <w:szCs w:val="36"/>
+        </w:rPr>
+      </w:pPr>
+    </w:p>
+    <w:p>
+      <w:pPr>
+        <w:jc w:val="both"/>
+        <w:rPr>
+          <w:sz w:val="36"/>
+          <w:szCs w:val="36"/>
+        </w:rPr>
+      </w:pPr>
+      <w:r>
+        <w:rPr>
+          <w:sz w:val="36"/>
+          <w:szCs w:val="36"/>
+        </w:rPr>
+        <w:t xml:space="preserve">Custom Transitions for </w:t>
       </w:r>
       <w:proofErr w:type="spellStart"/>
       <w:r>
@@ -5199,54 +6492,81 @@
           <w:sz w:val="36"/>
           <w:szCs w:val="36"/>
         </w:rPr>
-        <w:t xml:space="preserve"> (Important):</w:t>
-      </w:r>
-    </w:p>
-    <w:p>
-      <w:pPr>
-        <w:jc w:val="both"/>
-        <w:rPr>
-          <w:sz w:val="36"/>
-          <w:szCs w:val="36"/>
-        </w:rPr>
-      </w:pPr>
-      <w:r>
-        <w:rPr>
-          <w:sz w:val="36"/>
-          <w:szCs w:val="36"/>
-        </w:rPr>
-        <w:t xml:space="preserve"># </w:t>
-      </w:r>
-      <w:proofErr w:type="spellStart"/>
-      <w:r>
-        <w:rPr>
-          <w:b/>
-          <w:bCs/>
-          <w:sz w:val="36"/>
-          <w:szCs w:val="36"/>
-        </w:rPr>
-        <w:t>AnimatedSwitcher</w:t>
-      </w:r>
-      <w:proofErr w:type="spellEnd"/>
-      <w:r>
-        <w:rPr>
-          <w:sz w:val="36"/>
-          <w:szCs w:val="36"/>
-        </w:rPr>
-        <w:t xml:space="preserve"> decides is this a new widget or the same widget, it uses Key to decide. Without this there will be no animation</w:t>
-      </w:r>
-    </w:p>
-    <w:p>
-      <w:pPr>
-        <w:jc w:val="both"/>
-        <w:rPr>
-          <w:b/>
-          <w:bCs/>
-          <w:color w:val="D86DCB" w:themeColor="accent5" w:themeTint="99"/>
-          <w:sz w:val="36"/>
-          <w:szCs w:val="36"/>
-        </w:rPr>
-      </w:pPr>
+        <w:t>:</w:t>
+      </w:r>
+    </w:p>
+    <w:p>
+      <w:pPr>
+        <w:jc w:val="both"/>
+        <w:rPr>
+          <w:sz w:val="36"/>
+          <w:szCs w:val="36"/>
+        </w:rPr>
+      </w:pPr>
+      <w:r>
+        <w:rPr>
+          <w:sz w:val="36"/>
+          <w:szCs w:val="36"/>
+        </w:rPr>
+        <w:t># Fade + Scale</w:t>
+      </w:r>
+    </w:p>
+    <w:p>
+      <w:pPr>
+        <w:jc w:val="both"/>
+        <w:rPr>
+          <w:b/>
+          <w:bCs/>
+          <w:color w:val="D86DCB" w:themeColor="accent5" w:themeTint="99"/>
+          <w:sz w:val="36"/>
+          <w:szCs w:val="36"/>
+        </w:rPr>
+      </w:pPr>
+      <w:proofErr w:type="spellStart"/>
+      <w:r>
+        <w:rPr>
+          <w:b/>
+          <w:bCs/>
+          <w:color w:val="D86DCB" w:themeColor="accent5" w:themeTint="99"/>
+          <w:sz w:val="36"/>
+          <w:szCs w:val="36"/>
+        </w:rPr>
+        <w:lastRenderedPageBreak/>
+        <w:t>transitionBuilder</w:t>
+      </w:r>
+      <w:proofErr w:type="spellEnd"/>
+      <w:r>
+        <w:rPr>
+          <w:b/>
+          <w:bCs/>
+          <w:color w:val="D86DCB" w:themeColor="accent5" w:themeTint="99"/>
+          <w:sz w:val="36"/>
+          <w:szCs w:val="36"/>
+        </w:rPr>
+        <w:t>: (child, animation) {</w:t>
+      </w:r>
+    </w:p>
+    <w:p>
+      <w:pPr>
+        <w:jc w:val="both"/>
+        <w:rPr>
+          <w:b/>
+          <w:bCs/>
+          <w:color w:val="D86DCB" w:themeColor="accent5" w:themeTint="99"/>
+          <w:sz w:val="36"/>
+          <w:szCs w:val="36"/>
+        </w:rPr>
+      </w:pPr>
+      <w:r>
+        <w:rPr>
+          <w:b/>
+          <w:bCs/>
+          <w:color w:val="D86DCB" w:themeColor="accent5" w:themeTint="99"/>
+          <w:sz w:val="36"/>
+          <w:szCs w:val="36"/>
+        </w:rPr>
+        <w:t xml:space="preserve">    return </w:t>
+      </w:r>
       <w:proofErr w:type="spellStart"/>
       <w:proofErr w:type="gramStart"/>
       <w:r>
@@ -5257,7 +6577,7 @@
           <w:sz w:val="36"/>
           <w:szCs w:val="36"/>
         </w:rPr>
-        <w:t>AnimatedSwitcher</w:t>
+        <w:t>ScaleTransition</w:t>
       </w:r>
       <w:proofErr w:type="spellEnd"/>
       <w:r>
@@ -5291,8 +6611,31 @@
           <w:sz w:val="36"/>
           <w:szCs w:val="36"/>
         </w:rPr>
-        <w:t xml:space="preserve">  duration: </w:t>
-      </w:r>
+        <w:t xml:space="preserve">      scale: animation,</w:t>
+      </w:r>
+    </w:p>
+    <w:p>
+      <w:pPr>
+        <w:jc w:val="both"/>
+        <w:rPr>
+          <w:b/>
+          <w:bCs/>
+          <w:color w:val="D86DCB" w:themeColor="accent5" w:themeTint="99"/>
+          <w:sz w:val="36"/>
+          <w:szCs w:val="36"/>
+        </w:rPr>
+      </w:pPr>
+      <w:r>
+        <w:rPr>
+          <w:b/>
+          <w:bCs/>
+          <w:color w:val="D86DCB" w:themeColor="accent5" w:themeTint="99"/>
+          <w:sz w:val="36"/>
+          <w:szCs w:val="36"/>
+        </w:rPr>
+        <w:t xml:space="preserve">      child: </w:t>
+      </w:r>
+      <w:proofErr w:type="spellStart"/>
       <w:proofErr w:type="gramStart"/>
       <w:r>
         <w:rPr>
@@ -5302,76 +6645,202 @@
           <w:sz w:val="36"/>
           <w:szCs w:val="36"/>
         </w:rPr>
-        <w:t>Duration(</w:t>
+        <w:t>FadeTransition</w:t>
+      </w:r>
+      <w:proofErr w:type="spellEnd"/>
+      <w:r>
+        <w:rPr>
+          <w:b/>
+          <w:bCs/>
+          <w:color w:val="D86DCB" w:themeColor="accent5" w:themeTint="99"/>
+          <w:sz w:val="36"/>
+          <w:szCs w:val="36"/>
+        </w:rPr>
+        <w:t>(</w:t>
       </w:r>
       <w:proofErr w:type="gramEnd"/>
-      <w:r>
-        <w:rPr>
-          <w:b/>
-          <w:bCs/>
-          <w:color w:val="D86DCB" w:themeColor="accent5" w:themeTint="99"/>
-          <w:sz w:val="36"/>
-          <w:szCs w:val="36"/>
-        </w:rPr>
-        <w:t>milliseconds: 700),</w:t>
-      </w:r>
-    </w:p>
-    <w:p>
-      <w:pPr>
-        <w:jc w:val="both"/>
-        <w:rPr>
-          <w:b/>
-          <w:bCs/>
-          <w:color w:val="D86DCB" w:themeColor="accent5" w:themeTint="99"/>
-          <w:sz w:val="36"/>
-          <w:szCs w:val="36"/>
-        </w:rPr>
-      </w:pPr>
-      <w:r>
-        <w:rPr>
-          <w:b/>
-          <w:bCs/>
-          <w:color w:val="D86DCB" w:themeColor="accent5" w:themeTint="99"/>
-          <w:sz w:val="36"/>
-          <w:szCs w:val="36"/>
-        </w:rPr>
-        <w:t xml:space="preserve">  child: </w:t>
-      </w:r>
-      <w:proofErr w:type="spellStart"/>
-      <w:r>
-        <w:rPr>
-          <w:b/>
-          <w:bCs/>
-          <w:color w:val="D86DCB" w:themeColor="accent5" w:themeTint="99"/>
-          <w:sz w:val="36"/>
-          <w:szCs w:val="36"/>
-        </w:rPr>
-        <w:t>isTapped</w:t>
-      </w:r>
-      <w:proofErr w:type="spellEnd"/>
-    </w:p>
-    <w:p>
-      <w:pPr>
-        <w:jc w:val="both"/>
-        <w:rPr>
-          <w:b/>
-          <w:bCs/>
-          <w:color w:val="D86DCB" w:themeColor="accent5" w:themeTint="99"/>
-          <w:sz w:val="36"/>
-          <w:szCs w:val="36"/>
-        </w:rPr>
-      </w:pPr>
-      <w:r>
-        <w:rPr>
-          <w:b/>
-          <w:bCs/>
-          <w:color w:val="D86DCB" w:themeColor="accent5" w:themeTint="99"/>
-          <w:sz w:val="36"/>
-          <w:szCs w:val="36"/>
-        </w:rPr>
-        <w:t xml:space="preserve">      ? </w:t>
-      </w:r>
-      <w:proofErr w:type="spellStart"/>
+    </w:p>
+    <w:p>
+      <w:pPr>
+        <w:jc w:val="both"/>
+        <w:rPr>
+          <w:b/>
+          <w:bCs/>
+          <w:color w:val="D86DCB" w:themeColor="accent5" w:themeTint="99"/>
+          <w:sz w:val="36"/>
+          <w:szCs w:val="36"/>
+        </w:rPr>
+      </w:pPr>
+      <w:r>
+        <w:rPr>
+          <w:b/>
+          <w:bCs/>
+          <w:color w:val="D86DCB" w:themeColor="accent5" w:themeTint="99"/>
+          <w:sz w:val="36"/>
+          <w:szCs w:val="36"/>
+        </w:rPr>
+        <w:t xml:space="preserve">        opacity: animation,</w:t>
+      </w:r>
+    </w:p>
+    <w:p>
+      <w:pPr>
+        <w:jc w:val="both"/>
+        <w:rPr>
+          <w:b/>
+          <w:bCs/>
+          <w:color w:val="D86DCB" w:themeColor="accent5" w:themeTint="99"/>
+          <w:sz w:val="36"/>
+          <w:szCs w:val="36"/>
+        </w:rPr>
+      </w:pPr>
+      <w:r>
+        <w:rPr>
+          <w:b/>
+          <w:bCs/>
+          <w:color w:val="D86DCB" w:themeColor="accent5" w:themeTint="99"/>
+          <w:sz w:val="36"/>
+          <w:szCs w:val="36"/>
+        </w:rPr>
+        <w:t xml:space="preserve">        child: child,</w:t>
+      </w:r>
+    </w:p>
+    <w:p>
+      <w:pPr>
+        <w:jc w:val="both"/>
+        <w:rPr>
+          <w:b/>
+          <w:bCs/>
+          <w:color w:val="D86DCB" w:themeColor="accent5" w:themeTint="99"/>
+          <w:sz w:val="36"/>
+          <w:szCs w:val="36"/>
+        </w:rPr>
+      </w:pPr>
+      <w:r>
+        <w:rPr>
+          <w:b/>
+          <w:bCs/>
+          <w:color w:val="D86DCB" w:themeColor="accent5" w:themeTint="99"/>
+          <w:sz w:val="36"/>
+          <w:szCs w:val="36"/>
+        </w:rPr>
+        <w:t xml:space="preserve">      ),</w:t>
+      </w:r>
+    </w:p>
+    <w:p>
+      <w:pPr>
+        <w:jc w:val="both"/>
+        <w:rPr>
+          <w:b/>
+          <w:bCs/>
+          <w:color w:val="D86DCB" w:themeColor="accent5" w:themeTint="99"/>
+          <w:sz w:val="36"/>
+          <w:szCs w:val="36"/>
+        </w:rPr>
+      </w:pPr>
+      <w:r>
+        <w:rPr>
+          <w:b/>
+          <w:bCs/>
+          <w:color w:val="D86DCB" w:themeColor="accent5" w:themeTint="99"/>
+          <w:sz w:val="36"/>
+          <w:szCs w:val="36"/>
+        </w:rPr>
+        <w:t xml:space="preserve">    );</w:t>
+      </w:r>
+    </w:p>
+    <w:p>
+      <w:pPr>
+        <w:jc w:val="both"/>
+        <w:rPr>
+          <w:b/>
+          <w:bCs/>
+          <w:color w:val="D86DCB" w:themeColor="accent5" w:themeTint="99"/>
+          <w:sz w:val="36"/>
+          <w:szCs w:val="36"/>
+        </w:rPr>
+      </w:pPr>
+      <w:r>
+        <w:rPr>
+          <w:b/>
+          <w:bCs/>
+          <w:color w:val="D86DCB" w:themeColor="accent5" w:themeTint="99"/>
+          <w:sz w:val="36"/>
+          <w:szCs w:val="36"/>
+        </w:rPr>
+        <w:t xml:space="preserve">  },</w:t>
+      </w:r>
+    </w:p>
+    <w:p>
+      <w:pPr>
+        <w:jc w:val="both"/>
+        <w:rPr>
+          <w:sz w:val="36"/>
+          <w:szCs w:val="36"/>
+        </w:rPr>
+      </w:pPr>
+      <w:r>
+        <w:rPr>
+          <w:sz w:val="36"/>
+          <w:szCs w:val="36"/>
+        </w:rPr>
+        <w:t># Slide Transition</w:t>
+      </w:r>
+    </w:p>
+    <w:p>
+      <w:pPr>
+        <w:jc w:val="both"/>
+        <w:rPr>
+          <w:b/>
+          <w:bCs/>
+          <w:color w:val="D86DCB" w:themeColor="accent5" w:themeTint="99"/>
+          <w:sz w:val="36"/>
+          <w:szCs w:val="36"/>
+        </w:rPr>
+      </w:pPr>
+      <w:proofErr w:type="spellStart"/>
+      <w:r>
+        <w:rPr>
+          <w:b/>
+          <w:bCs/>
+          <w:color w:val="D86DCB" w:themeColor="accent5" w:themeTint="99"/>
+          <w:sz w:val="36"/>
+          <w:szCs w:val="36"/>
+        </w:rPr>
+        <w:t>transitionBuilder</w:t>
+      </w:r>
+      <w:proofErr w:type="spellEnd"/>
+      <w:r>
+        <w:rPr>
+          <w:b/>
+          <w:bCs/>
+          <w:color w:val="D86DCB" w:themeColor="accent5" w:themeTint="99"/>
+          <w:sz w:val="36"/>
+          <w:szCs w:val="36"/>
+        </w:rPr>
+        <w:t>: (child, animation) {</w:t>
+      </w:r>
+    </w:p>
+    <w:p>
+      <w:pPr>
+        <w:jc w:val="both"/>
+        <w:rPr>
+          <w:b/>
+          <w:bCs/>
+          <w:color w:val="D86DCB" w:themeColor="accent5" w:themeTint="99"/>
+          <w:sz w:val="36"/>
+          <w:szCs w:val="36"/>
+        </w:rPr>
+      </w:pPr>
+      <w:r>
+        <w:rPr>
+          <w:b/>
+          <w:bCs/>
+          <w:color w:val="D86DCB" w:themeColor="accent5" w:themeTint="99"/>
+          <w:sz w:val="36"/>
+          <w:szCs w:val="36"/>
+        </w:rPr>
+        <w:t xml:space="preserve">  final offset = Tween&lt;Offset</w:t>
+      </w:r>
       <w:proofErr w:type="gramStart"/>
       <w:r>
         <w:rPr>
@@ -5381,7 +6850,174 @@
           <w:sz w:val="36"/>
           <w:szCs w:val="36"/>
         </w:rPr>
-        <w:t>RepaintBoundary</w:t>
+        <w:t>&gt;(</w:t>
+      </w:r>
+      <w:proofErr w:type="gramEnd"/>
+    </w:p>
+    <w:p>
+      <w:pPr>
+        <w:jc w:val="both"/>
+        <w:rPr>
+          <w:b/>
+          <w:bCs/>
+          <w:color w:val="D86DCB" w:themeColor="accent5" w:themeTint="99"/>
+          <w:sz w:val="36"/>
+          <w:szCs w:val="36"/>
+        </w:rPr>
+      </w:pPr>
+      <w:r>
+        <w:rPr>
+          <w:b/>
+          <w:bCs/>
+          <w:color w:val="D86DCB" w:themeColor="accent5" w:themeTint="99"/>
+          <w:sz w:val="36"/>
+          <w:szCs w:val="36"/>
+        </w:rPr>
+        <w:t xml:space="preserve">    begin: </w:t>
+      </w:r>
+      <w:proofErr w:type="gramStart"/>
+      <w:r>
+        <w:rPr>
+          <w:b/>
+          <w:bCs/>
+          <w:color w:val="D86DCB" w:themeColor="accent5" w:themeTint="99"/>
+          <w:sz w:val="36"/>
+          <w:szCs w:val="36"/>
+        </w:rPr>
+        <w:t>Offset(</w:t>
+      </w:r>
+      <w:proofErr w:type="gramEnd"/>
+      <w:r>
+        <w:rPr>
+          <w:b/>
+          <w:bCs/>
+          <w:color w:val="D86DCB" w:themeColor="accent5" w:themeTint="99"/>
+          <w:sz w:val="36"/>
+          <w:szCs w:val="36"/>
+        </w:rPr>
+        <w:t>0, 0.2),</w:t>
+      </w:r>
+    </w:p>
+    <w:p>
+      <w:pPr>
+        <w:jc w:val="both"/>
+        <w:rPr>
+          <w:b/>
+          <w:bCs/>
+          <w:color w:val="D86DCB" w:themeColor="accent5" w:themeTint="99"/>
+          <w:sz w:val="36"/>
+          <w:szCs w:val="36"/>
+        </w:rPr>
+      </w:pPr>
+      <w:r>
+        <w:rPr>
+          <w:b/>
+          <w:bCs/>
+          <w:color w:val="D86DCB" w:themeColor="accent5" w:themeTint="99"/>
+          <w:sz w:val="36"/>
+          <w:szCs w:val="36"/>
+        </w:rPr>
+        <w:t xml:space="preserve">    end: </w:t>
+      </w:r>
+      <w:proofErr w:type="spellStart"/>
+      <w:r>
+        <w:rPr>
+          <w:b/>
+          <w:bCs/>
+          <w:color w:val="D86DCB" w:themeColor="accent5" w:themeTint="99"/>
+          <w:sz w:val="36"/>
+          <w:szCs w:val="36"/>
+        </w:rPr>
+        <w:t>Offset.zero</w:t>
+      </w:r>
+      <w:proofErr w:type="spellEnd"/>
+      <w:r>
+        <w:rPr>
+          <w:b/>
+          <w:bCs/>
+          <w:color w:val="D86DCB" w:themeColor="accent5" w:themeTint="99"/>
+          <w:sz w:val="36"/>
+          <w:szCs w:val="36"/>
+        </w:rPr>
+        <w:t>,</w:t>
+      </w:r>
+    </w:p>
+    <w:p>
+      <w:pPr>
+        <w:jc w:val="both"/>
+        <w:rPr>
+          <w:b/>
+          <w:bCs/>
+          <w:color w:val="D86DCB" w:themeColor="accent5" w:themeTint="99"/>
+          <w:sz w:val="36"/>
+          <w:szCs w:val="36"/>
+        </w:rPr>
+      </w:pPr>
+      <w:r>
+        <w:rPr>
+          <w:b/>
+          <w:bCs/>
+          <w:color w:val="D86DCB" w:themeColor="accent5" w:themeTint="99"/>
+          <w:sz w:val="36"/>
+          <w:szCs w:val="36"/>
+        </w:rPr>
+        <w:t xml:space="preserve">  </w:t>
+      </w:r>
+      <w:proofErr w:type="gramStart"/>
+      <w:r>
+        <w:rPr>
+          <w:b/>
+          <w:bCs/>
+          <w:color w:val="D86DCB" w:themeColor="accent5" w:themeTint="99"/>
+          <w:sz w:val="36"/>
+          <w:szCs w:val="36"/>
+        </w:rPr>
+        <w:t>).animate</w:t>
+      </w:r>
+      <w:proofErr w:type="gramEnd"/>
+      <w:r>
+        <w:rPr>
+          <w:b/>
+          <w:bCs/>
+          <w:color w:val="D86DCB" w:themeColor="accent5" w:themeTint="99"/>
+          <w:sz w:val="36"/>
+          <w:szCs w:val="36"/>
+        </w:rPr>
+        <w:t>(animation);</w:t>
+      </w:r>
+    </w:p>
+    <w:p>
+      <w:pPr>
+        <w:jc w:val="both"/>
+        <w:rPr>
+          <w:b/>
+          <w:bCs/>
+          <w:color w:val="D86DCB" w:themeColor="accent5" w:themeTint="99"/>
+          <w:sz w:val="36"/>
+          <w:szCs w:val="36"/>
+        </w:rPr>
+      </w:pPr>
+      <w:r>
+        <w:rPr>
+          <w:b/>
+          <w:bCs/>
+          <w:color w:val="D86DCB" w:themeColor="accent5" w:themeTint="99"/>
+          <w:sz w:val="36"/>
+          <w:szCs w:val="36"/>
+        </w:rPr>
+        <w:t xml:space="preserve">  return </w:t>
+      </w:r>
+      <w:proofErr w:type="spellStart"/>
+      <w:proofErr w:type="gramStart"/>
+      <w:r>
+        <w:rPr>
+          <w:b/>
+          <w:bCs/>
+          <w:color w:val="D86DCB" w:themeColor="accent5" w:themeTint="99"/>
+          <w:sz w:val="36"/>
+          <w:szCs w:val="36"/>
+        </w:rPr>
+        <w:t>SlideTransition</w:t>
       </w:r>
       <w:proofErr w:type="spellEnd"/>
       <w:r>
@@ -5415,297 +7051,73 @@
           <w:sz w:val="36"/>
           <w:szCs w:val="36"/>
         </w:rPr>
-        <w:t xml:space="preserve">          key: </w:t>
-      </w:r>
-      <w:proofErr w:type="spellStart"/>
-      <w:r>
-        <w:rPr>
-          <w:b/>
-          <w:bCs/>
-          <w:color w:val="D86DCB" w:themeColor="accent5" w:themeTint="99"/>
-          <w:sz w:val="36"/>
-          <w:szCs w:val="36"/>
-        </w:rPr>
-        <w:t>ValueKey</w:t>
-      </w:r>
-      <w:proofErr w:type="spellEnd"/>
-      <w:r>
-        <w:rPr>
-          <w:b/>
-          <w:bCs/>
-          <w:color w:val="D86DCB" w:themeColor="accent5" w:themeTint="99"/>
-          <w:sz w:val="36"/>
-          <w:szCs w:val="36"/>
-        </w:rPr>
-        <w:t>('cake'),</w:t>
-      </w:r>
-    </w:p>
-    <w:p>
-      <w:pPr>
-        <w:jc w:val="both"/>
-        <w:rPr>
-          <w:b/>
-          <w:bCs/>
-          <w:color w:val="D86DCB" w:themeColor="accent5" w:themeTint="99"/>
-          <w:sz w:val="36"/>
-          <w:szCs w:val="36"/>
-        </w:rPr>
-      </w:pPr>
-      <w:r>
-        <w:rPr>
-          <w:b/>
-          <w:bCs/>
-          <w:color w:val="D86DCB" w:themeColor="accent5" w:themeTint="99"/>
-          <w:sz w:val="36"/>
-          <w:szCs w:val="36"/>
-        </w:rPr>
-        <w:t xml:space="preserve">          child: </w:t>
-      </w:r>
-      <w:proofErr w:type="spellStart"/>
-      <w:proofErr w:type="gramStart"/>
-      <w:r>
-        <w:rPr>
-          <w:b/>
-          <w:bCs/>
-          <w:color w:val="D86DCB" w:themeColor="accent5" w:themeTint="99"/>
-          <w:sz w:val="36"/>
-          <w:szCs w:val="36"/>
-        </w:rPr>
-        <w:t>CakeLottie</w:t>
-      </w:r>
-      <w:proofErr w:type="spellEnd"/>
-      <w:r>
-        <w:rPr>
-          <w:b/>
-          <w:bCs/>
-          <w:color w:val="D86DCB" w:themeColor="accent5" w:themeTint="99"/>
-          <w:sz w:val="36"/>
-          <w:szCs w:val="36"/>
-        </w:rPr>
-        <w:t>(</w:t>
-      </w:r>
-      <w:proofErr w:type="gramEnd"/>
-      <w:r>
-        <w:rPr>
-          <w:b/>
-          <w:bCs/>
-          <w:color w:val="D86DCB" w:themeColor="accent5" w:themeTint="99"/>
-          <w:sz w:val="36"/>
-          <w:szCs w:val="36"/>
-        </w:rPr>
-        <w:t>),</w:t>
-      </w:r>
-    </w:p>
-    <w:p>
-      <w:pPr>
-        <w:jc w:val="both"/>
-        <w:rPr>
-          <w:b/>
-          <w:bCs/>
-          <w:color w:val="D86DCB" w:themeColor="accent5" w:themeTint="99"/>
-          <w:sz w:val="36"/>
-          <w:szCs w:val="36"/>
-        </w:rPr>
-      </w:pPr>
-      <w:r>
-        <w:rPr>
-          <w:b/>
-          <w:bCs/>
-          <w:color w:val="D86DCB" w:themeColor="accent5" w:themeTint="99"/>
-          <w:sz w:val="36"/>
-          <w:szCs w:val="36"/>
-        </w:rPr>
-        <w:t xml:space="preserve">        )</w:t>
-      </w:r>
-    </w:p>
-    <w:p>
-      <w:pPr>
-        <w:jc w:val="both"/>
-        <w:rPr>
-          <w:b/>
-          <w:bCs/>
-          <w:color w:val="D86DCB" w:themeColor="accent5" w:themeTint="99"/>
-          <w:sz w:val="36"/>
-          <w:szCs w:val="36"/>
-        </w:rPr>
-      </w:pPr>
-      <w:r>
-        <w:rPr>
-          <w:b/>
-          <w:bCs/>
-          <w:color w:val="D86DCB" w:themeColor="accent5" w:themeTint="99"/>
-          <w:sz w:val="36"/>
-          <w:szCs w:val="36"/>
-        </w:rPr>
-        <w:t xml:space="preserve">      : </w:t>
-      </w:r>
-      <w:proofErr w:type="spellStart"/>
-      <w:proofErr w:type="gramStart"/>
-      <w:r>
-        <w:rPr>
-          <w:b/>
-          <w:bCs/>
-          <w:color w:val="D86DCB" w:themeColor="accent5" w:themeTint="99"/>
-          <w:sz w:val="36"/>
-          <w:szCs w:val="36"/>
-        </w:rPr>
-        <w:t>RepaintBoundary</w:t>
-      </w:r>
-      <w:proofErr w:type="spellEnd"/>
-      <w:r>
-        <w:rPr>
-          <w:b/>
-          <w:bCs/>
-          <w:color w:val="D86DCB" w:themeColor="accent5" w:themeTint="99"/>
-          <w:sz w:val="36"/>
-          <w:szCs w:val="36"/>
-        </w:rPr>
-        <w:t>(</w:t>
-      </w:r>
-      <w:proofErr w:type="gramEnd"/>
-    </w:p>
-    <w:p>
-      <w:pPr>
-        <w:jc w:val="both"/>
-        <w:rPr>
-          <w:b/>
-          <w:bCs/>
-          <w:color w:val="D86DCB" w:themeColor="accent5" w:themeTint="99"/>
-          <w:sz w:val="36"/>
-          <w:szCs w:val="36"/>
-        </w:rPr>
-      </w:pPr>
-      <w:r>
-        <w:rPr>
-          <w:b/>
-          <w:bCs/>
-          <w:color w:val="D86DCB" w:themeColor="accent5" w:themeTint="99"/>
-          <w:sz w:val="36"/>
-          <w:szCs w:val="36"/>
-        </w:rPr>
-        <w:t xml:space="preserve">          key: </w:t>
-      </w:r>
-      <w:proofErr w:type="spellStart"/>
-      <w:r>
-        <w:rPr>
-          <w:b/>
-          <w:bCs/>
-          <w:color w:val="D86DCB" w:themeColor="accent5" w:themeTint="99"/>
-          <w:sz w:val="36"/>
-          <w:szCs w:val="36"/>
-        </w:rPr>
-        <w:t>ValueKey</w:t>
-      </w:r>
-      <w:proofErr w:type="spellEnd"/>
-      <w:r>
-        <w:rPr>
-          <w:b/>
-          <w:bCs/>
-          <w:color w:val="D86DCB" w:themeColor="accent5" w:themeTint="99"/>
-          <w:sz w:val="36"/>
-          <w:szCs w:val="36"/>
-        </w:rPr>
-        <w:t>('gift'),</w:t>
-      </w:r>
-    </w:p>
-    <w:p>
-      <w:pPr>
-        <w:jc w:val="both"/>
-        <w:rPr>
-          <w:b/>
-          <w:bCs/>
-          <w:color w:val="D86DCB" w:themeColor="accent5" w:themeTint="99"/>
-          <w:sz w:val="36"/>
-          <w:szCs w:val="36"/>
-        </w:rPr>
-      </w:pPr>
-      <w:r>
-        <w:rPr>
-          <w:b/>
-          <w:bCs/>
-          <w:color w:val="D86DCB" w:themeColor="accent5" w:themeTint="99"/>
-          <w:sz w:val="36"/>
-          <w:szCs w:val="36"/>
-        </w:rPr>
-        <w:t xml:space="preserve">          child: </w:t>
-      </w:r>
-      <w:proofErr w:type="spellStart"/>
-      <w:proofErr w:type="gramStart"/>
-      <w:r>
-        <w:rPr>
-          <w:b/>
-          <w:bCs/>
-          <w:color w:val="D86DCB" w:themeColor="accent5" w:themeTint="99"/>
-          <w:sz w:val="36"/>
-          <w:szCs w:val="36"/>
-        </w:rPr>
-        <w:t>GiftLottie</w:t>
-      </w:r>
-      <w:proofErr w:type="spellEnd"/>
-      <w:r>
-        <w:rPr>
-          <w:b/>
-          <w:bCs/>
-          <w:color w:val="D86DCB" w:themeColor="accent5" w:themeTint="99"/>
-          <w:sz w:val="36"/>
-          <w:szCs w:val="36"/>
-        </w:rPr>
-        <w:t>(</w:t>
-      </w:r>
-      <w:proofErr w:type="gramEnd"/>
-      <w:r>
-        <w:rPr>
-          <w:b/>
-          <w:bCs/>
-          <w:color w:val="D86DCB" w:themeColor="accent5" w:themeTint="99"/>
-          <w:sz w:val="36"/>
-          <w:szCs w:val="36"/>
-        </w:rPr>
-        <w:t>),</w:t>
-      </w:r>
-    </w:p>
-    <w:p>
-      <w:pPr>
-        <w:jc w:val="both"/>
-        <w:rPr>
-          <w:b/>
-          <w:bCs/>
-          <w:color w:val="D86DCB" w:themeColor="accent5" w:themeTint="99"/>
-          <w:sz w:val="36"/>
-          <w:szCs w:val="36"/>
-        </w:rPr>
-      </w:pPr>
-      <w:r>
-        <w:rPr>
-          <w:b/>
-          <w:bCs/>
-          <w:color w:val="D86DCB" w:themeColor="accent5" w:themeTint="99"/>
-          <w:sz w:val="36"/>
-          <w:szCs w:val="36"/>
-        </w:rPr>
-        <w:t xml:space="preserve">        ),</w:t>
-      </w:r>
-    </w:p>
-    <w:p>
-      <w:pPr>
-        <w:jc w:val="both"/>
-        <w:rPr>
-          <w:b/>
-          <w:bCs/>
-          <w:color w:val="D86DCB" w:themeColor="accent5" w:themeTint="99"/>
-          <w:sz w:val="36"/>
-          <w:szCs w:val="36"/>
-        </w:rPr>
-      </w:pPr>
-      <w:r>
-        <w:rPr>
-          <w:b/>
-          <w:bCs/>
-          <w:color w:val="D86DCB" w:themeColor="accent5" w:themeTint="99"/>
-          <w:sz w:val="36"/>
-          <w:szCs w:val="36"/>
-        </w:rPr>
-        <w:t>);</w:t>
+        <w:t xml:space="preserve">    position: offset,</w:t>
+      </w:r>
+    </w:p>
+    <w:p>
+      <w:pPr>
+        <w:jc w:val="both"/>
+        <w:rPr>
+          <w:b/>
+          <w:bCs/>
+          <w:color w:val="D86DCB" w:themeColor="accent5" w:themeTint="99"/>
+          <w:sz w:val="36"/>
+          <w:szCs w:val="36"/>
+        </w:rPr>
+      </w:pPr>
+      <w:r>
+        <w:rPr>
+          <w:b/>
+          <w:bCs/>
+          <w:color w:val="D86DCB" w:themeColor="accent5" w:themeTint="99"/>
+          <w:sz w:val="36"/>
+          <w:szCs w:val="36"/>
+        </w:rPr>
+        <w:t xml:space="preserve">    child: child,</w:t>
+      </w:r>
+    </w:p>
+    <w:p>
+      <w:pPr>
+        <w:jc w:val="both"/>
+        <w:rPr>
+          <w:b/>
+          <w:bCs/>
+          <w:color w:val="D86DCB" w:themeColor="accent5" w:themeTint="99"/>
+          <w:sz w:val="36"/>
+          <w:szCs w:val="36"/>
+        </w:rPr>
+      </w:pPr>
+      <w:r>
+        <w:rPr>
+          <w:b/>
+          <w:bCs/>
+          <w:color w:val="D86DCB" w:themeColor="accent5" w:themeTint="99"/>
+          <w:sz w:val="36"/>
+          <w:szCs w:val="36"/>
+        </w:rPr>
+        <w:t xml:space="preserve">  );</w:t>
+      </w:r>
+    </w:p>
+    <w:p>
+      <w:pPr>
+        <w:jc w:val="both"/>
+        <w:rPr>
+          <w:b/>
+          <w:bCs/>
+          <w:color w:val="D86DCB" w:themeColor="accent5" w:themeTint="99"/>
+          <w:sz w:val="36"/>
+          <w:szCs w:val="36"/>
+        </w:rPr>
+      </w:pPr>
+      <w:r>
+        <w:rPr>
+          <w:b/>
+          <w:bCs/>
+          <w:color w:val="D86DCB" w:themeColor="accent5" w:themeTint="99"/>
+          <w:sz w:val="36"/>
+          <w:szCs w:val="36"/>
+        </w:rPr>
+        <w:t>},</w:t>
       </w:r>
     </w:p>
     <w:p>
@@ -5731,1343 +7143,6 @@
           <w:szCs w:val="36"/>
         </w:rPr>
         <w:lastRenderedPageBreak/>
-        <w:t xml:space="preserve">Properties of </w:t>
-      </w:r>
-      <w:proofErr w:type="spellStart"/>
-      <w:r>
-        <w:rPr>
-          <w:sz w:val="36"/>
-          <w:szCs w:val="36"/>
-        </w:rPr>
-        <w:t>AnimatedSwitcher</w:t>
-      </w:r>
-      <w:proofErr w:type="spellEnd"/>
-      <w:r>
-        <w:rPr>
-          <w:sz w:val="36"/>
-          <w:szCs w:val="36"/>
-        </w:rPr>
-        <w:t>:</w:t>
-      </w:r>
-    </w:p>
-    <w:p>
-      <w:pPr>
-        <w:jc w:val="both"/>
-        <w:rPr>
-          <w:sz w:val="36"/>
-          <w:szCs w:val="36"/>
-        </w:rPr>
-      </w:pPr>
-      <w:r>
-        <w:rPr>
-          <w:sz w:val="36"/>
-          <w:szCs w:val="36"/>
-        </w:rPr>
-        <w:t xml:space="preserve"># </w:t>
-      </w:r>
-      <w:r>
-        <w:rPr>
-          <w:b/>
-          <w:bCs/>
-          <w:sz w:val="36"/>
-          <w:szCs w:val="36"/>
-        </w:rPr>
-        <w:t>duration:</w:t>
-      </w:r>
-      <w:r>
-        <w:rPr>
-          <w:sz w:val="36"/>
-          <w:szCs w:val="36"/>
-        </w:rPr>
-        <w:t xml:space="preserve"> total animation time</w:t>
-      </w:r>
-    </w:p>
-    <w:p>
-      <w:pPr>
-        <w:jc w:val="both"/>
-        <w:rPr>
-          <w:sz w:val="36"/>
-          <w:szCs w:val="36"/>
-        </w:rPr>
-      </w:pPr>
-      <w:r>
-        <w:rPr>
-          <w:sz w:val="36"/>
-          <w:szCs w:val="36"/>
-        </w:rPr>
-        <w:t xml:space="preserve"># </w:t>
-      </w:r>
-      <w:proofErr w:type="spellStart"/>
-      <w:r>
-        <w:rPr>
-          <w:b/>
-          <w:bCs/>
-          <w:sz w:val="36"/>
-          <w:szCs w:val="36"/>
-        </w:rPr>
-        <w:t>switchInCurve</w:t>
-      </w:r>
-      <w:proofErr w:type="spellEnd"/>
-      <w:r>
-        <w:rPr>
-          <w:b/>
-          <w:bCs/>
-          <w:sz w:val="36"/>
-          <w:szCs w:val="36"/>
-        </w:rPr>
-        <w:t xml:space="preserve">: </w:t>
-      </w:r>
-      <w:r>
-        <w:rPr>
-          <w:sz w:val="36"/>
-          <w:szCs w:val="36"/>
-        </w:rPr>
-        <w:t>new widget entrance motion</w:t>
-      </w:r>
-    </w:p>
-    <w:p>
-      <w:pPr>
-        <w:jc w:val="both"/>
-        <w:rPr>
-          <w:sz w:val="36"/>
-          <w:szCs w:val="36"/>
-        </w:rPr>
-      </w:pPr>
-      <w:r>
-        <w:rPr>
-          <w:sz w:val="36"/>
-          <w:szCs w:val="36"/>
-        </w:rPr>
-        <w:t xml:space="preserve"># </w:t>
-      </w:r>
-      <w:proofErr w:type="spellStart"/>
-      <w:r>
-        <w:rPr>
-          <w:b/>
-          <w:bCs/>
-          <w:sz w:val="36"/>
-          <w:szCs w:val="36"/>
-        </w:rPr>
-        <w:t>switchOutCurve</w:t>
-      </w:r>
-      <w:proofErr w:type="spellEnd"/>
-      <w:r>
-        <w:rPr>
-          <w:b/>
-          <w:bCs/>
-          <w:sz w:val="36"/>
-          <w:szCs w:val="36"/>
-        </w:rPr>
-        <w:t>:</w:t>
-      </w:r>
-      <w:r>
-        <w:rPr>
-          <w:sz w:val="36"/>
-          <w:szCs w:val="36"/>
-        </w:rPr>
-        <w:t xml:space="preserve"> old widget exit motion</w:t>
-      </w:r>
-    </w:p>
-    <w:p>
-      <w:pPr>
-        <w:jc w:val="both"/>
-        <w:rPr>
-          <w:sz w:val="36"/>
-          <w:szCs w:val="36"/>
-        </w:rPr>
-      </w:pPr>
-      <w:r>
-        <w:rPr>
-          <w:sz w:val="36"/>
-          <w:szCs w:val="36"/>
-        </w:rPr>
-        <w:t xml:space="preserve"># </w:t>
-      </w:r>
-      <w:proofErr w:type="spellStart"/>
-      <w:r>
-        <w:rPr>
-          <w:sz w:val="36"/>
-          <w:szCs w:val="36"/>
-        </w:rPr>
-        <w:t>l</w:t>
-      </w:r>
-      <w:r>
-        <w:rPr>
-          <w:b/>
-          <w:bCs/>
-          <w:sz w:val="36"/>
-          <w:szCs w:val="36"/>
-        </w:rPr>
-        <w:t>ayoutBuilder</w:t>
-      </w:r>
-      <w:proofErr w:type="spellEnd"/>
-      <w:r>
-        <w:rPr>
-          <w:b/>
-          <w:bCs/>
-          <w:sz w:val="36"/>
-          <w:szCs w:val="36"/>
-        </w:rPr>
-        <w:t>:</w:t>
-      </w:r>
-      <w:r>
-        <w:rPr>
-          <w:sz w:val="36"/>
-          <w:szCs w:val="36"/>
-        </w:rPr>
-        <w:t xml:space="preserve"> controls how </w:t>
-      </w:r>
-      <w:proofErr w:type="spellStart"/>
-      <w:r>
-        <w:rPr>
-          <w:sz w:val="36"/>
-          <w:szCs w:val="36"/>
-        </w:rPr>
-        <w:t>widets</w:t>
-      </w:r>
-      <w:proofErr w:type="spellEnd"/>
-      <w:r>
-        <w:rPr>
-          <w:sz w:val="36"/>
-          <w:szCs w:val="36"/>
-        </w:rPr>
-        <w:t xml:space="preserve"> overlap during transition. By default its alignment </w:t>
-      </w:r>
-      <w:proofErr w:type="gramStart"/>
-      <w:r>
-        <w:rPr>
-          <w:sz w:val="36"/>
-          <w:szCs w:val="36"/>
-        </w:rPr>
-        <w:t>= .center</w:t>
-      </w:r>
-      <w:proofErr w:type="gramEnd"/>
-    </w:p>
-    <w:p>
-      <w:pPr>
-        <w:jc w:val="both"/>
-        <w:rPr>
-          <w:sz w:val="36"/>
-          <w:szCs w:val="36"/>
-        </w:rPr>
-      </w:pPr>
-      <w:r>
-        <w:rPr>
-          <w:sz w:val="36"/>
-          <w:szCs w:val="36"/>
-        </w:rPr>
-        <w:t xml:space="preserve"># </w:t>
-      </w:r>
-      <w:proofErr w:type="spellStart"/>
-      <w:r>
-        <w:rPr>
-          <w:b/>
-          <w:bCs/>
-          <w:sz w:val="36"/>
-          <w:szCs w:val="36"/>
-        </w:rPr>
-        <w:t>transitionBuilder</w:t>
-      </w:r>
-      <w:proofErr w:type="spellEnd"/>
-      <w:r>
-        <w:rPr>
-          <w:b/>
-          <w:bCs/>
-          <w:sz w:val="36"/>
-          <w:szCs w:val="36"/>
-        </w:rPr>
-        <w:t>:</w:t>
-      </w:r>
-      <w:r>
-        <w:rPr>
-          <w:sz w:val="36"/>
-          <w:szCs w:val="36"/>
-        </w:rPr>
-        <w:t xml:space="preserve"> (MOST POWERFUL)</w:t>
-      </w:r>
-      <w:r>
-        <w:rPr>
-          <w:sz w:val="36"/>
-          <w:szCs w:val="36"/>
-        </w:rPr>
-        <w:t xml:space="preserve"> t</w:t>
-      </w:r>
-      <w:r>
-        <w:rPr>
-          <w:sz w:val="36"/>
-          <w:szCs w:val="36"/>
-        </w:rPr>
-        <w:t>his defines how widgets animate.</w:t>
-      </w:r>
-      <w:r>
-        <w:rPr>
-          <w:sz w:val="36"/>
-          <w:szCs w:val="36"/>
-        </w:rPr>
-        <w:t xml:space="preserve"> </w:t>
-      </w:r>
-      <w:r>
-        <w:rPr>
-          <w:sz w:val="36"/>
-          <w:szCs w:val="36"/>
-        </w:rPr>
-        <w:t>Default animation = Fade</w:t>
-      </w:r>
-    </w:p>
-    <w:p>
-      <w:pPr>
-        <w:jc w:val="both"/>
-        <w:rPr>
-          <w:b/>
-          <w:bCs/>
-          <w:color w:val="D86DCB" w:themeColor="accent5" w:themeTint="99"/>
-          <w:sz w:val="36"/>
-          <w:szCs w:val="36"/>
-        </w:rPr>
-      </w:pPr>
-      <w:proofErr w:type="spellStart"/>
-      <w:proofErr w:type="gramStart"/>
-      <w:r>
-        <w:rPr>
-          <w:b/>
-          <w:bCs/>
-          <w:color w:val="D86DCB" w:themeColor="accent5" w:themeTint="99"/>
-          <w:sz w:val="36"/>
-          <w:szCs w:val="36"/>
-        </w:rPr>
-        <w:t>AnimatedSwitcher</w:t>
-      </w:r>
-      <w:proofErr w:type="spellEnd"/>
-      <w:r>
-        <w:rPr>
-          <w:b/>
-          <w:bCs/>
-          <w:color w:val="D86DCB" w:themeColor="accent5" w:themeTint="99"/>
-          <w:sz w:val="36"/>
-          <w:szCs w:val="36"/>
-        </w:rPr>
-        <w:t>(</w:t>
-      </w:r>
-      <w:proofErr w:type="gramEnd"/>
-    </w:p>
-    <w:p>
-      <w:pPr>
-        <w:jc w:val="both"/>
-        <w:rPr>
-          <w:b/>
-          <w:bCs/>
-          <w:color w:val="D86DCB" w:themeColor="accent5" w:themeTint="99"/>
-          <w:sz w:val="36"/>
-          <w:szCs w:val="36"/>
-        </w:rPr>
-      </w:pPr>
-      <w:r>
-        <w:rPr>
-          <w:b/>
-          <w:bCs/>
-          <w:color w:val="D86DCB" w:themeColor="accent5" w:themeTint="99"/>
-          <w:sz w:val="36"/>
-          <w:szCs w:val="36"/>
-        </w:rPr>
-        <w:t xml:space="preserve">          duration: const </w:t>
-      </w:r>
-      <w:proofErr w:type="gramStart"/>
-      <w:r>
-        <w:rPr>
-          <w:b/>
-          <w:bCs/>
-          <w:color w:val="D86DCB" w:themeColor="accent5" w:themeTint="99"/>
-          <w:sz w:val="36"/>
-          <w:szCs w:val="36"/>
-        </w:rPr>
-        <w:t>Duration(</w:t>
-      </w:r>
-      <w:proofErr w:type="gramEnd"/>
-      <w:r>
-        <w:rPr>
-          <w:b/>
-          <w:bCs/>
-          <w:color w:val="D86DCB" w:themeColor="accent5" w:themeTint="99"/>
-          <w:sz w:val="36"/>
-          <w:szCs w:val="36"/>
-        </w:rPr>
-        <w:t>milliseconds: 600),</w:t>
-      </w:r>
-    </w:p>
-    <w:p>
-      <w:pPr>
-        <w:jc w:val="both"/>
-        <w:rPr>
-          <w:b/>
-          <w:bCs/>
-          <w:color w:val="D86DCB" w:themeColor="accent5" w:themeTint="99"/>
-          <w:sz w:val="36"/>
-          <w:szCs w:val="36"/>
-        </w:rPr>
-      </w:pPr>
-      <w:r>
-        <w:rPr>
-          <w:b/>
-          <w:bCs/>
-          <w:color w:val="D86DCB" w:themeColor="accent5" w:themeTint="99"/>
-          <w:sz w:val="36"/>
-          <w:szCs w:val="36"/>
-        </w:rPr>
-        <w:t xml:space="preserve">          </w:t>
-      </w:r>
-      <w:proofErr w:type="spellStart"/>
-      <w:r>
-        <w:rPr>
-          <w:b/>
-          <w:bCs/>
-          <w:color w:val="D86DCB" w:themeColor="accent5" w:themeTint="99"/>
-          <w:sz w:val="36"/>
-          <w:szCs w:val="36"/>
-        </w:rPr>
-        <w:t>switchInCurve</w:t>
-      </w:r>
-      <w:proofErr w:type="spellEnd"/>
-      <w:r>
-        <w:rPr>
-          <w:b/>
-          <w:bCs/>
-          <w:color w:val="D86DCB" w:themeColor="accent5" w:themeTint="99"/>
-          <w:sz w:val="36"/>
-          <w:szCs w:val="36"/>
-        </w:rPr>
-        <w:t xml:space="preserve">: </w:t>
-      </w:r>
-      <w:proofErr w:type="spellStart"/>
-      <w:r>
-        <w:rPr>
-          <w:b/>
-          <w:bCs/>
-          <w:color w:val="D86DCB" w:themeColor="accent5" w:themeTint="99"/>
-          <w:sz w:val="36"/>
-          <w:szCs w:val="36"/>
-        </w:rPr>
-        <w:t>Curves.easeIn</w:t>
-      </w:r>
-      <w:proofErr w:type="spellEnd"/>
-      <w:r>
-        <w:rPr>
-          <w:b/>
-          <w:bCs/>
-          <w:color w:val="D86DCB" w:themeColor="accent5" w:themeTint="99"/>
-          <w:sz w:val="36"/>
-          <w:szCs w:val="36"/>
-        </w:rPr>
-        <w:t>,</w:t>
-      </w:r>
-    </w:p>
-    <w:p>
-      <w:pPr>
-        <w:jc w:val="both"/>
-        <w:rPr>
-          <w:b/>
-          <w:bCs/>
-          <w:color w:val="D86DCB" w:themeColor="accent5" w:themeTint="99"/>
-          <w:sz w:val="36"/>
-          <w:szCs w:val="36"/>
-        </w:rPr>
-      </w:pPr>
-      <w:r>
-        <w:rPr>
-          <w:b/>
-          <w:bCs/>
-          <w:color w:val="D86DCB" w:themeColor="accent5" w:themeTint="99"/>
-          <w:sz w:val="36"/>
-          <w:szCs w:val="36"/>
-        </w:rPr>
-        <w:t xml:space="preserve">          </w:t>
-      </w:r>
-      <w:proofErr w:type="spellStart"/>
-      <w:r>
-        <w:rPr>
-          <w:b/>
-          <w:bCs/>
-          <w:color w:val="D86DCB" w:themeColor="accent5" w:themeTint="99"/>
-          <w:sz w:val="36"/>
-          <w:szCs w:val="36"/>
-        </w:rPr>
-        <w:t>switchOutCurve</w:t>
-      </w:r>
-      <w:proofErr w:type="spellEnd"/>
-      <w:r>
-        <w:rPr>
-          <w:b/>
-          <w:bCs/>
-          <w:color w:val="D86DCB" w:themeColor="accent5" w:themeTint="99"/>
-          <w:sz w:val="36"/>
-          <w:szCs w:val="36"/>
-        </w:rPr>
-        <w:t xml:space="preserve">: </w:t>
-      </w:r>
-      <w:proofErr w:type="spellStart"/>
-      <w:r>
-        <w:rPr>
-          <w:b/>
-          <w:bCs/>
-          <w:color w:val="D86DCB" w:themeColor="accent5" w:themeTint="99"/>
-          <w:sz w:val="36"/>
-          <w:szCs w:val="36"/>
-        </w:rPr>
-        <w:t>Curves.easeOut</w:t>
-      </w:r>
-      <w:proofErr w:type="spellEnd"/>
-      <w:r>
-        <w:rPr>
-          <w:b/>
-          <w:bCs/>
-          <w:color w:val="D86DCB" w:themeColor="accent5" w:themeTint="99"/>
-          <w:sz w:val="36"/>
-          <w:szCs w:val="36"/>
-        </w:rPr>
-        <w:t>,</w:t>
-      </w:r>
-    </w:p>
-    <w:p>
-      <w:pPr>
-        <w:jc w:val="both"/>
-        <w:rPr>
-          <w:b/>
-          <w:bCs/>
-          <w:color w:val="D86DCB" w:themeColor="accent5" w:themeTint="99"/>
-          <w:sz w:val="36"/>
-          <w:szCs w:val="36"/>
-        </w:rPr>
-      </w:pPr>
-      <w:r>
-        <w:rPr>
-          <w:b/>
-          <w:bCs/>
-          <w:color w:val="D86DCB" w:themeColor="accent5" w:themeTint="99"/>
-          <w:sz w:val="36"/>
-          <w:szCs w:val="36"/>
-        </w:rPr>
-        <w:t xml:space="preserve">          </w:t>
-      </w:r>
-      <w:proofErr w:type="spellStart"/>
-      <w:r>
-        <w:rPr>
-          <w:b/>
-          <w:bCs/>
-          <w:color w:val="D86DCB" w:themeColor="accent5" w:themeTint="99"/>
-          <w:sz w:val="36"/>
-          <w:szCs w:val="36"/>
-        </w:rPr>
-        <w:t>layoutBuilder</w:t>
-      </w:r>
-      <w:proofErr w:type="spellEnd"/>
-      <w:r>
-        <w:rPr>
-          <w:b/>
-          <w:bCs/>
-          <w:color w:val="D86DCB" w:themeColor="accent5" w:themeTint="99"/>
-          <w:sz w:val="36"/>
-          <w:szCs w:val="36"/>
-        </w:rPr>
-        <w:t>: (</w:t>
-      </w:r>
-      <w:proofErr w:type="spellStart"/>
-      <w:r>
-        <w:rPr>
-          <w:b/>
-          <w:bCs/>
-          <w:color w:val="D86DCB" w:themeColor="accent5" w:themeTint="99"/>
-          <w:sz w:val="36"/>
-          <w:szCs w:val="36"/>
-        </w:rPr>
-        <w:t>currentChild</w:t>
-      </w:r>
-      <w:proofErr w:type="spellEnd"/>
-      <w:r>
-        <w:rPr>
-          <w:b/>
-          <w:bCs/>
-          <w:color w:val="D86DCB" w:themeColor="accent5" w:themeTint="99"/>
-          <w:sz w:val="36"/>
-          <w:szCs w:val="36"/>
-        </w:rPr>
-        <w:t xml:space="preserve">, </w:t>
-      </w:r>
-      <w:proofErr w:type="spellStart"/>
-      <w:r>
-        <w:rPr>
-          <w:b/>
-          <w:bCs/>
-          <w:color w:val="D86DCB" w:themeColor="accent5" w:themeTint="99"/>
-          <w:sz w:val="36"/>
-          <w:szCs w:val="36"/>
-        </w:rPr>
-        <w:t>previousChildren</w:t>
-      </w:r>
-      <w:proofErr w:type="spellEnd"/>
-      <w:r>
-        <w:rPr>
-          <w:b/>
-          <w:bCs/>
-          <w:color w:val="D86DCB" w:themeColor="accent5" w:themeTint="99"/>
-          <w:sz w:val="36"/>
-          <w:szCs w:val="36"/>
-        </w:rPr>
-        <w:t xml:space="preserve">) =&gt; </w:t>
-      </w:r>
-    </w:p>
-    <w:p>
-      <w:pPr>
-        <w:jc w:val="both"/>
-        <w:rPr>
-          <w:b/>
-          <w:bCs/>
-          <w:color w:val="D86DCB" w:themeColor="accent5" w:themeTint="99"/>
-          <w:sz w:val="36"/>
-          <w:szCs w:val="36"/>
-        </w:rPr>
-      </w:pPr>
-      <w:r>
-        <w:rPr>
-          <w:b/>
-          <w:bCs/>
-          <w:color w:val="D86DCB" w:themeColor="accent5" w:themeTint="99"/>
-          <w:sz w:val="36"/>
-          <w:szCs w:val="36"/>
-        </w:rPr>
-        <w:t xml:space="preserve">              </w:t>
-      </w:r>
-      <w:proofErr w:type="gramStart"/>
-      <w:r>
-        <w:rPr>
-          <w:b/>
-          <w:bCs/>
-          <w:color w:val="D86DCB" w:themeColor="accent5" w:themeTint="99"/>
-          <w:sz w:val="36"/>
-          <w:szCs w:val="36"/>
-        </w:rPr>
-        <w:t>Stack(</w:t>
-      </w:r>
-      <w:proofErr w:type="gramEnd"/>
-      <w:r>
-        <w:rPr>
-          <w:b/>
-          <w:bCs/>
-          <w:color w:val="D86DCB" w:themeColor="accent5" w:themeTint="99"/>
-          <w:sz w:val="36"/>
-          <w:szCs w:val="36"/>
-        </w:rPr>
-        <w:t>alignment: .center),</w:t>
-      </w:r>
-    </w:p>
-    <w:p>
-      <w:pPr>
-        <w:jc w:val="both"/>
-        <w:rPr>
-          <w:b/>
-          <w:bCs/>
-          <w:color w:val="D86DCB" w:themeColor="accent5" w:themeTint="99"/>
-          <w:sz w:val="36"/>
-          <w:szCs w:val="36"/>
-        </w:rPr>
-      </w:pPr>
-      <w:r>
-        <w:rPr>
-          <w:b/>
-          <w:bCs/>
-          <w:color w:val="D86DCB" w:themeColor="accent5" w:themeTint="99"/>
-          <w:sz w:val="36"/>
-          <w:szCs w:val="36"/>
-        </w:rPr>
-        <w:t xml:space="preserve">         …</w:t>
-      </w:r>
-    </w:p>
-    <w:p>
-      <w:pPr>
-        <w:jc w:val="both"/>
-        <w:rPr>
-          <w:sz w:val="36"/>
-          <w:szCs w:val="36"/>
-        </w:rPr>
-      </w:pPr>
-    </w:p>
-    <w:p>
-      <w:pPr>
-        <w:jc w:val="both"/>
-        <w:rPr>
-          <w:sz w:val="36"/>
-          <w:szCs w:val="36"/>
-        </w:rPr>
-      </w:pPr>
-      <w:r>
-        <w:rPr>
-          <w:sz w:val="36"/>
-          <w:szCs w:val="36"/>
-        </w:rPr>
-        <w:t xml:space="preserve">Custom Transitions for </w:t>
-      </w:r>
-      <w:proofErr w:type="spellStart"/>
-      <w:r>
-        <w:rPr>
-          <w:sz w:val="36"/>
-          <w:szCs w:val="36"/>
-        </w:rPr>
-        <w:t>AnimatedSwitcher</w:t>
-      </w:r>
-      <w:proofErr w:type="spellEnd"/>
-      <w:r>
-        <w:rPr>
-          <w:sz w:val="36"/>
-          <w:szCs w:val="36"/>
-        </w:rPr>
-        <w:t>:</w:t>
-      </w:r>
-    </w:p>
-    <w:p>
-      <w:pPr>
-        <w:jc w:val="both"/>
-        <w:rPr>
-          <w:sz w:val="36"/>
-          <w:szCs w:val="36"/>
-        </w:rPr>
-      </w:pPr>
-      <w:r>
-        <w:rPr>
-          <w:sz w:val="36"/>
-          <w:szCs w:val="36"/>
-        </w:rPr>
-        <w:t># Fade + Scale</w:t>
-      </w:r>
-    </w:p>
-    <w:p>
-      <w:pPr>
-        <w:jc w:val="both"/>
-        <w:rPr>
-          <w:b/>
-          <w:bCs/>
-          <w:color w:val="D86DCB" w:themeColor="accent5" w:themeTint="99"/>
-          <w:sz w:val="36"/>
-          <w:szCs w:val="36"/>
-        </w:rPr>
-      </w:pPr>
-      <w:proofErr w:type="spellStart"/>
-      <w:r>
-        <w:rPr>
-          <w:b/>
-          <w:bCs/>
-          <w:color w:val="D86DCB" w:themeColor="accent5" w:themeTint="99"/>
-          <w:sz w:val="36"/>
-          <w:szCs w:val="36"/>
-        </w:rPr>
-        <w:t>transitionBuilder</w:t>
-      </w:r>
-      <w:proofErr w:type="spellEnd"/>
-      <w:r>
-        <w:rPr>
-          <w:b/>
-          <w:bCs/>
-          <w:color w:val="D86DCB" w:themeColor="accent5" w:themeTint="99"/>
-          <w:sz w:val="36"/>
-          <w:szCs w:val="36"/>
-        </w:rPr>
-        <w:t>: (child, animation) {</w:t>
-      </w:r>
-    </w:p>
-    <w:p>
-      <w:pPr>
-        <w:jc w:val="both"/>
-        <w:rPr>
-          <w:b/>
-          <w:bCs/>
-          <w:color w:val="D86DCB" w:themeColor="accent5" w:themeTint="99"/>
-          <w:sz w:val="36"/>
-          <w:szCs w:val="36"/>
-        </w:rPr>
-      </w:pPr>
-      <w:r>
-        <w:rPr>
-          <w:b/>
-          <w:bCs/>
-          <w:color w:val="D86DCB" w:themeColor="accent5" w:themeTint="99"/>
-          <w:sz w:val="36"/>
-          <w:szCs w:val="36"/>
-        </w:rPr>
-        <w:t xml:space="preserve">    return </w:t>
-      </w:r>
-      <w:proofErr w:type="spellStart"/>
-      <w:proofErr w:type="gramStart"/>
-      <w:r>
-        <w:rPr>
-          <w:b/>
-          <w:bCs/>
-          <w:color w:val="D86DCB" w:themeColor="accent5" w:themeTint="99"/>
-          <w:sz w:val="36"/>
-          <w:szCs w:val="36"/>
-        </w:rPr>
-        <w:t>ScaleTransition</w:t>
-      </w:r>
-      <w:proofErr w:type="spellEnd"/>
-      <w:r>
-        <w:rPr>
-          <w:b/>
-          <w:bCs/>
-          <w:color w:val="D86DCB" w:themeColor="accent5" w:themeTint="99"/>
-          <w:sz w:val="36"/>
-          <w:szCs w:val="36"/>
-        </w:rPr>
-        <w:t>(</w:t>
-      </w:r>
-      <w:proofErr w:type="gramEnd"/>
-    </w:p>
-    <w:p>
-      <w:pPr>
-        <w:jc w:val="both"/>
-        <w:rPr>
-          <w:b/>
-          <w:bCs/>
-          <w:color w:val="D86DCB" w:themeColor="accent5" w:themeTint="99"/>
-          <w:sz w:val="36"/>
-          <w:szCs w:val="36"/>
-        </w:rPr>
-      </w:pPr>
-      <w:r>
-        <w:rPr>
-          <w:b/>
-          <w:bCs/>
-          <w:color w:val="D86DCB" w:themeColor="accent5" w:themeTint="99"/>
-          <w:sz w:val="36"/>
-          <w:szCs w:val="36"/>
-        </w:rPr>
-        <w:t xml:space="preserve">      scale: animation,</w:t>
-      </w:r>
-    </w:p>
-    <w:p>
-      <w:pPr>
-        <w:jc w:val="both"/>
-        <w:rPr>
-          <w:b/>
-          <w:bCs/>
-          <w:color w:val="D86DCB" w:themeColor="accent5" w:themeTint="99"/>
-          <w:sz w:val="36"/>
-          <w:szCs w:val="36"/>
-        </w:rPr>
-      </w:pPr>
-      <w:r>
-        <w:rPr>
-          <w:b/>
-          <w:bCs/>
-          <w:color w:val="D86DCB" w:themeColor="accent5" w:themeTint="99"/>
-          <w:sz w:val="36"/>
-          <w:szCs w:val="36"/>
-        </w:rPr>
-        <w:lastRenderedPageBreak/>
-        <w:t xml:space="preserve">      child: </w:t>
-      </w:r>
-      <w:proofErr w:type="spellStart"/>
-      <w:proofErr w:type="gramStart"/>
-      <w:r>
-        <w:rPr>
-          <w:b/>
-          <w:bCs/>
-          <w:color w:val="D86DCB" w:themeColor="accent5" w:themeTint="99"/>
-          <w:sz w:val="36"/>
-          <w:szCs w:val="36"/>
-        </w:rPr>
-        <w:t>FadeTransition</w:t>
-      </w:r>
-      <w:proofErr w:type="spellEnd"/>
-      <w:r>
-        <w:rPr>
-          <w:b/>
-          <w:bCs/>
-          <w:color w:val="D86DCB" w:themeColor="accent5" w:themeTint="99"/>
-          <w:sz w:val="36"/>
-          <w:szCs w:val="36"/>
-        </w:rPr>
-        <w:t>(</w:t>
-      </w:r>
-      <w:proofErr w:type="gramEnd"/>
-    </w:p>
-    <w:p>
-      <w:pPr>
-        <w:jc w:val="both"/>
-        <w:rPr>
-          <w:b/>
-          <w:bCs/>
-          <w:color w:val="D86DCB" w:themeColor="accent5" w:themeTint="99"/>
-          <w:sz w:val="36"/>
-          <w:szCs w:val="36"/>
-        </w:rPr>
-      </w:pPr>
-      <w:r>
-        <w:rPr>
-          <w:b/>
-          <w:bCs/>
-          <w:color w:val="D86DCB" w:themeColor="accent5" w:themeTint="99"/>
-          <w:sz w:val="36"/>
-          <w:szCs w:val="36"/>
-        </w:rPr>
-        <w:t xml:space="preserve">        opacity: animation,</w:t>
-      </w:r>
-    </w:p>
-    <w:p>
-      <w:pPr>
-        <w:jc w:val="both"/>
-        <w:rPr>
-          <w:b/>
-          <w:bCs/>
-          <w:color w:val="D86DCB" w:themeColor="accent5" w:themeTint="99"/>
-          <w:sz w:val="36"/>
-          <w:szCs w:val="36"/>
-        </w:rPr>
-      </w:pPr>
-      <w:r>
-        <w:rPr>
-          <w:b/>
-          <w:bCs/>
-          <w:color w:val="D86DCB" w:themeColor="accent5" w:themeTint="99"/>
-          <w:sz w:val="36"/>
-          <w:szCs w:val="36"/>
-        </w:rPr>
-        <w:t xml:space="preserve">        child: child,</w:t>
-      </w:r>
-    </w:p>
-    <w:p>
-      <w:pPr>
-        <w:jc w:val="both"/>
-        <w:rPr>
-          <w:b/>
-          <w:bCs/>
-          <w:color w:val="D86DCB" w:themeColor="accent5" w:themeTint="99"/>
-          <w:sz w:val="36"/>
-          <w:szCs w:val="36"/>
-        </w:rPr>
-      </w:pPr>
-      <w:r>
-        <w:rPr>
-          <w:b/>
-          <w:bCs/>
-          <w:color w:val="D86DCB" w:themeColor="accent5" w:themeTint="99"/>
-          <w:sz w:val="36"/>
-          <w:szCs w:val="36"/>
-        </w:rPr>
-        <w:t xml:space="preserve">      ),</w:t>
-      </w:r>
-    </w:p>
-    <w:p>
-      <w:pPr>
-        <w:jc w:val="both"/>
-        <w:rPr>
-          <w:b/>
-          <w:bCs/>
-          <w:color w:val="D86DCB" w:themeColor="accent5" w:themeTint="99"/>
-          <w:sz w:val="36"/>
-          <w:szCs w:val="36"/>
-        </w:rPr>
-      </w:pPr>
-      <w:r>
-        <w:rPr>
-          <w:b/>
-          <w:bCs/>
-          <w:color w:val="D86DCB" w:themeColor="accent5" w:themeTint="99"/>
-          <w:sz w:val="36"/>
-          <w:szCs w:val="36"/>
-        </w:rPr>
-        <w:t xml:space="preserve">    );</w:t>
-      </w:r>
-    </w:p>
-    <w:p>
-      <w:pPr>
-        <w:jc w:val="both"/>
-        <w:rPr>
-          <w:b/>
-          <w:bCs/>
-          <w:color w:val="D86DCB" w:themeColor="accent5" w:themeTint="99"/>
-          <w:sz w:val="36"/>
-          <w:szCs w:val="36"/>
-        </w:rPr>
-      </w:pPr>
-      <w:r>
-        <w:rPr>
-          <w:b/>
-          <w:bCs/>
-          <w:color w:val="D86DCB" w:themeColor="accent5" w:themeTint="99"/>
-          <w:sz w:val="36"/>
-          <w:szCs w:val="36"/>
-        </w:rPr>
-        <w:t xml:space="preserve">  },</w:t>
-      </w:r>
-    </w:p>
-    <w:p>
-      <w:pPr>
-        <w:jc w:val="both"/>
-        <w:rPr>
-          <w:sz w:val="36"/>
-          <w:szCs w:val="36"/>
-        </w:rPr>
-      </w:pPr>
-      <w:r>
-        <w:rPr>
-          <w:sz w:val="36"/>
-          <w:szCs w:val="36"/>
-        </w:rPr>
-        <w:t># Slide Transition</w:t>
-      </w:r>
-    </w:p>
-    <w:p>
-      <w:pPr>
-        <w:jc w:val="both"/>
-        <w:rPr>
-          <w:b/>
-          <w:bCs/>
-          <w:color w:val="D86DCB" w:themeColor="accent5" w:themeTint="99"/>
-          <w:sz w:val="36"/>
-          <w:szCs w:val="36"/>
-        </w:rPr>
-      </w:pPr>
-      <w:proofErr w:type="spellStart"/>
-      <w:r>
-        <w:rPr>
-          <w:b/>
-          <w:bCs/>
-          <w:color w:val="D86DCB" w:themeColor="accent5" w:themeTint="99"/>
-          <w:sz w:val="36"/>
-          <w:szCs w:val="36"/>
-        </w:rPr>
-        <w:t>transitionBuilder</w:t>
-      </w:r>
-      <w:proofErr w:type="spellEnd"/>
-      <w:r>
-        <w:rPr>
-          <w:b/>
-          <w:bCs/>
-          <w:color w:val="D86DCB" w:themeColor="accent5" w:themeTint="99"/>
-          <w:sz w:val="36"/>
-          <w:szCs w:val="36"/>
-        </w:rPr>
-        <w:t>: (child, animation) {</w:t>
-      </w:r>
-    </w:p>
-    <w:p>
-      <w:pPr>
-        <w:jc w:val="both"/>
-        <w:rPr>
-          <w:b/>
-          <w:bCs/>
-          <w:color w:val="D86DCB" w:themeColor="accent5" w:themeTint="99"/>
-          <w:sz w:val="36"/>
-          <w:szCs w:val="36"/>
-        </w:rPr>
-      </w:pPr>
-      <w:r>
-        <w:rPr>
-          <w:b/>
-          <w:bCs/>
-          <w:color w:val="D86DCB" w:themeColor="accent5" w:themeTint="99"/>
-          <w:sz w:val="36"/>
-          <w:szCs w:val="36"/>
-        </w:rPr>
-        <w:t xml:space="preserve">  final offset = Tween&lt;Offset</w:t>
-      </w:r>
-      <w:proofErr w:type="gramStart"/>
-      <w:r>
-        <w:rPr>
-          <w:b/>
-          <w:bCs/>
-          <w:color w:val="D86DCB" w:themeColor="accent5" w:themeTint="99"/>
-          <w:sz w:val="36"/>
-          <w:szCs w:val="36"/>
-        </w:rPr>
-        <w:t>&gt;(</w:t>
-      </w:r>
-      <w:proofErr w:type="gramEnd"/>
-    </w:p>
-    <w:p>
-      <w:pPr>
-        <w:jc w:val="both"/>
-        <w:rPr>
-          <w:b/>
-          <w:bCs/>
-          <w:color w:val="D86DCB" w:themeColor="accent5" w:themeTint="99"/>
-          <w:sz w:val="36"/>
-          <w:szCs w:val="36"/>
-        </w:rPr>
-      </w:pPr>
-      <w:r>
-        <w:rPr>
-          <w:b/>
-          <w:bCs/>
-          <w:color w:val="D86DCB" w:themeColor="accent5" w:themeTint="99"/>
-          <w:sz w:val="36"/>
-          <w:szCs w:val="36"/>
-        </w:rPr>
-        <w:t xml:space="preserve">    begin: </w:t>
-      </w:r>
-      <w:proofErr w:type="gramStart"/>
-      <w:r>
-        <w:rPr>
-          <w:b/>
-          <w:bCs/>
-          <w:color w:val="D86DCB" w:themeColor="accent5" w:themeTint="99"/>
-          <w:sz w:val="36"/>
-          <w:szCs w:val="36"/>
-        </w:rPr>
-        <w:t>Offset(</w:t>
-      </w:r>
-      <w:proofErr w:type="gramEnd"/>
-      <w:r>
-        <w:rPr>
-          <w:b/>
-          <w:bCs/>
-          <w:color w:val="D86DCB" w:themeColor="accent5" w:themeTint="99"/>
-          <w:sz w:val="36"/>
-          <w:szCs w:val="36"/>
-        </w:rPr>
-        <w:t>0, 0.2),</w:t>
-      </w:r>
-    </w:p>
-    <w:p>
-      <w:pPr>
-        <w:jc w:val="both"/>
-        <w:rPr>
-          <w:b/>
-          <w:bCs/>
-          <w:color w:val="D86DCB" w:themeColor="accent5" w:themeTint="99"/>
-          <w:sz w:val="36"/>
-          <w:szCs w:val="36"/>
-        </w:rPr>
-      </w:pPr>
-      <w:r>
-        <w:rPr>
-          <w:b/>
-          <w:bCs/>
-          <w:color w:val="D86DCB" w:themeColor="accent5" w:themeTint="99"/>
-          <w:sz w:val="36"/>
-          <w:szCs w:val="36"/>
-        </w:rPr>
-        <w:t xml:space="preserve">    end: </w:t>
-      </w:r>
-      <w:proofErr w:type="spellStart"/>
-      <w:r>
-        <w:rPr>
-          <w:b/>
-          <w:bCs/>
-          <w:color w:val="D86DCB" w:themeColor="accent5" w:themeTint="99"/>
-          <w:sz w:val="36"/>
-          <w:szCs w:val="36"/>
-        </w:rPr>
-        <w:t>Offset.zero</w:t>
-      </w:r>
-      <w:proofErr w:type="spellEnd"/>
-      <w:r>
-        <w:rPr>
-          <w:b/>
-          <w:bCs/>
-          <w:color w:val="D86DCB" w:themeColor="accent5" w:themeTint="99"/>
-          <w:sz w:val="36"/>
-          <w:szCs w:val="36"/>
-        </w:rPr>
-        <w:t>,</w:t>
-      </w:r>
-    </w:p>
-    <w:p>
-      <w:pPr>
-        <w:jc w:val="both"/>
-        <w:rPr>
-          <w:b/>
-          <w:bCs/>
-          <w:color w:val="D86DCB" w:themeColor="accent5" w:themeTint="99"/>
-          <w:sz w:val="36"/>
-          <w:szCs w:val="36"/>
-        </w:rPr>
-      </w:pPr>
-      <w:r>
-        <w:rPr>
-          <w:b/>
-          <w:bCs/>
-          <w:color w:val="D86DCB" w:themeColor="accent5" w:themeTint="99"/>
-          <w:sz w:val="36"/>
-          <w:szCs w:val="36"/>
-        </w:rPr>
-        <w:t xml:space="preserve">  </w:t>
-      </w:r>
-      <w:proofErr w:type="gramStart"/>
-      <w:r>
-        <w:rPr>
-          <w:b/>
-          <w:bCs/>
-          <w:color w:val="D86DCB" w:themeColor="accent5" w:themeTint="99"/>
-          <w:sz w:val="36"/>
-          <w:szCs w:val="36"/>
-        </w:rPr>
-        <w:t>).animate</w:t>
-      </w:r>
-      <w:proofErr w:type="gramEnd"/>
-      <w:r>
-        <w:rPr>
-          <w:b/>
-          <w:bCs/>
-          <w:color w:val="D86DCB" w:themeColor="accent5" w:themeTint="99"/>
-          <w:sz w:val="36"/>
-          <w:szCs w:val="36"/>
-        </w:rPr>
-        <w:t>(animation);</w:t>
-      </w:r>
-    </w:p>
-    <w:p>
-      <w:pPr>
-        <w:jc w:val="both"/>
-        <w:rPr>
-          <w:b/>
-          <w:bCs/>
-          <w:color w:val="D86DCB" w:themeColor="accent5" w:themeTint="99"/>
-          <w:sz w:val="36"/>
-          <w:szCs w:val="36"/>
-        </w:rPr>
-      </w:pPr>
-      <w:r>
-        <w:rPr>
-          <w:b/>
-          <w:bCs/>
-          <w:color w:val="D86DCB" w:themeColor="accent5" w:themeTint="99"/>
-          <w:sz w:val="36"/>
-          <w:szCs w:val="36"/>
-        </w:rPr>
-        <w:t xml:space="preserve">  return </w:t>
-      </w:r>
-      <w:proofErr w:type="spellStart"/>
-      <w:proofErr w:type="gramStart"/>
-      <w:r>
-        <w:rPr>
-          <w:b/>
-          <w:bCs/>
-          <w:color w:val="D86DCB" w:themeColor="accent5" w:themeTint="99"/>
-          <w:sz w:val="36"/>
-          <w:szCs w:val="36"/>
-        </w:rPr>
-        <w:t>SlideTransition</w:t>
-      </w:r>
-      <w:proofErr w:type="spellEnd"/>
-      <w:r>
-        <w:rPr>
-          <w:b/>
-          <w:bCs/>
-          <w:color w:val="D86DCB" w:themeColor="accent5" w:themeTint="99"/>
-          <w:sz w:val="36"/>
-          <w:szCs w:val="36"/>
-        </w:rPr>
-        <w:t>(</w:t>
-      </w:r>
-      <w:proofErr w:type="gramEnd"/>
-    </w:p>
-    <w:p>
-      <w:pPr>
-        <w:jc w:val="both"/>
-        <w:rPr>
-          <w:b/>
-          <w:bCs/>
-          <w:color w:val="D86DCB" w:themeColor="accent5" w:themeTint="99"/>
-          <w:sz w:val="36"/>
-          <w:szCs w:val="36"/>
-        </w:rPr>
-      </w:pPr>
-      <w:r>
-        <w:rPr>
-          <w:b/>
-          <w:bCs/>
-          <w:color w:val="D86DCB" w:themeColor="accent5" w:themeTint="99"/>
-          <w:sz w:val="36"/>
-          <w:szCs w:val="36"/>
-        </w:rPr>
-        <w:t xml:space="preserve">    position: offset,</w:t>
-      </w:r>
-    </w:p>
-    <w:p>
-      <w:pPr>
-        <w:jc w:val="both"/>
-        <w:rPr>
-          <w:b/>
-          <w:bCs/>
-          <w:color w:val="D86DCB" w:themeColor="accent5" w:themeTint="99"/>
-          <w:sz w:val="36"/>
-          <w:szCs w:val="36"/>
-        </w:rPr>
-      </w:pPr>
-      <w:r>
-        <w:rPr>
-          <w:b/>
-          <w:bCs/>
-          <w:color w:val="D86DCB" w:themeColor="accent5" w:themeTint="99"/>
-          <w:sz w:val="36"/>
-          <w:szCs w:val="36"/>
-        </w:rPr>
-        <w:t xml:space="preserve">    child: child,</w:t>
-      </w:r>
-    </w:p>
-    <w:p>
-      <w:pPr>
-        <w:jc w:val="both"/>
-        <w:rPr>
-          <w:b/>
-          <w:bCs/>
-          <w:color w:val="D86DCB" w:themeColor="accent5" w:themeTint="99"/>
-          <w:sz w:val="36"/>
-          <w:szCs w:val="36"/>
-        </w:rPr>
-      </w:pPr>
-      <w:r>
-        <w:rPr>
-          <w:b/>
-          <w:bCs/>
-          <w:color w:val="D86DCB" w:themeColor="accent5" w:themeTint="99"/>
-          <w:sz w:val="36"/>
-          <w:szCs w:val="36"/>
-        </w:rPr>
-        <w:t xml:space="preserve">  );</w:t>
-      </w:r>
-    </w:p>
-    <w:p>
-      <w:pPr>
-        <w:jc w:val="both"/>
-        <w:rPr>
-          <w:b/>
-          <w:bCs/>
-          <w:color w:val="D86DCB" w:themeColor="accent5" w:themeTint="99"/>
-          <w:sz w:val="36"/>
-          <w:szCs w:val="36"/>
-        </w:rPr>
-      </w:pPr>
-      <w:r>
-        <w:rPr>
-          <w:b/>
-          <w:bCs/>
-          <w:color w:val="D86DCB" w:themeColor="accent5" w:themeTint="99"/>
-          <w:sz w:val="36"/>
-          <w:szCs w:val="36"/>
-        </w:rPr>
-        <w:t>},</w:t>
-      </w:r>
-    </w:p>
-    <w:p>
-      <w:pPr>
-        <w:jc w:val="both"/>
-        <w:rPr>
-          <w:sz w:val="36"/>
-          <w:szCs w:val="36"/>
-        </w:rPr>
-      </w:pPr>
-    </w:p>
-    <w:p>
-      <w:pPr>
-        <w:jc w:val="both"/>
-        <w:rPr>
-          <w:sz w:val="36"/>
-          <w:szCs w:val="36"/>
-        </w:rPr>
-      </w:pPr>
-      <w:r>
-        <w:rPr>
-          <w:sz w:val="36"/>
-          <w:szCs w:val="36"/>
-        </w:rPr>
         <w:t>Common Mistakes:</w:t>
       </w:r>
     </w:p>
@@ -7140,7 +7215,6 @@
           <w:sz w:val="36"/>
           <w:szCs w:val="36"/>
         </w:rPr>
-        <w:lastRenderedPageBreak/>
         <w:t>Very long durations</w:t>
       </w:r>
     </w:p>
@@ -7771,6 +7845,7 @@
           <w:sz w:val="36"/>
           <w:szCs w:val="36"/>
         </w:rPr>
+        <w:lastRenderedPageBreak/>
         <w:t xml:space="preserve"># </w:t>
       </w:r>
       <w:r>
@@ -7851,39 +7926,1351 @@
           <w:sz w:val="36"/>
           <w:szCs w:val="36"/>
         </w:rPr>
+        <w:t>Animation&lt;double&gt;</w:t>
+      </w:r>
+      <w:r>
+        <w:rPr>
+          <w:sz w:val="36"/>
+          <w:szCs w:val="36"/>
+        </w:rPr>
+        <w:t>.</w:t>
+      </w:r>
+      <w:r>
+        <w:rPr>
+          <w:sz w:val="36"/>
+          <w:szCs w:val="36"/>
+        </w:rPr>
+        <w:t xml:space="preserve"> </w:t>
+      </w:r>
+      <w:r>
+        <w:rPr>
+          <w:sz w:val="36"/>
+          <w:szCs w:val="36"/>
+        </w:rPr>
+        <w:t xml:space="preserve">Passing any of them works because they all extend </w:t>
+      </w:r>
+      <w:r>
+        <w:rPr>
+          <w:b/>
+          <w:bCs/>
+          <w:sz w:val="36"/>
+          <w:szCs w:val="36"/>
+        </w:rPr>
+        <w:t>Listenable</w:t>
+      </w:r>
+      <w:r>
+        <w:rPr>
+          <w:sz w:val="36"/>
+          <w:szCs w:val="36"/>
+        </w:rPr>
+        <w:t>:</w:t>
+      </w:r>
+    </w:p>
+    <w:p>
+      <w:pPr>
+        <w:jc w:val="both"/>
+        <w:rPr>
+          <w:b/>
+          <w:bCs/>
+          <w:sz w:val="36"/>
+          <w:szCs w:val="36"/>
+        </w:rPr>
+      </w:pPr>
+      <w:r>
+        <w:rPr>
+          <w:b/>
+          <w:bCs/>
+          <w:sz w:val="36"/>
+          <w:szCs w:val="36"/>
+        </w:rPr>
+        <w:t>Listenable</w:t>
+      </w:r>
+    </w:p>
+    <w:p>
+      <w:pPr>
+        <w:jc w:val="both"/>
+        <w:rPr>
+          <w:b/>
+          <w:bCs/>
+          <w:sz w:val="36"/>
+          <w:szCs w:val="36"/>
+        </w:rPr>
+      </w:pPr>
+      <w:r>
+        <w:rPr>
+          <w:b/>
+          <w:bCs/>
+          <w:sz w:val="36"/>
+          <w:szCs w:val="36"/>
+        </w:rPr>
+        <w:t xml:space="preserve">  └── Animation&lt;double&gt;</w:t>
+      </w:r>
+    </w:p>
+    <w:p>
+      <w:pPr>
+        <w:jc w:val="both"/>
+        <w:rPr>
+          <w:b/>
+          <w:bCs/>
+          <w:sz w:val="36"/>
+          <w:szCs w:val="36"/>
+        </w:rPr>
+      </w:pPr>
+      <w:r>
+        <w:rPr>
+          <w:b/>
+          <w:bCs/>
+          <w:sz w:val="36"/>
+          <w:szCs w:val="36"/>
+        </w:rPr>
+        <w:t xml:space="preserve">        </w:t>
+      </w:r>
+      <w:r>
+        <w:rPr>
+          <w:rFonts w:ascii="Arial" w:hAnsi="Arial" w:cs="Arial"/>
+          <w:b/>
+          <w:bCs/>
+          <w:sz w:val="36"/>
+          <w:szCs w:val="36"/>
+        </w:rPr>
+        <w:t>├</w:t>
+      </w:r>
+      <w:r>
+        <w:rPr>
+          <w:rFonts w:ascii="Aptos" w:hAnsi="Aptos" w:cs="Aptos"/>
+          <w:b/>
+          <w:bCs/>
+          <w:sz w:val="36"/>
+          <w:szCs w:val="36"/>
+        </w:rPr>
+        <w:t>──</w:t>
+      </w:r>
+      <w:r>
+        <w:rPr>
+          <w:b/>
+          <w:bCs/>
+          <w:sz w:val="36"/>
+          <w:szCs w:val="36"/>
+        </w:rPr>
+        <w:t xml:space="preserve"> </w:t>
+      </w:r>
+      <w:proofErr w:type="spellStart"/>
+      <w:proofErr w:type="gramStart"/>
+      <w:r>
+        <w:rPr>
+          <w:b/>
+          <w:bCs/>
+          <w:sz w:val="36"/>
+          <w:szCs w:val="36"/>
+        </w:rPr>
+        <w:t>AnimationController</w:t>
+      </w:r>
+      <w:proofErr w:type="spellEnd"/>
+      <w:r>
+        <w:rPr>
+          <w:b/>
+          <w:bCs/>
+          <w:sz w:val="36"/>
+          <w:szCs w:val="36"/>
+        </w:rPr>
+        <w:t xml:space="preserve"> </w:t>
+      </w:r>
+      <w:r>
+        <w:rPr>
+          <w:b/>
+          <w:bCs/>
+          <w:sz w:val="36"/>
+          <w:szCs w:val="36"/>
+        </w:rPr>
+        <w:t xml:space="preserve"> (</w:t>
+      </w:r>
+      <w:proofErr w:type="gramEnd"/>
+      <w:r>
+        <w:rPr>
+          <w:b/>
+          <w:bCs/>
+          <w:sz w:val="36"/>
+          <w:szCs w:val="36"/>
+        </w:rPr>
+        <w:t>is  an</w:t>
+      </w:r>
+      <w:r>
+        <w:rPr>
+          <w:b/>
+          <w:bCs/>
+          <w:sz w:val="36"/>
+          <w:szCs w:val="36"/>
+        </w:rPr>
+        <w:t xml:space="preserve"> Animation&lt;double&gt;)</w:t>
+      </w:r>
+    </w:p>
+    <w:p>
+      <w:pPr>
+        <w:jc w:val="both"/>
+        <w:rPr>
+          <w:b/>
+          <w:bCs/>
+          <w:sz w:val="36"/>
+          <w:szCs w:val="36"/>
+        </w:rPr>
+      </w:pPr>
+      <w:r>
+        <w:rPr>
+          <w:b/>
+          <w:bCs/>
+          <w:sz w:val="36"/>
+          <w:szCs w:val="36"/>
+        </w:rPr>
+        <w:t xml:space="preserve">        └── </w:t>
+      </w:r>
+      <w:proofErr w:type="spellStart"/>
+      <w:r>
+        <w:rPr>
+          <w:b/>
+          <w:bCs/>
+          <w:sz w:val="36"/>
+          <w:szCs w:val="36"/>
+        </w:rPr>
+        <w:t>CurvedAnimation</w:t>
+      </w:r>
+      <w:proofErr w:type="spellEnd"/>
+      <w:r>
+        <w:rPr>
+          <w:b/>
+          <w:bCs/>
+          <w:sz w:val="36"/>
+          <w:szCs w:val="36"/>
+        </w:rPr>
+        <w:t xml:space="preserve">   </w:t>
+      </w:r>
+      <w:proofErr w:type="gramStart"/>
+      <w:r>
+        <w:rPr>
+          <w:b/>
+          <w:bCs/>
+          <w:sz w:val="36"/>
+          <w:szCs w:val="36"/>
+        </w:rPr>
+        <w:t xml:space="preserve">   (</w:t>
+      </w:r>
+      <w:proofErr w:type="gramEnd"/>
+      <w:r>
+        <w:rPr>
+          <w:b/>
+          <w:bCs/>
+          <w:sz w:val="36"/>
+          <w:szCs w:val="36"/>
+        </w:rPr>
+        <w:t>is an</w:t>
+      </w:r>
+      <w:r>
+        <w:rPr>
+          <w:b/>
+          <w:bCs/>
+          <w:sz w:val="36"/>
+          <w:szCs w:val="36"/>
+        </w:rPr>
+        <w:t xml:space="preserve"> Animation&lt;double&gt;)</w:t>
+      </w:r>
+    </w:p>
+    <w:p>
+      <w:pPr>
+        <w:jc w:val="both"/>
+        <w:rPr>
+          <w:sz w:val="36"/>
+          <w:szCs w:val="36"/>
+        </w:rPr>
+      </w:pPr>
+      <w:r>
+        <w:rPr>
+          <w:sz w:val="36"/>
+          <w:szCs w:val="36"/>
+        </w:rPr>
+        <w:t>#</w:t>
+      </w:r>
+      <w:r>
+        <w:rPr>
+          <w:sz w:val="36"/>
+          <w:szCs w:val="36"/>
+        </w:rPr>
+        <w:t xml:space="preserve"> For </w:t>
+      </w:r>
+      <w:proofErr w:type="spellStart"/>
+      <w:r>
+        <w:rPr>
+          <w:b/>
+          <w:bCs/>
+          <w:sz w:val="36"/>
+          <w:szCs w:val="36"/>
+        </w:rPr>
+        <w:t>AnimationController</w:t>
+      </w:r>
+      <w:proofErr w:type="spellEnd"/>
+      <w:r>
+        <w:rPr>
+          <w:sz w:val="36"/>
+          <w:szCs w:val="36"/>
+        </w:rPr>
+        <w:t>,</w:t>
+      </w:r>
+      <w:r>
+        <w:rPr>
+          <w:sz w:val="36"/>
+          <w:szCs w:val="36"/>
+        </w:rPr>
+        <w:t xml:space="preserve"> </w:t>
+      </w:r>
+      <w:r>
+        <w:rPr>
+          <w:b/>
+          <w:bCs/>
+          <w:sz w:val="36"/>
+          <w:szCs w:val="36"/>
+        </w:rPr>
+        <w:t>builder:</w:t>
+      </w:r>
+      <w:r>
+        <w:rPr>
+          <w:sz w:val="36"/>
+          <w:szCs w:val="36"/>
+        </w:rPr>
+        <w:t xml:space="preserve"> </w:t>
+      </w:r>
+      <w:r>
+        <w:rPr>
+          <w:sz w:val="36"/>
+          <w:szCs w:val="36"/>
+        </w:rPr>
+        <w:t xml:space="preserve">is </w:t>
+      </w:r>
+      <w:r>
+        <w:rPr>
+          <w:sz w:val="36"/>
+          <w:szCs w:val="36"/>
+        </w:rPr>
+        <w:t>c</w:t>
+      </w:r>
+      <w:r>
+        <w:rPr>
+          <w:sz w:val="36"/>
+          <w:szCs w:val="36"/>
+        </w:rPr>
+        <w:t>alled on every animation</w:t>
+      </w:r>
+      <w:r>
+        <w:rPr>
+          <w:sz w:val="36"/>
+          <w:szCs w:val="36"/>
+        </w:rPr>
+        <w:t xml:space="preserve"> or frame</w:t>
+      </w:r>
+      <w:r>
+        <w:rPr>
+          <w:sz w:val="36"/>
+          <w:szCs w:val="36"/>
+        </w:rPr>
+        <w:t xml:space="preserve"> tick.</w:t>
+      </w:r>
+    </w:p>
+    <w:p>
+      <w:pPr>
+        <w:jc w:val="both"/>
+        <w:rPr>
+          <w:sz w:val="36"/>
+          <w:szCs w:val="36"/>
+        </w:rPr>
+      </w:pPr>
+      <w:r>
+        <w:rPr>
+          <w:sz w:val="36"/>
+          <w:szCs w:val="36"/>
+        </w:rPr>
+        <w:t>#</w:t>
+      </w:r>
+      <w:r>
+        <w:rPr>
+          <w:b/>
+          <w:bCs/>
+          <w:sz w:val="36"/>
+          <w:szCs w:val="36"/>
+        </w:rPr>
+        <w:t xml:space="preserve"> child: </w:t>
+      </w:r>
+      <w:r>
+        <w:rPr>
+          <w:sz w:val="36"/>
+          <w:szCs w:val="36"/>
+        </w:rPr>
+        <w:t>is built once, cached and reused every frame</w:t>
+      </w:r>
+    </w:p>
+    <w:p>
+      <w:pPr>
+        <w:jc w:val="both"/>
+        <w:rPr>
+          <w:sz w:val="36"/>
+          <w:szCs w:val="36"/>
+        </w:rPr>
+      </w:pPr>
+      <w:r>
+        <w:rPr>
+          <w:sz w:val="36"/>
+          <w:szCs w:val="36"/>
+        </w:rPr>
+        <w:t xml:space="preserve"># Here, </w:t>
+      </w:r>
+      <w:proofErr w:type="spellStart"/>
+      <w:r>
+        <w:rPr>
+          <w:b/>
+          <w:bCs/>
+          <w:sz w:val="36"/>
+          <w:szCs w:val="36"/>
+        </w:rPr>
+        <w:t>controller.value</w:t>
+      </w:r>
+      <w:proofErr w:type="spellEnd"/>
+      <w:r>
+        <w:rPr>
+          <w:sz w:val="36"/>
+          <w:szCs w:val="36"/>
+        </w:rPr>
+        <w:t xml:space="preserve"> goes</w:t>
+      </w:r>
+      <w:r>
+        <w:rPr>
+          <w:b/>
+          <w:bCs/>
+          <w:sz w:val="36"/>
+          <w:szCs w:val="36"/>
+        </w:rPr>
+        <w:t xml:space="preserve"> </w:t>
+      </w:r>
+      <w:r>
+        <w:rPr>
+          <w:b/>
+          <w:bCs/>
+          <w:sz w:val="36"/>
+          <w:szCs w:val="36"/>
+        </w:rPr>
+        <w:t>0</w:t>
+      </w:r>
+      <w:r>
+        <w:rPr>
+          <w:b/>
+          <w:bCs/>
+          <w:sz w:val="36"/>
+          <w:szCs w:val="36"/>
+        </w:rPr>
+        <w:t>.0</w:t>
+      </w:r>
+      <w:r>
+        <w:rPr>
+          <w:sz w:val="36"/>
+          <w:szCs w:val="36"/>
+        </w:rPr>
+        <w:t xml:space="preserve"> to </w:t>
+      </w:r>
+      <w:r>
+        <w:rPr>
+          <w:b/>
+          <w:bCs/>
+          <w:sz w:val="36"/>
+          <w:szCs w:val="36"/>
+        </w:rPr>
+        <w:t>1</w:t>
+      </w:r>
+      <w:r>
+        <w:rPr>
+          <w:b/>
+          <w:bCs/>
+          <w:sz w:val="36"/>
+          <w:szCs w:val="36"/>
+        </w:rPr>
+        <w:t>.0</w:t>
+      </w:r>
+      <w:r>
+        <w:rPr>
+          <w:sz w:val="36"/>
+          <w:szCs w:val="36"/>
+        </w:rPr>
+        <w:t xml:space="preserve"> to </w:t>
+      </w:r>
+      <w:r>
+        <w:rPr>
+          <w:b/>
+          <w:bCs/>
+          <w:sz w:val="36"/>
+          <w:szCs w:val="36"/>
+        </w:rPr>
+        <w:t>0</w:t>
+      </w:r>
+      <w:r>
+        <w:rPr>
+          <w:b/>
+          <w:bCs/>
+          <w:sz w:val="36"/>
+          <w:szCs w:val="36"/>
+        </w:rPr>
+        <w:t>.0</w:t>
+      </w:r>
+      <w:r>
+        <w:rPr>
+          <w:sz w:val="36"/>
+          <w:szCs w:val="36"/>
+        </w:rPr>
+        <w:t xml:space="preserve">. Scale animates smoothly and </w:t>
+      </w:r>
+      <w:r>
+        <w:rPr>
+          <w:b/>
+          <w:bCs/>
+          <w:sz w:val="36"/>
+          <w:szCs w:val="36"/>
+        </w:rPr>
+        <w:t>Icon</w:t>
+      </w:r>
+      <w:r>
+        <w:rPr>
+          <w:sz w:val="36"/>
+          <w:szCs w:val="36"/>
+        </w:rPr>
+        <w:t xml:space="preserve"> itself does NOT rebuild</w:t>
+      </w:r>
+    </w:p>
+    <w:p>
+      <w:pPr>
+        <w:jc w:val="both"/>
+        <w:rPr>
+          <w:b/>
+          <w:bCs/>
+          <w:sz w:val="36"/>
+          <w:szCs w:val="36"/>
+        </w:rPr>
+      </w:pPr>
+      <w:r>
+        <w:rPr>
+          <w:sz w:val="36"/>
+          <w:szCs w:val="36"/>
+        </w:rPr>
+        <w:t xml:space="preserve"># </w:t>
+      </w:r>
+      <w:proofErr w:type="spellStart"/>
+      <w:r>
+        <w:rPr>
+          <w:b/>
+          <w:bCs/>
+          <w:sz w:val="36"/>
+          <w:szCs w:val="36"/>
+        </w:rPr>
+        <w:t>Transform.scale</w:t>
+      </w:r>
+      <w:proofErr w:type="spellEnd"/>
+      <w:r>
+        <w:rPr>
+          <w:b/>
+          <w:bCs/>
+          <w:sz w:val="36"/>
+          <w:szCs w:val="36"/>
+        </w:rPr>
+        <w:t xml:space="preserve"> </w:t>
+      </w:r>
+      <w:r>
+        <w:rPr>
+          <w:sz w:val="36"/>
+          <w:szCs w:val="36"/>
+        </w:rPr>
+        <w:t>s</w:t>
+      </w:r>
+      <w:r>
+        <w:rPr>
+          <w:sz w:val="36"/>
+          <w:szCs w:val="36"/>
+        </w:rPr>
+        <w:t>cales the widget from an anchor point</w:t>
+      </w:r>
+      <w:r>
+        <w:rPr>
+          <w:sz w:val="36"/>
+          <w:szCs w:val="36"/>
+        </w:rPr>
+        <w:t xml:space="preserve"> (there are two modes, see below)</w:t>
+      </w:r>
+      <w:r>
+        <w:rPr>
+          <w:sz w:val="36"/>
+          <w:szCs w:val="36"/>
+        </w:rPr>
+        <w:t>.</w:t>
+      </w:r>
+      <w:r>
+        <w:rPr>
+          <w:sz w:val="36"/>
+          <w:szCs w:val="36"/>
+        </w:rPr>
+        <w:t xml:space="preserve"> It gives grow or shrink animation (but no layout change)</w:t>
+      </w:r>
+    </w:p>
+    <w:p>
+      <w:pPr>
+        <w:jc w:val="both"/>
+        <w:rPr>
+          <w:b/>
+          <w:bCs/>
+          <w:color w:val="D86DCB" w:themeColor="accent5" w:themeTint="99"/>
+          <w:sz w:val="36"/>
+          <w:szCs w:val="36"/>
+        </w:rPr>
+      </w:pPr>
+      <w:r>
+        <w:rPr>
+          <w:b/>
+          <w:bCs/>
+          <w:color w:val="D86DCB" w:themeColor="accent5" w:themeTint="99"/>
+          <w:sz w:val="36"/>
+          <w:szCs w:val="36"/>
+        </w:rPr>
+        <w:t xml:space="preserve">… with </w:t>
+      </w:r>
+      <w:proofErr w:type="spellStart"/>
+      <w:r>
+        <w:rPr>
+          <w:b/>
+          <w:bCs/>
+          <w:color w:val="D86DCB" w:themeColor="accent5" w:themeTint="99"/>
+          <w:sz w:val="36"/>
+          <w:szCs w:val="36"/>
+        </w:rPr>
+        <w:t>TickerProviderStateMixin</w:t>
+      </w:r>
+      <w:proofErr w:type="spellEnd"/>
+      <w:r>
+        <w:rPr>
+          <w:b/>
+          <w:bCs/>
+          <w:color w:val="D86DCB" w:themeColor="accent5" w:themeTint="99"/>
+          <w:sz w:val="36"/>
+          <w:szCs w:val="36"/>
+        </w:rPr>
+        <w:t xml:space="preserve"> {</w:t>
+      </w:r>
+    </w:p>
+    <w:p>
+      <w:pPr>
+        <w:jc w:val="both"/>
+        <w:rPr>
+          <w:b/>
+          <w:bCs/>
+          <w:color w:val="D86DCB" w:themeColor="accent5" w:themeTint="99"/>
+          <w:sz w:val="36"/>
+          <w:szCs w:val="36"/>
+        </w:rPr>
+      </w:pPr>
+      <w:r>
+        <w:rPr>
+          <w:b/>
+          <w:bCs/>
+          <w:color w:val="D86DCB" w:themeColor="accent5" w:themeTint="99"/>
+          <w:sz w:val="36"/>
+          <w:szCs w:val="36"/>
+        </w:rPr>
+        <w:t xml:space="preserve">late </w:t>
+      </w:r>
+      <w:proofErr w:type="spellStart"/>
+      <w:r>
+        <w:rPr>
+          <w:b/>
+          <w:bCs/>
+          <w:color w:val="D86DCB" w:themeColor="accent5" w:themeTint="99"/>
+          <w:sz w:val="36"/>
+          <w:szCs w:val="36"/>
+        </w:rPr>
+        <w:t>AnimationController</w:t>
+      </w:r>
+      <w:proofErr w:type="spellEnd"/>
+      <w:r>
+        <w:rPr>
+          <w:b/>
+          <w:bCs/>
+          <w:color w:val="D86DCB" w:themeColor="accent5" w:themeTint="99"/>
+          <w:sz w:val="36"/>
+          <w:szCs w:val="36"/>
+        </w:rPr>
+        <w:t xml:space="preserve"> controller;</w:t>
+      </w:r>
+    </w:p>
+    <w:p>
+      <w:pPr>
+        <w:jc w:val="both"/>
+        <w:rPr>
+          <w:b/>
+          <w:bCs/>
+          <w:color w:val="D86DCB" w:themeColor="accent5" w:themeTint="99"/>
+          <w:sz w:val="36"/>
+          <w:szCs w:val="36"/>
+        </w:rPr>
+      </w:pPr>
+      <w:r>
+        <w:rPr>
+          <w:b/>
+          <w:bCs/>
+          <w:color w:val="D86DCB" w:themeColor="accent5" w:themeTint="99"/>
+          <w:sz w:val="36"/>
+          <w:szCs w:val="36"/>
+        </w:rPr>
+        <w:t>@override</w:t>
+      </w:r>
+    </w:p>
+    <w:p>
+      <w:pPr>
+        <w:jc w:val="both"/>
+        <w:rPr>
+          <w:b/>
+          <w:bCs/>
+          <w:color w:val="D86DCB" w:themeColor="accent5" w:themeTint="99"/>
+          <w:sz w:val="36"/>
+          <w:szCs w:val="36"/>
+        </w:rPr>
+      </w:pPr>
+      <w:r>
+        <w:rPr>
+          <w:b/>
+          <w:bCs/>
+          <w:color w:val="D86DCB" w:themeColor="accent5" w:themeTint="99"/>
+          <w:sz w:val="36"/>
+          <w:szCs w:val="36"/>
+        </w:rPr>
+        <w:t xml:space="preserve">void </w:t>
+      </w:r>
+      <w:proofErr w:type="spellStart"/>
+      <w:proofErr w:type="gramStart"/>
+      <w:r>
+        <w:rPr>
+          <w:b/>
+          <w:bCs/>
+          <w:color w:val="D86DCB" w:themeColor="accent5" w:themeTint="99"/>
+          <w:sz w:val="36"/>
+          <w:szCs w:val="36"/>
+        </w:rPr>
+        <w:t>initState</w:t>
+      </w:r>
+      <w:proofErr w:type="spellEnd"/>
+      <w:r>
+        <w:rPr>
+          <w:b/>
+          <w:bCs/>
+          <w:color w:val="D86DCB" w:themeColor="accent5" w:themeTint="99"/>
+          <w:sz w:val="36"/>
+          <w:szCs w:val="36"/>
+        </w:rPr>
+        <w:t>(</w:t>
+      </w:r>
+      <w:proofErr w:type="gramEnd"/>
+      <w:r>
+        <w:rPr>
+          <w:b/>
+          <w:bCs/>
+          <w:color w:val="D86DCB" w:themeColor="accent5" w:themeTint="99"/>
+          <w:sz w:val="36"/>
+          <w:szCs w:val="36"/>
+        </w:rPr>
+        <w:t>) {</w:t>
+      </w:r>
+    </w:p>
+    <w:p>
+      <w:pPr>
+        <w:jc w:val="both"/>
+        <w:rPr>
+          <w:b/>
+          <w:bCs/>
+          <w:color w:val="D86DCB" w:themeColor="accent5" w:themeTint="99"/>
+          <w:sz w:val="36"/>
+          <w:szCs w:val="36"/>
+        </w:rPr>
+      </w:pPr>
+      <w:r>
+        <w:rPr>
+          <w:b/>
+          <w:bCs/>
+          <w:color w:val="D86DCB" w:themeColor="accent5" w:themeTint="99"/>
+          <w:sz w:val="36"/>
+          <w:szCs w:val="36"/>
+        </w:rPr>
+        <w:t xml:space="preserve">  </w:t>
+      </w:r>
+      <w:proofErr w:type="spellStart"/>
+      <w:proofErr w:type="gramStart"/>
+      <w:r>
+        <w:rPr>
+          <w:b/>
+          <w:bCs/>
+          <w:color w:val="D86DCB" w:themeColor="accent5" w:themeTint="99"/>
+          <w:sz w:val="36"/>
+          <w:szCs w:val="36"/>
+        </w:rPr>
+        <w:t>super.initState</w:t>
+      </w:r>
+      <w:proofErr w:type="spellEnd"/>
+      <w:proofErr w:type="gramEnd"/>
+      <w:r>
+        <w:rPr>
+          <w:b/>
+          <w:bCs/>
+          <w:color w:val="D86DCB" w:themeColor="accent5" w:themeTint="99"/>
+          <w:sz w:val="36"/>
+          <w:szCs w:val="36"/>
+        </w:rPr>
+        <w:t>();</w:t>
+      </w:r>
+    </w:p>
+    <w:p>
+      <w:pPr>
+        <w:jc w:val="both"/>
+        <w:rPr>
+          <w:b/>
+          <w:bCs/>
+          <w:color w:val="D86DCB" w:themeColor="accent5" w:themeTint="99"/>
+          <w:sz w:val="36"/>
+          <w:szCs w:val="36"/>
+        </w:rPr>
+      </w:pPr>
+      <w:r>
+        <w:rPr>
+          <w:b/>
+          <w:bCs/>
+          <w:color w:val="D86DCB" w:themeColor="accent5" w:themeTint="99"/>
+          <w:sz w:val="36"/>
+          <w:szCs w:val="36"/>
+        </w:rPr>
+        <w:t xml:space="preserve">  controller = </w:t>
+      </w:r>
+      <w:proofErr w:type="spellStart"/>
+      <w:proofErr w:type="gramStart"/>
+      <w:r>
+        <w:rPr>
+          <w:b/>
+          <w:bCs/>
+          <w:color w:val="D86DCB" w:themeColor="accent5" w:themeTint="99"/>
+          <w:sz w:val="36"/>
+          <w:szCs w:val="36"/>
+        </w:rPr>
+        <w:t>AnimationController</w:t>
+      </w:r>
+      <w:proofErr w:type="spellEnd"/>
+      <w:r>
+        <w:rPr>
+          <w:b/>
+          <w:bCs/>
+          <w:color w:val="D86DCB" w:themeColor="accent5" w:themeTint="99"/>
+          <w:sz w:val="36"/>
+          <w:szCs w:val="36"/>
+        </w:rPr>
+        <w:t>(</w:t>
+      </w:r>
+      <w:proofErr w:type="gramEnd"/>
+    </w:p>
+    <w:p>
+      <w:pPr>
+        <w:jc w:val="both"/>
+        <w:rPr>
+          <w:b/>
+          <w:bCs/>
+          <w:color w:val="D86DCB" w:themeColor="accent5" w:themeTint="99"/>
+          <w:sz w:val="36"/>
+          <w:szCs w:val="36"/>
+        </w:rPr>
+      </w:pPr>
+      <w:r>
+        <w:rPr>
+          <w:b/>
+          <w:bCs/>
+          <w:color w:val="D86DCB" w:themeColor="accent5" w:themeTint="99"/>
+          <w:sz w:val="36"/>
+          <w:szCs w:val="36"/>
+        </w:rPr>
         <w:lastRenderedPageBreak/>
-        <w:t>Animation&lt;double&gt;</w:t>
-      </w:r>
-      <w:r>
-        <w:rPr>
-          <w:sz w:val="36"/>
-          <w:szCs w:val="36"/>
-        </w:rPr>
-        <w:t>.</w:t>
-      </w:r>
-      <w:r>
-        <w:rPr>
-          <w:sz w:val="36"/>
-          <w:szCs w:val="36"/>
-        </w:rPr>
-        <w:t xml:space="preserve"> </w:t>
-      </w:r>
-      <w:r>
-        <w:rPr>
-          <w:sz w:val="36"/>
-          <w:szCs w:val="36"/>
-        </w:rPr>
-        <w:t xml:space="preserve">Passing any of them works because they all extend </w:t>
-      </w:r>
-      <w:r>
-        <w:rPr>
-          <w:b/>
-          <w:bCs/>
-          <w:sz w:val="36"/>
-          <w:szCs w:val="36"/>
-        </w:rPr>
-        <w:t>Listenable</w:t>
-      </w:r>
+        <w:t xml:space="preserve">    </w:t>
+      </w:r>
+      <w:proofErr w:type="spellStart"/>
+      <w:r>
+        <w:rPr>
+          <w:b/>
+          <w:bCs/>
+          <w:color w:val="D86DCB" w:themeColor="accent5" w:themeTint="99"/>
+          <w:sz w:val="36"/>
+          <w:szCs w:val="36"/>
+        </w:rPr>
+        <w:t>vsync</w:t>
+      </w:r>
+      <w:proofErr w:type="spellEnd"/>
+      <w:r>
+        <w:rPr>
+          <w:b/>
+          <w:bCs/>
+          <w:color w:val="D86DCB" w:themeColor="accent5" w:themeTint="99"/>
+          <w:sz w:val="36"/>
+          <w:szCs w:val="36"/>
+        </w:rPr>
+        <w:t>: this,</w:t>
+      </w:r>
+    </w:p>
+    <w:p>
+      <w:pPr>
+        <w:jc w:val="both"/>
+        <w:rPr>
+          <w:b/>
+          <w:bCs/>
+          <w:color w:val="D86DCB" w:themeColor="accent5" w:themeTint="99"/>
+          <w:sz w:val="36"/>
+          <w:szCs w:val="36"/>
+        </w:rPr>
+      </w:pPr>
+      <w:r>
+        <w:rPr>
+          <w:b/>
+          <w:bCs/>
+          <w:color w:val="D86DCB" w:themeColor="accent5" w:themeTint="99"/>
+          <w:sz w:val="36"/>
+          <w:szCs w:val="36"/>
+        </w:rPr>
+        <w:t xml:space="preserve">    duration: </w:t>
+      </w:r>
+      <w:proofErr w:type="gramStart"/>
+      <w:r>
+        <w:rPr>
+          <w:b/>
+          <w:bCs/>
+          <w:color w:val="D86DCB" w:themeColor="accent5" w:themeTint="99"/>
+          <w:sz w:val="36"/>
+          <w:szCs w:val="36"/>
+        </w:rPr>
+        <w:t>Duration(</w:t>
+      </w:r>
+      <w:proofErr w:type="gramEnd"/>
+      <w:r>
+        <w:rPr>
+          <w:b/>
+          <w:bCs/>
+          <w:color w:val="D86DCB" w:themeColor="accent5" w:themeTint="99"/>
+          <w:sz w:val="36"/>
+          <w:szCs w:val="36"/>
+        </w:rPr>
+        <w:t>seconds: 1),</w:t>
+      </w:r>
+    </w:p>
+    <w:p>
+      <w:pPr>
+        <w:jc w:val="both"/>
+        <w:rPr>
+          <w:b/>
+          <w:bCs/>
+          <w:color w:val="D86DCB" w:themeColor="accent5" w:themeTint="99"/>
+          <w:sz w:val="36"/>
+          <w:szCs w:val="36"/>
+        </w:rPr>
+      </w:pPr>
+      <w:r>
+        <w:rPr>
+          <w:b/>
+          <w:bCs/>
+          <w:color w:val="D86DCB" w:themeColor="accent5" w:themeTint="99"/>
+          <w:sz w:val="36"/>
+          <w:szCs w:val="36"/>
+        </w:rPr>
+        <w:t xml:space="preserve">  </w:t>
+      </w:r>
+      <w:proofErr w:type="gramStart"/>
+      <w:r>
+        <w:rPr>
+          <w:b/>
+          <w:bCs/>
+          <w:color w:val="D86DCB" w:themeColor="accent5" w:themeTint="99"/>
+          <w:sz w:val="36"/>
+          <w:szCs w:val="36"/>
+        </w:rPr>
+        <w:t>)..</w:t>
+      </w:r>
+      <w:proofErr w:type="gramEnd"/>
+      <w:r>
+        <w:rPr>
+          <w:b/>
+          <w:bCs/>
+          <w:color w:val="D86DCB" w:themeColor="accent5" w:themeTint="99"/>
+          <w:sz w:val="36"/>
+          <w:szCs w:val="36"/>
+        </w:rPr>
+        <w:t>repeat(reverse: true);</w:t>
+      </w:r>
+    </w:p>
+    <w:p>
+      <w:pPr>
+        <w:jc w:val="both"/>
+        <w:rPr>
+          <w:b/>
+          <w:bCs/>
+          <w:color w:val="D86DCB" w:themeColor="accent5" w:themeTint="99"/>
+          <w:sz w:val="36"/>
+          <w:szCs w:val="36"/>
+        </w:rPr>
+      </w:pPr>
+      <w:r>
+        <w:rPr>
+          <w:b/>
+          <w:bCs/>
+          <w:color w:val="D86DCB" w:themeColor="accent5" w:themeTint="99"/>
+          <w:sz w:val="36"/>
+          <w:szCs w:val="36"/>
+        </w:rPr>
+        <w:t>}</w:t>
+      </w:r>
+    </w:p>
+    <w:p>
+      <w:pPr>
+        <w:jc w:val="both"/>
+        <w:rPr>
+          <w:b/>
+          <w:bCs/>
+          <w:color w:val="D86DCB" w:themeColor="accent5" w:themeTint="99"/>
+          <w:sz w:val="36"/>
+          <w:szCs w:val="36"/>
+        </w:rPr>
+      </w:pPr>
+      <w:proofErr w:type="spellStart"/>
+      <w:proofErr w:type="gramStart"/>
+      <w:r>
+        <w:rPr>
+          <w:b/>
+          <w:bCs/>
+          <w:color w:val="D86DCB" w:themeColor="accent5" w:themeTint="99"/>
+          <w:sz w:val="36"/>
+          <w:szCs w:val="36"/>
+        </w:rPr>
+        <w:t>AnimatedBuilder</w:t>
+      </w:r>
+      <w:proofErr w:type="spellEnd"/>
+      <w:r>
+        <w:rPr>
+          <w:b/>
+          <w:bCs/>
+          <w:color w:val="D86DCB" w:themeColor="accent5" w:themeTint="99"/>
+          <w:sz w:val="36"/>
+          <w:szCs w:val="36"/>
+        </w:rPr>
+        <w:t>(</w:t>
+      </w:r>
+      <w:proofErr w:type="gramEnd"/>
+    </w:p>
+    <w:p>
+      <w:pPr>
+        <w:jc w:val="both"/>
+        <w:rPr>
+          <w:b/>
+          <w:bCs/>
+          <w:color w:val="D86DCB" w:themeColor="accent5" w:themeTint="99"/>
+          <w:sz w:val="36"/>
+          <w:szCs w:val="36"/>
+        </w:rPr>
+      </w:pPr>
+      <w:r>
+        <w:rPr>
+          <w:b/>
+          <w:bCs/>
+          <w:color w:val="D86DCB" w:themeColor="accent5" w:themeTint="99"/>
+          <w:sz w:val="36"/>
+          <w:szCs w:val="36"/>
+        </w:rPr>
+        <w:t xml:space="preserve">  animation: controller,</w:t>
+      </w:r>
+    </w:p>
+    <w:p>
+      <w:pPr>
+        <w:jc w:val="both"/>
+        <w:rPr>
+          <w:b/>
+          <w:bCs/>
+          <w:color w:val="D86DCB" w:themeColor="accent5" w:themeTint="99"/>
+          <w:sz w:val="36"/>
+          <w:szCs w:val="36"/>
+        </w:rPr>
+      </w:pPr>
+      <w:r>
+        <w:rPr>
+          <w:b/>
+          <w:bCs/>
+          <w:color w:val="D86DCB" w:themeColor="accent5" w:themeTint="99"/>
+          <w:sz w:val="36"/>
+          <w:szCs w:val="36"/>
+        </w:rPr>
+        <w:t xml:space="preserve">  builder: (context, child) {</w:t>
+      </w:r>
+    </w:p>
+    <w:p>
+      <w:pPr>
+        <w:jc w:val="both"/>
+        <w:rPr>
+          <w:b/>
+          <w:bCs/>
+          <w:color w:val="D86DCB" w:themeColor="accent5" w:themeTint="99"/>
+          <w:sz w:val="36"/>
+          <w:szCs w:val="36"/>
+        </w:rPr>
+      </w:pPr>
+      <w:r>
+        <w:rPr>
+          <w:b/>
+          <w:bCs/>
+          <w:color w:val="D86DCB" w:themeColor="accent5" w:themeTint="99"/>
+          <w:sz w:val="36"/>
+          <w:szCs w:val="36"/>
+        </w:rPr>
+        <w:t xml:space="preserve">    return </w:t>
+      </w:r>
+      <w:proofErr w:type="spellStart"/>
+      <w:r>
+        <w:rPr>
+          <w:b/>
+          <w:bCs/>
+          <w:color w:val="D86DCB" w:themeColor="accent5" w:themeTint="99"/>
+          <w:sz w:val="36"/>
+          <w:szCs w:val="36"/>
+        </w:rPr>
+        <w:t>Transform.scale</w:t>
+      </w:r>
+      <w:proofErr w:type="spellEnd"/>
+      <w:r>
+        <w:rPr>
+          <w:b/>
+          <w:bCs/>
+          <w:color w:val="D86DCB" w:themeColor="accent5" w:themeTint="99"/>
+          <w:sz w:val="36"/>
+          <w:szCs w:val="36"/>
+        </w:rPr>
+        <w:t>(</w:t>
+      </w:r>
+    </w:p>
+    <w:p>
+      <w:pPr>
+        <w:jc w:val="both"/>
+        <w:rPr>
+          <w:b/>
+          <w:bCs/>
+          <w:color w:val="D86DCB" w:themeColor="accent5" w:themeTint="99"/>
+          <w:sz w:val="36"/>
+          <w:szCs w:val="36"/>
+        </w:rPr>
+      </w:pPr>
+      <w:r>
+        <w:rPr>
+          <w:b/>
+          <w:bCs/>
+          <w:color w:val="D86DCB" w:themeColor="accent5" w:themeTint="99"/>
+          <w:sz w:val="36"/>
+          <w:szCs w:val="36"/>
+        </w:rPr>
+        <w:t xml:space="preserve">      scale: </w:t>
+      </w:r>
+      <w:proofErr w:type="spellStart"/>
+      <w:r>
+        <w:rPr>
+          <w:b/>
+          <w:bCs/>
+          <w:color w:val="D86DCB" w:themeColor="accent5" w:themeTint="99"/>
+          <w:sz w:val="36"/>
+          <w:szCs w:val="36"/>
+        </w:rPr>
+        <w:t>controller.value</w:t>
+      </w:r>
+      <w:proofErr w:type="spellEnd"/>
+      <w:r>
+        <w:rPr>
+          <w:b/>
+          <w:bCs/>
+          <w:color w:val="D86DCB" w:themeColor="accent5" w:themeTint="99"/>
+          <w:sz w:val="36"/>
+          <w:szCs w:val="36"/>
+        </w:rPr>
+        <w:t>,</w:t>
+      </w:r>
+    </w:p>
+    <w:p>
+      <w:pPr>
+        <w:jc w:val="both"/>
+        <w:rPr>
+          <w:b/>
+          <w:bCs/>
+          <w:color w:val="D86DCB" w:themeColor="accent5" w:themeTint="99"/>
+          <w:sz w:val="36"/>
+          <w:szCs w:val="36"/>
+        </w:rPr>
+      </w:pPr>
+      <w:r>
+        <w:rPr>
+          <w:b/>
+          <w:bCs/>
+          <w:color w:val="D86DCB" w:themeColor="accent5" w:themeTint="99"/>
+          <w:sz w:val="36"/>
+          <w:szCs w:val="36"/>
+        </w:rPr>
+        <w:t xml:space="preserve">      child: child,</w:t>
+      </w:r>
+    </w:p>
+    <w:p>
+      <w:pPr>
+        <w:jc w:val="both"/>
+        <w:rPr>
+          <w:b/>
+          <w:bCs/>
+          <w:color w:val="D86DCB" w:themeColor="accent5" w:themeTint="99"/>
+          <w:sz w:val="36"/>
+          <w:szCs w:val="36"/>
+        </w:rPr>
+      </w:pPr>
+      <w:r>
+        <w:rPr>
+          <w:b/>
+          <w:bCs/>
+          <w:color w:val="D86DCB" w:themeColor="accent5" w:themeTint="99"/>
+          <w:sz w:val="36"/>
+          <w:szCs w:val="36"/>
+        </w:rPr>
+        <w:t xml:space="preserve">    );</w:t>
+      </w:r>
+    </w:p>
+    <w:p>
+      <w:pPr>
+        <w:jc w:val="both"/>
+        <w:rPr>
+          <w:b/>
+          <w:bCs/>
+          <w:color w:val="D86DCB" w:themeColor="accent5" w:themeTint="99"/>
+          <w:sz w:val="36"/>
+          <w:szCs w:val="36"/>
+        </w:rPr>
+      </w:pPr>
+      <w:r>
+        <w:rPr>
+          <w:b/>
+          <w:bCs/>
+          <w:color w:val="D86DCB" w:themeColor="accent5" w:themeTint="99"/>
+          <w:sz w:val="36"/>
+          <w:szCs w:val="36"/>
+        </w:rPr>
+        <w:t xml:space="preserve">  },</w:t>
+      </w:r>
+    </w:p>
+    <w:p>
+      <w:pPr>
+        <w:jc w:val="both"/>
+        <w:rPr>
+          <w:b/>
+          <w:bCs/>
+          <w:color w:val="D86DCB" w:themeColor="accent5" w:themeTint="99"/>
+          <w:sz w:val="36"/>
+          <w:szCs w:val="36"/>
+        </w:rPr>
+      </w:pPr>
+      <w:r>
+        <w:rPr>
+          <w:b/>
+          <w:bCs/>
+          <w:color w:val="D86DCB" w:themeColor="accent5" w:themeTint="99"/>
+          <w:sz w:val="36"/>
+          <w:szCs w:val="36"/>
+        </w:rPr>
+        <w:t xml:space="preserve">  child: </w:t>
+      </w:r>
+      <w:proofErr w:type="gramStart"/>
+      <w:r>
+        <w:rPr>
+          <w:b/>
+          <w:bCs/>
+          <w:color w:val="D86DCB" w:themeColor="accent5" w:themeTint="99"/>
+          <w:sz w:val="36"/>
+          <w:szCs w:val="36"/>
+        </w:rPr>
+        <w:t>Icon(</w:t>
+      </w:r>
+      <w:proofErr w:type="spellStart"/>
+      <w:proofErr w:type="gramEnd"/>
+      <w:r>
+        <w:rPr>
+          <w:b/>
+          <w:bCs/>
+          <w:color w:val="D86DCB" w:themeColor="accent5" w:themeTint="99"/>
+          <w:sz w:val="36"/>
+          <w:szCs w:val="36"/>
+        </w:rPr>
+        <w:t>Icons.favorite</w:t>
+      </w:r>
+      <w:proofErr w:type="spellEnd"/>
+      <w:r>
+        <w:rPr>
+          <w:b/>
+          <w:bCs/>
+          <w:color w:val="D86DCB" w:themeColor="accent5" w:themeTint="99"/>
+          <w:sz w:val="36"/>
+          <w:szCs w:val="36"/>
+        </w:rPr>
+        <w:t>, size: 80),</w:t>
+      </w:r>
+    </w:p>
+    <w:p>
+      <w:pPr>
+        <w:jc w:val="both"/>
+        <w:rPr>
+          <w:b/>
+          <w:bCs/>
+          <w:color w:val="D86DCB" w:themeColor="accent5" w:themeTint="99"/>
+          <w:sz w:val="36"/>
+          <w:szCs w:val="36"/>
+        </w:rPr>
+      </w:pPr>
+      <w:r>
+        <w:rPr>
+          <w:b/>
+          <w:bCs/>
+          <w:color w:val="D86DCB" w:themeColor="accent5" w:themeTint="99"/>
+          <w:sz w:val="36"/>
+          <w:szCs w:val="36"/>
+        </w:rPr>
+        <w:t>)</w:t>
+      </w:r>
+    </w:p>
+    <w:p>
+      <w:pPr>
+        <w:jc w:val="both"/>
+        <w:rPr>
+          <w:sz w:val="36"/>
+          <w:szCs w:val="36"/>
+        </w:rPr>
+      </w:pPr>
+    </w:p>
+    <w:p>
+      <w:pPr>
+        <w:jc w:val="both"/>
+        <w:rPr>
+          <w:sz w:val="36"/>
+          <w:szCs w:val="36"/>
+        </w:rPr>
+      </w:pPr>
+      <w:r>
+        <w:rPr>
+          <w:sz w:val="36"/>
+          <w:szCs w:val="36"/>
+        </w:rPr>
+        <w:t xml:space="preserve">Using Curves with </w:t>
+      </w:r>
+      <w:proofErr w:type="spellStart"/>
+      <w:r>
+        <w:rPr>
+          <w:b/>
+          <w:bCs/>
+          <w:sz w:val="36"/>
+          <w:szCs w:val="36"/>
+        </w:rPr>
+        <w:t>AnimatedBuilder</w:t>
+      </w:r>
+      <w:proofErr w:type="spellEnd"/>
       <w:r>
         <w:rPr>
           <w:sz w:val="36"/>
@@ -7896,89 +9283,67 @@
       <w:pPr>
         <w:jc w:val="both"/>
         <w:rPr>
-          <w:b/>
-          <w:bCs/>
-          <w:sz w:val="36"/>
-          <w:szCs w:val="36"/>
-        </w:rPr>
-      </w:pPr>
-      <w:r>
-        <w:rPr>
-          <w:b/>
-          <w:bCs/>
-          <w:sz w:val="36"/>
-          <w:szCs w:val="36"/>
-        </w:rPr>
-        <w:t>Listenable</w:t>
-      </w:r>
-    </w:p>
-    <w:p>
-      <w:pPr>
-        <w:jc w:val="both"/>
-        <w:rPr>
-          <w:b/>
-          <w:bCs/>
-          <w:sz w:val="36"/>
-          <w:szCs w:val="36"/>
-        </w:rPr>
-      </w:pPr>
-      <w:r>
-        <w:rPr>
-          <w:b/>
-          <w:bCs/>
-          <w:sz w:val="36"/>
-          <w:szCs w:val="36"/>
-        </w:rPr>
-        <w:t xml:space="preserve">  └── Animation&lt;double&gt;</w:t>
-      </w:r>
-    </w:p>
-    <w:p>
-      <w:pPr>
-        <w:jc w:val="both"/>
-        <w:rPr>
-          <w:b/>
-          <w:bCs/>
-          <w:sz w:val="36"/>
-          <w:szCs w:val="36"/>
-        </w:rPr>
-      </w:pPr>
-      <w:r>
-        <w:rPr>
-          <w:b/>
-          <w:bCs/>
-          <w:sz w:val="36"/>
-          <w:szCs w:val="36"/>
-        </w:rPr>
-        <w:t xml:space="preserve">        </w:t>
-      </w:r>
-      <w:r>
-        <w:rPr>
-          <w:rFonts w:ascii="Arial" w:hAnsi="Arial" w:cs="Arial"/>
-          <w:b/>
-          <w:bCs/>
-          <w:sz w:val="36"/>
-          <w:szCs w:val="36"/>
-        </w:rPr>
-        <w:t>├</w:t>
-      </w:r>
-      <w:r>
-        <w:rPr>
-          <w:rFonts w:ascii="Aptos" w:hAnsi="Aptos" w:cs="Aptos"/>
-          <w:b/>
-          <w:bCs/>
-          <w:sz w:val="36"/>
-          <w:szCs w:val="36"/>
-        </w:rPr>
-        <w:t>──</w:t>
-      </w:r>
-      <w:r>
-        <w:rPr>
-          <w:b/>
-          <w:bCs/>
-          <w:sz w:val="36"/>
-          <w:szCs w:val="36"/>
-        </w:rPr>
-        <w:t xml:space="preserve"> </w:t>
+          <w:sz w:val="36"/>
+          <w:szCs w:val="36"/>
+        </w:rPr>
+      </w:pPr>
+      <w:r>
+        <w:rPr>
+          <w:sz w:val="36"/>
+          <w:szCs w:val="36"/>
+        </w:rPr>
+        <w:t xml:space="preserve"># </w:t>
+      </w:r>
+      <w:r>
+        <w:rPr>
+          <w:sz w:val="36"/>
+          <w:szCs w:val="36"/>
+        </w:rPr>
+        <w:t>Curves feel more natural than linear motion which feels robotic</w:t>
+      </w:r>
+    </w:p>
+    <w:p>
+      <w:pPr>
+        <w:jc w:val="both"/>
+        <w:rPr>
+          <w:b/>
+          <w:bCs/>
+          <w:color w:val="D86DCB" w:themeColor="accent5" w:themeTint="99"/>
+          <w:sz w:val="36"/>
+          <w:szCs w:val="36"/>
+        </w:rPr>
+      </w:pPr>
+      <w:r>
+        <w:rPr>
+          <w:b/>
+          <w:bCs/>
+          <w:color w:val="D86DCB" w:themeColor="accent5" w:themeTint="99"/>
+          <w:sz w:val="36"/>
+          <w:szCs w:val="36"/>
+        </w:rPr>
+        <w:t>…</w:t>
+      </w:r>
+    </w:p>
+    <w:p>
+      <w:pPr>
+        <w:jc w:val="both"/>
+        <w:rPr>
+          <w:b/>
+          <w:bCs/>
+          <w:color w:val="D86DCB" w:themeColor="accent5" w:themeTint="99"/>
+          <w:sz w:val="36"/>
+          <w:szCs w:val="36"/>
+        </w:rPr>
+      </w:pPr>
+      <w:r>
+        <w:rPr>
+          <w:b/>
+          <w:bCs/>
+          <w:color w:val="D86DCB" w:themeColor="accent5" w:themeTint="99"/>
+          <w:sz w:val="36"/>
+          <w:szCs w:val="36"/>
+        </w:rPr>
+        <w:t xml:space="preserve">final animation = </w:t>
       </w:r>
       <w:proofErr w:type="spellStart"/>
       <w:proofErr w:type="gramStart"/>
@@ -7986,1426 +9351,135 @@
         <w:rPr>
           <w:b/>
           <w:bCs/>
-          <w:sz w:val="36"/>
-          <w:szCs w:val="36"/>
-        </w:rPr>
-        <w:t>AnimationController</w:t>
-      </w:r>
-      <w:proofErr w:type="spellEnd"/>
-      <w:r>
-        <w:rPr>
-          <w:b/>
-          <w:bCs/>
-          <w:sz w:val="36"/>
-          <w:szCs w:val="36"/>
-        </w:rPr>
-        <w:t xml:space="preserve"> </w:t>
-      </w:r>
-      <w:r>
-        <w:rPr>
-          <w:b/>
-          <w:bCs/>
-          <w:sz w:val="36"/>
-          <w:szCs w:val="36"/>
-        </w:rPr>
-        <w:t xml:space="preserve"> (</w:t>
+          <w:color w:val="D86DCB" w:themeColor="accent5" w:themeTint="99"/>
+          <w:sz w:val="36"/>
+          <w:szCs w:val="36"/>
+        </w:rPr>
+        <w:t>CurvedAnimation</w:t>
+      </w:r>
+      <w:proofErr w:type="spellEnd"/>
+      <w:r>
+        <w:rPr>
+          <w:b/>
+          <w:bCs/>
+          <w:color w:val="D86DCB" w:themeColor="accent5" w:themeTint="99"/>
+          <w:sz w:val="36"/>
+          <w:szCs w:val="36"/>
+        </w:rPr>
+        <w:t>(</w:t>
       </w:r>
       <w:proofErr w:type="gramEnd"/>
-      <w:r>
-        <w:rPr>
-          <w:b/>
-          <w:bCs/>
-          <w:sz w:val="36"/>
-          <w:szCs w:val="36"/>
-        </w:rPr>
-        <w:t>is  an</w:t>
-      </w:r>
-      <w:r>
-        <w:rPr>
-          <w:b/>
-          <w:bCs/>
-          <w:sz w:val="36"/>
-          <w:szCs w:val="36"/>
-        </w:rPr>
-        <w:t xml:space="preserve"> Animation&lt;double&gt;)</w:t>
-      </w:r>
-    </w:p>
-    <w:p>
-      <w:pPr>
-        <w:jc w:val="both"/>
-        <w:rPr>
-          <w:b/>
-          <w:bCs/>
-          <w:sz w:val="36"/>
-          <w:szCs w:val="36"/>
-        </w:rPr>
-      </w:pPr>
-      <w:r>
-        <w:rPr>
-          <w:b/>
-          <w:bCs/>
-          <w:sz w:val="36"/>
-          <w:szCs w:val="36"/>
-        </w:rPr>
-        <w:t xml:space="preserve">        └── </w:t>
-      </w:r>
-      <w:proofErr w:type="spellStart"/>
-      <w:r>
-        <w:rPr>
-          <w:b/>
-          <w:bCs/>
-          <w:sz w:val="36"/>
-          <w:szCs w:val="36"/>
-        </w:rPr>
-        <w:t>CurvedAnimation</w:t>
-      </w:r>
-      <w:proofErr w:type="spellEnd"/>
-      <w:r>
-        <w:rPr>
-          <w:b/>
-          <w:bCs/>
-          <w:sz w:val="36"/>
-          <w:szCs w:val="36"/>
-        </w:rPr>
-        <w:t xml:space="preserve">   </w:t>
-      </w:r>
+    </w:p>
+    <w:p>
+      <w:pPr>
+        <w:jc w:val="both"/>
+        <w:rPr>
+          <w:b/>
+          <w:bCs/>
+          <w:color w:val="D86DCB" w:themeColor="accent5" w:themeTint="99"/>
+          <w:sz w:val="36"/>
+          <w:szCs w:val="36"/>
+        </w:rPr>
+      </w:pPr>
+      <w:r>
+        <w:rPr>
+          <w:b/>
+          <w:bCs/>
+          <w:color w:val="D86DCB" w:themeColor="accent5" w:themeTint="99"/>
+          <w:sz w:val="36"/>
+          <w:szCs w:val="36"/>
+        </w:rPr>
+        <w:t xml:space="preserve">  parent: controller,</w:t>
+      </w:r>
+    </w:p>
+    <w:p>
+      <w:pPr>
+        <w:jc w:val="both"/>
+        <w:rPr>
+          <w:b/>
+          <w:bCs/>
+          <w:color w:val="D86DCB" w:themeColor="accent5" w:themeTint="99"/>
+          <w:sz w:val="36"/>
+          <w:szCs w:val="36"/>
+        </w:rPr>
+      </w:pPr>
+      <w:r>
+        <w:rPr>
+          <w:b/>
+          <w:bCs/>
+          <w:color w:val="D86DCB" w:themeColor="accent5" w:themeTint="99"/>
+          <w:sz w:val="36"/>
+          <w:szCs w:val="36"/>
+        </w:rPr>
+        <w:lastRenderedPageBreak/>
+        <w:t xml:space="preserve">  curve: </w:t>
+      </w:r>
+      <w:proofErr w:type="spellStart"/>
+      <w:r>
+        <w:rPr>
+          <w:b/>
+          <w:bCs/>
+          <w:color w:val="D86DCB" w:themeColor="accent5" w:themeTint="99"/>
+          <w:sz w:val="36"/>
+          <w:szCs w:val="36"/>
+        </w:rPr>
+        <w:t>Curves.easeInOut</w:t>
+      </w:r>
+      <w:proofErr w:type="spellEnd"/>
+      <w:r>
+        <w:rPr>
+          <w:b/>
+          <w:bCs/>
+          <w:color w:val="D86DCB" w:themeColor="accent5" w:themeTint="99"/>
+          <w:sz w:val="36"/>
+          <w:szCs w:val="36"/>
+        </w:rPr>
+        <w:t>,</w:t>
+      </w:r>
+    </w:p>
+    <w:p>
+      <w:pPr>
+        <w:jc w:val="both"/>
+        <w:rPr>
+          <w:b/>
+          <w:bCs/>
+          <w:color w:val="D86DCB" w:themeColor="accent5" w:themeTint="99"/>
+          <w:sz w:val="36"/>
+          <w:szCs w:val="36"/>
+        </w:rPr>
+      </w:pPr>
+      <w:r>
+        <w:rPr>
+          <w:b/>
+          <w:bCs/>
+          <w:color w:val="D86DCB" w:themeColor="accent5" w:themeTint="99"/>
+          <w:sz w:val="36"/>
+          <w:szCs w:val="36"/>
+        </w:rPr>
+        <w:t>);</w:t>
+      </w:r>
+    </w:p>
+    <w:p>
+      <w:pPr>
+        <w:jc w:val="both"/>
+        <w:rPr>
+          <w:b/>
+          <w:bCs/>
+          <w:color w:val="D86DCB" w:themeColor="accent5" w:themeTint="99"/>
+          <w:sz w:val="36"/>
+          <w:szCs w:val="36"/>
+        </w:rPr>
+      </w:pPr>
+      <w:proofErr w:type="spellStart"/>
       <w:proofErr w:type="gramStart"/>
       <w:r>
         <w:rPr>
           <w:b/>
           <w:bCs/>
-          <w:sz w:val="36"/>
-          <w:szCs w:val="36"/>
-        </w:rPr>
-        <w:t xml:space="preserve">   (</w:t>
-      </w:r>
-      <w:proofErr w:type="gramEnd"/>
-      <w:r>
-        <w:rPr>
-          <w:b/>
-          <w:bCs/>
-          <w:sz w:val="36"/>
-          <w:szCs w:val="36"/>
-        </w:rPr>
-        <w:t>is an</w:t>
-      </w:r>
-      <w:r>
-        <w:rPr>
-          <w:b/>
-          <w:bCs/>
-          <w:sz w:val="36"/>
-          <w:szCs w:val="36"/>
-        </w:rPr>
-        <w:t xml:space="preserve"> Animation&lt;double&gt;)</w:t>
-      </w:r>
-    </w:p>
-    <w:p>
-      <w:pPr>
-        <w:jc w:val="both"/>
-        <w:rPr>
-          <w:sz w:val="36"/>
-          <w:szCs w:val="36"/>
-        </w:rPr>
-      </w:pPr>
-      <w:r>
-        <w:rPr>
-          <w:sz w:val="36"/>
-          <w:szCs w:val="36"/>
-        </w:rPr>
-        <w:t>#</w:t>
-      </w:r>
-      <w:r>
-        <w:rPr>
-          <w:sz w:val="36"/>
-          <w:szCs w:val="36"/>
-        </w:rPr>
-        <w:t xml:space="preserve"> For </w:t>
-      </w:r>
-      <w:proofErr w:type="spellStart"/>
-      <w:r>
-        <w:rPr>
-          <w:b/>
-          <w:bCs/>
-          <w:sz w:val="36"/>
-          <w:szCs w:val="36"/>
-        </w:rPr>
-        <w:t>AnimationController</w:t>
-      </w:r>
-      <w:proofErr w:type="spellEnd"/>
-      <w:r>
-        <w:rPr>
-          <w:sz w:val="36"/>
-          <w:szCs w:val="36"/>
-        </w:rPr>
-        <w:t>,</w:t>
-      </w:r>
-      <w:r>
-        <w:rPr>
-          <w:sz w:val="36"/>
-          <w:szCs w:val="36"/>
-        </w:rPr>
-        <w:t xml:space="preserve"> </w:t>
-      </w:r>
-      <w:r>
-        <w:rPr>
-          <w:b/>
-          <w:bCs/>
-          <w:sz w:val="36"/>
-          <w:szCs w:val="36"/>
-        </w:rPr>
-        <w:t>builder:</w:t>
-      </w:r>
-      <w:r>
-        <w:rPr>
-          <w:sz w:val="36"/>
-          <w:szCs w:val="36"/>
-        </w:rPr>
-        <w:t xml:space="preserve"> </w:t>
-      </w:r>
-      <w:r>
-        <w:rPr>
-          <w:sz w:val="36"/>
-          <w:szCs w:val="36"/>
-        </w:rPr>
-        <w:t xml:space="preserve">is </w:t>
-      </w:r>
-      <w:r>
-        <w:rPr>
-          <w:sz w:val="36"/>
-          <w:szCs w:val="36"/>
-        </w:rPr>
-        <w:t>c</w:t>
-      </w:r>
-      <w:r>
-        <w:rPr>
-          <w:sz w:val="36"/>
-          <w:szCs w:val="36"/>
-        </w:rPr>
-        <w:t>alled on every animation</w:t>
-      </w:r>
-      <w:r>
-        <w:rPr>
-          <w:sz w:val="36"/>
-          <w:szCs w:val="36"/>
-        </w:rPr>
-        <w:t xml:space="preserve"> or frame</w:t>
-      </w:r>
-      <w:r>
-        <w:rPr>
-          <w:sz w:val="36"/>
-          <w:szCs w:val="36"/>
-        </w:rPr>
-        <w:t xml:space="preserve"> tick.</w:t>
-      </w:r>
-    </w:p>
-    <w:p>
-      <w:pPr>
-        <w:jc w:val="both"/>
-        <w:rPr>
-          <w:sz w:val="36"/>
-          <w:szCs w:val="36"/>
-        </w:rPr>
-      </w:pPr>
-      <w:r>
-        <w:rPr>
-          <w:sz w:val="36"/>
-          <w:szCs w:val="36"/>
-        </w:rPr>
-        <w:t>#</w:t>
-      </w:r>
-      <w:r>
-        <w:rPr>
-          <w:b/>
-          <w:bCs/>
-          <w:sz w:val="36"/>
-          <w:szCs w:val="36"/>
-        </w:rPr>
-        <w:t xml:space="preserve"> child: </w:t>
-      </w:r>
-      <w:r>
-        <w:rPr>
-          <w:sz w:val="36"/>
-          <w:szCs w:val="36"/>
-        </w:rPr>
-        <w:t>is built once, cached and reused every frame</w:t>
-      </w:r>
-    </w:p>
-    <w:p>
-      <w:pPr>
-        <w:jc w:val="both"/>
-        <w:rPr>
-          <w:sz w:val="36"/>
-          <w:szCs w:val="36"/>
-        </w:rPr>
-      </w:pPr>
-      <w:r>
-        <w:rPr>
-          <w:sz w:val="36"/>
-          <w:szCs w:val="36"/>
-        </w:rPr>
-        <w:t xml:space="preserve"># Here, </w:t>
-      </w:r>
-      <w:proofErr w:type="spellStart"/>
-      <w:r>
-        <w:rPr>
-          <w:b/>
-          <w:bCs/>
-          <w:sz w:val="36"/>
-          <w:szCs w:val="36"/>
-        </w:rPr>
-        <w:t>controller.value</w:t>
-      </w:r>
-      <w:proofErr w:type="spellEnd"/>
-      <w:r>
-        <w:rPr>
-          <w:sz w:val="36"/>
-          <w:szCs w:val="36"/>
-        </w:rPr>
-        <w:t xml:space="preserve"> goes</w:t>
-      </w:r>
-      <w:r>
-        <w:rPr>
-          <w:b/>
-          <w:bCs/>
-          <w:sz w:val="36"/>
-          <w:szCs w:val="36"/>
-        </w:rPr>
-        <w:t xml:space="preserve"> </w:t>
-      </w:r>
-      <w:r>
-        <w:rPr>
-          <w:b/>
-          <w:bCs/>
-          <w:sz w:val="36"/>
-          <w:szCs w:val="36"/>
-        </w:rPr>
-        <w:t>0</w:t>
-      </w:r>
-      <w:r>
-        <w:rPr>
-          <w:b/>
-          <w:bCs/>
-          <w:sz w:val="36"/>
-          <w:szCs w:val="36"/>
-        </w:rPr>
-        <w:t>.0</w:t>
-      </w:r>
-      <w:r>
-        <w:rPr>
-          <w:sz w:val="36"/>
-          <w:szCs w:val="36"/>
-        </w:rPr>
-        <w:t xml:space="preserve"> to </w:t>
-      </w:r>
-      <w:r>
-        <w:rPr>
-          <w:b/>
-          <w:bCs/>
-          <w:sz w:val="36"/>
-          <w:szCs w:val="36"/>
-        </w:rPr>
-        <w:t>1</w:t>
-      </w:r>
-      <w:r>
-        <w:rPr>
-          <w:b/>
-          <w:bCs/>
-          <w:sz w:val="36"/>
-          <w:szCs w:val="36"/>
-        </w:rPr>
-        <w:t>.0</w:t>
-      </w:r>
-      <w:r>
-        <w:rPr>
-          <w:sz w:val="36"/>
-          <w:szCs w:val="36"/>
-        </w:rPr>
-        <w:t xml:space="preserve"> to </w:t>
-      </w:r>
-      <w:r>
-        <w:rPr>
-          <w:b/>
-          <w:bCs/>
-          <w:sz w:val="36"/>
-          <w:szCs w:val="36"/>
-        </w:rPr>
-        <w:t>0</w:t>
-      </w:r>
-      <w:r>
-        <w:rPr>
-          <w:b/>
-          <w:bCs/>
-          <w:sz w:val="36"/>
-          <w:szCs w:val="36"/>
-        </w:rPr>
-        <w:t>.0</w:t>
-      </w:r>
-      <w:r>
-        <w:rPr>
-          <w:sz w:val="36"/>
-          <w:szCs w:val="36"/>
-        </w:rPr>
-        <w:t xml:space="preserve">. Scale animates smoothly and </w:t>
-      </w:r>
-      <w:r>
-        <w:rPr>
-          <w:b/>
-          <w:bCs/>
-          <w:sz w:val="36"/>
-          <w:szCs w:val="36"/>
-        </w:rPr>
-        <w:t>Icon</w:t>
-      </w:r>
-      <w:r>
-        <w:rPr>
-          <w:sz w:val="36"/>
-          <w:szCs w:val="36"/>
-        </w:rPr>
-        <w:t xml:space="preserve"> itself does NOT rebuild</w:t>
-      </w:r>
-    </w:p>
-    <w:p>
-      <w:pPr>
-        <w:jc w:val="both"/>
-        <w:rPr>
-          <w:b/>
-          <w:bCs/>
-          <w:sz w:val="36"/>
-          <w:szCs w:val="36"/>
-        </w:rPr>
-      </w:pPr>
-      <w:r>
-        <w:rPr>
-          <w:sz w:val="36"/>
-          <w:szCs w:val="36"/>
-        </w:rPr>
-        <w:t xml:space="preserve"># </w:t>
-      </w:r>
-      <w:proofErr w:type="spellStart"/>
-      <w:r>
-        <w:rPr>
-          <w:b/>
-          <w:bCs/>
-          <w:sz w:val="36"/>
-          <w:szCs w:val="36"/>
-        </w:rPr>
-        <w:t>Transform.scale</w:t>
-      </w:r>
-      <w:proofErr w:type="spellEnd"/>
-      <w:r>
-        <w:rPr>
-          <w:b/>
-          <w:bCs/>
-          <w:sz w:val="36"/>
-          <w:szCs w:val="36"/>
-        </w:rPr>
-        <w:t xml:space="preserve"> </w:t>
-      </w:r>
-      <w:r>
-        <w:rPr>
-          <w:sz w:val="36"/>
-          <w:szCs w:val="36"/>
-        </w:rPr>
-        <w:t>s</w:t>
-      </w:r>
-      <w:r>
-        <w:rPr>
-          <w:sz w:val="36"/>
-          <w:szCs w:val="36"/>
-        </w:rPr>
-        <w:t>cales the widget from an anchor point</w:t>
-      </w:r>
-      <w:r>
-        <w:rPr>
-          <w:sz w:val="36"/>
-          <w:szCs w:val="36"/>
-        </w:rPr>
-        <w:t xml:space="preserve"> (there are two modes, see below)</w:t>
-      </w:r>
-      <w:r>
-        <w:rPr>
-          <w:sz w:val="36"/>
-          <w:szCs w:val="36"/>
-        </w:rPr>
-        <w:t>.</w:t>
-      </w:r>
-      <w:r>
-        <w:rPr>
-          <w:sz w:val="36"/>
-          <w:szCs w:val="36"/>
-        </w:rPr>
-        <w:t xml:space="preserve"> It gives grow or shrink animation (but no layout change)</w:t>
-      </w:r>
-    </w:p>
-    <w:p>
-      <w:pPr>
-        <w:jc w:val="both"/>
-        <w:rPr>
-          <w:b/>
-          <w:bCs/>
-          <w:color w:val="D86DCB" w:themeColor="accent5" w:themeTint="99"/>
-          <w:sz w:val="36"/>
-          <w:szCs w:val="36"/>
-        </w:rPr>
-      </w:pPr>
-      <w:r>
-        <w:rPr>
-          <w:b/>
-          <w:bCs/>
-          <w:color w:val="D86DCB" w:themeColor="accent5" w:themeTint="99"/>
-          <w:sz w:val="36"/>
-          <w:szCs w:val="36"/>
-        </w:rPr>
-        <w:t xml:space="preserve">… with </w:t>
-      </w:r>
-      <w:proofErr w:type="spellStart"/>
-      <w:r>
-        <w:rPr>
-          <w:b/>
-          <w:bCs/>
-          <w:color w:val="D86DCB" w:themeColor="accent5" w:themeTint="99"/>
-          <w:sz w:val="36"/>
-          <w:szCs w:val="36"/>
-        </w:rPr>
-        <w:t>TickerProviderStateMixin</w:t>
-      </w:r>
-      <w:proofErr w:type="spellEnd"/>
-      <w:r>
-        <w:rPr>
-          <w:b/>
-          <w:bCs/>
-          <w:color w:val="D86DCB" w:themeColor="accent5" w:themeTint="99"/>
-          <w:sz w:val="36"/>
-          <w:szCs w:val="36"/>
-        </w:rPr>
-        <w:t xml:space="preserve"> {</w:t>
-      </w:r>
-    </w:p>
-    <w:p>
-      <w:pPr>
-        <w:jc w:val="both"/>
-        <w:rPr>
-          <w:b/>
-          <w:bCs/>
-          <w:color w:val="D86DCB" w:themeColor="accent5" w:themeTint="99"/>
-          <w:sz w:val="36"/>
-          <w:szCs w:val="36"/>
-        </w:rPr>
-      </w:pPr>
-      <w:r>
-        <w:rPr>
-          <w:b/>
-          <w:bCs/>
-          <w:color w:val="D86DCB" w:themeColor="accent5" w:themeTint="99"/>
-          <w:sz w:val="36"/>
-          <w:szCs w:val="36"/>
-        </w:rPr>
-        <w:t xml:space="preserve">late </w:t>
-      </w:r>
-      <w:proofErr w:type="spellStart"/>
-      <w:r>
-        <w:rPr>
-          <w:b/>
-          <w:bCs/>
-          <w:color w:val="D86DCB" w:themeColor="accent5" w:themeTint="99"/>
-          <w:sz w:val="36"/>
-          <w:szCs w:val="36"/>
-        </w:rPr>
-        <w:t>AnimationController</w:t>
-      </w:r>
-      <w:proofErr w:type="spellEnd"/>
-      <w:r>
-        <w:rPr>
-          <w:b/>
-          <w:bCs/>
-          <w:color w:val="D86DCB" w:themeColor="accent5" w:themeTint="99"/>
-          <w:sz w:val="36"/>
-          <w:szCs w:val="36"/>
-        </w:rPr>
-        <w:t xml:space="preserve"> controller;</w:t>
-      </w:r>
-    </w:p>
-    <w:p>
-      <w:pPr>
-        <w:jc w:val="both"/>
-        <w:rPr>
-          <w:b/>
-          <w:bCs/>
-          <w:color w:val="D86DCB" w:themeColor="accent5" w:themeTint="99"/>
-          <w:sz w:val="36"/>
-          <w:szCs w:val="36"/>
-        </w:rPr>
-      </w:pPr>
-      <w:r>
-        <w:rPr>
-          <w:b/>
-          <w:bCs/>
-          <w:color w:val="D86DCB" w:themeColor="accent5" w:themeTint="99"/>
-          <w:sz w:val="36"/>
-          <w:szCs w:val="36"/>
-        </w:rPr>
-        <w:t>@override</w:t>
-      </w:r>
-    </w:p>
-    <w:p>
-      <w:pPr>
-        <w:jc w:val="both"/>
-        <w:rPr>
-          <w:b/>
-          <w:bCs/>
-          <w:color w:val="D86DCB" w:themeColor="accent5" w:themeTint="99"/>
-          <w:sz w:val="36"/>
-          <w:szCs w:val="36"/>
-        </w:rPr>
-      </w:pPr>
-      <w:r>
-        <w:rPr>
-          <w:b/>
-          <w:bCs/>
-          <w:color w:val="D86DCB" w:themeColor="accent5" w:themeTint="99"/>
-          <w:sz w:val="36"/>
-          <w:szCs w:val="36"/>
-        </w:rPr>
-        <w:t xml:space="preserve">void </w:t>
-      </w:r>
-      <w:proofErr w:type="spellStart"/>
-      <w:proofErr w:type="gramStart"/>
-      <w:r>
-        <w:rPr>
-          <w:b/>
-          <w:bCs/>
-          <w:color w:val="D86DCB" w:themeColor="accent5" w:themeTint="99"/>
-          <w:sz w:val="36"/>
-          <w:szCs w:val="36"/>
-        </w:rPr>
-        <w:t>initState</w:t>
-      </w:r>
-      <w:proofErr w:type="spellEnd"/>
-      <w:r>
-        <w:rPr>
-          <w:b/>
-          <w:bCs/>
-          <w:color w:val="D86DCB" w:themeColor="accent5" w:themeTint="99"/>
-          <w:sz w:val="36"/>
-          <w:szCs w:val="36"/>
-        </w:rPr>
-        <w:t>(</w:t>
-      </w:r>
-      <w:proofErr w:type="gramEnd"/>
-      <w:r>
-        <w:rPr>
-          <w:b/>
-          <w:bCs/>
-          <w:color w:val="D86DCB" w:themeColor="accent5" w:themeTint="99"/>
-          <w:sz w:val="36"/>
-          <w:szCs w:val="36"/>
-        </w:rPr>
-        <w:t>) {</w:t>
-      </w:r>
-    </w:p>
-    <w:p>
-      <w:pPr>
-        <w:jc w:val="both"/>
-        <w:rPr>
-          <w:b/>
-          <w:bCs/>
-          <w:color w:val="D86DCB" w:themeColor="accent5" w:themeTint="99"/>
-          <w:sz w:val="36"/>
-          <w:szCs w:val="36"/>
-        </w:rPr>
-      </w:pPr>
-      <w:r>
-        <w:rPr>
-          <w:b/>
-          <w:bCs/>
-          <w:color w:val="D86DCB" w:themeColor="accent5" w:themeTint="99"/>
-          <w:sz w:val="36"/>
-          <w:szCs w:val="36"/>
-        </w:rPr>
-        <w:t xml:space="preserve">  </w:t>
-      </w:r>
-      <w:proofErr w:type="spellStart"/>
-      <w:proofErr w:type="gramStart"/>
-      <w:r>
-        <w:rPr>
-          <w:b/>
-          <w:bCs/>
-          <w:color w:val="D86DCB" w:themeColor="accent5" w:themeTint="99"/>
-          <w:sz w:val="36"/>
-          <w:szCs w:val="36"/>
-        </w:rPr>
-        <w:t>super.initState</w:t>
-      </w:r>
-      <w:proofErr w:type="spellEnd"/>
-      <w:proofErr w:type="gramEnd"/>
-      <w:r>
-        <w:rPr>
-          <w:b/>
-          <w:bCs/>
-          <w:color w:val="D86DCB" w:themeColor="accent5" w:themeTint="99"/>
-          <w:sz w:val="36"/>
-          <w:szCs w:val="36"/>
-        </w:rPr>
-        <w:t>();</w:t>
-      </w:r>
-    </w:p>
-    <w:p>
-      <w:pPr>
-        <w:jc w:val="both"/>
-        <w:rPr>
-          <w:b/>
-          <w:bCs/>
-          <w:color w:val="D86DCB" w:themeColor="accent5" w:themeTint="99"/>
-          <w:sz w:val="36"/>
-          <w:szCs w:val="36"/>
-        </w:rPr>
-      </w:pPr>
-      <w:r>
-        <w:rPr>
-          <w:b/>
-          <w:bCs/>
-          <w:color w:val="D86DCB" w:themeColor="accent5" w:themeTint="99"/>
-          <w:sz w:val="36"/>
-          <w:szCs w:val="36"/>
-        </w:rPr>
-        <w:t xml:space="preserve">  controller = </w:t>
-      </w:r>
-      <w:proofErr w:type="spellStart"/>
-      <w:proofErr w:type="gramStart"/>
-      <w:r>
-        <w:rPr>
-          <w:b/>
-          <w:bCs/>
-          <w:color w:val="D86DCB" w:themeColor="accent5" w:themeTint="99"/>
-          <w:sz w:val="36"/>
-          <w:szCs w:val="36"/>
-        </w:rPr>
-        <w:t>AnimationController</w:t>
-      </w:r>
-      <w:proofErr w:type="spellEnd"/>
-      <w:r>
-        <w:rPr>
-          <w:b/>
-          <w:bCs/>
-          <w:color w:val="D86DCB" w:themeColor="accent5" w:themeTint="99"/>
-          <w:sz w:val="36"/>
-          <w:szCs w:val="36"/>
-        </w:rPr>
-        <w:t>(</w:t>
-      </w:r>
-      <w:proofErr w:type="gramEnd"/>
-    </w:p>
-    <w:p>
-      <w:pPr>
-        <w:jc w:val="both"/>
-        <w:rPr>
-          <w:b/>
-          <w:bCs/>
-          <w:color w:val="D86DCB" w:themeColor="accent5" w:themeTint="99"/>
-          <w:sz w:val="36"/>
-          <w:szCs w:val="36"/>
-        </w:rPr>
-      </w:pPr>
-      <w:r>
-        <w:rPr>
-          <w:b/>
-          <w:bCs/>
-          <w:color w:val="D86DCB" w:themeColor="accent5" w:themeTint="99"/>
-          <w:sz w:val="36"/>
-          <w:szCs w:val="36"/>
-        </w:rPr>
-        <w:t xml:space="preserve">    </w:t>
-      </w:r>
-      <w:proofErr w:type="spellStart"/>
-      <w:r>
-        <w:rPr>
-          <w:b/>
-          <w:bCs/>
-          <w:color w:val="D86DCB" w:themeColor="accent5" w:themeTint="99"/>
-          <w:sz w:val="36"/>
-          <w:szCs w:val="36"/>
-        </w:rPr>
-        <w:t>vsync</w:t>
-      </w:r>
-      <w:proofErr w:type="spellEnd"/>
-      <w:r>
-        <w:rPr>
-          <w:b/>
-          <w:bCs/>
-          <w:color w:val="D86DCB" w:themeColor="accent5" w:themeTint="99"/>
-          <w:sz w:val="36"/>
-          <w:szCs w:val="36"/>
-        </w:rPr>
-        <w:t>: this,</w:t>
-      </w:r>
-    </w:p>
-    <w:p>
-      <w:pPr>
-        <w:jc w:val="both"/>
-        <w:rPr>
-          <w:b/>
-          <w:bCs/>
-          <w:color w:val="D86DCB" w:themeColor="accent5" w:themeTint="99"/>
-          <w:sz w:val="36"/>
-          <w:szCs w:val="36"/>
-        </w:rPr>
-      </w:pPr>
-      <w:r>
-        <w:rPr>
-          <w:b/>
-          <w:bCs/>
-          <w:color w:val="D86DCB" w:themeColor="accent5" w:themeTint="99"/>
-          <w:sz w:val="36"/>
-          <w:szCs w:val="36"/>
-        </w:rPr>
-        <w:t xml:space="preserve">    duration: </w:t>
-      </w:r>
-      <w:proofErr w:type="gramStart"/>
-      <w:r>
-        <w:rPr>
-          <w:b/>
-          <w:bCs/>
-          <w:color w:val="D86DCB" w:themeColor="accent5" w:themeTint="99"/>
-          <w:sz w:val="36"/>
-          <w:szCs w:val="36"/>
-        </w:rPr>
-        <w:t>Duration(</w:t>
-      </w:r>
-      <w:proofErr w:type="gramEnd"/>
-      <w:r>
-        <w:rPr>
-          <w:b/>
-          <w:bCs/>
-          <w:color w:val="D86DCB" w:themeColor="accent5" w:themeTint="99"/>
-          <w:sz w:val="36"/>
-          <w:szCs w:val="36"/>
-        </w:rPr>
-        <w:t>seconds: 1),</w:t>
-      </w:r>
-    </w:p>
-    <w:p>
-      <w:pPr>
-        <w:jc w:val="both"/>
-        <w:rPr>
-          <w:b/>
-          <w:bCs/>
-          <w:color w:val="D86DCB" w:themeColor="accent5" w:themeTint="99"/>
-          <w:sz w:val="36"/>
-          <w:szCs w:val="36"/>
-        </w:rPr>
-      </w:pPr>
-      <w:r>
-        <w:rPr>
-          <w:b/>
-          <w:bCs/>
-          <w:color w:val="D86DCB" w:themeColor="accent5" w:themeTint="99"/>
-          <w:sz w:val="36"/>
-          <w:szCs w:val="36"/>
-        </w:rPr>
-        <w:lastRenderedPageBreak/>
-        <w:t xml:space="preserve">  </w:t>
-      </w:r>
-      <w:proofErr w:type="gramStart"/>
-      <w:r>
-        <w:rPr>
-          <w:b/>
-          <w:bCs/>
-          <w:color w:val="D86DCB" w:themeColor="accent5" w:themeTint="99"/>
-          <w:sz w:val="36"/>
-          <w:szCs w:val="36"/>
-        </w:rPr>
-        <w:t>)..</w:t>
-      </w:r>
-      <w:proofErr w:type="gramEnd"/>
-      <w:r>
-        <w:rPr>
-          <w:b/>
-          <w:bCs/>
-          <w:color w:val="D86DCB" w:themeColor="accent5" w:themeTint="99"/>
-          <w:sz w:val="36"/>
-          <w:szCs w:val="36"/>
-        </w:rPr>
-        <w:t>repeat(reverse: true);</w:t>
-      </w:r>
-    </w:p>
-    <w:p>
-      <w:pPr>
-        <w:jc w:val="both"/>
-        <w:rPr>
-          <w:b/>
-          <w:bCs/>
-          <w:color w:val="D86DCB" w:themeColor="accent5" w:themeTint="99"/>
-          <w:sz w:val="36"/>
-          <w:szCs w:val="36"/>
-        </w:rPr>
-      </w:pPr>
-      <w:r>
-        <w:rPr>
-          <w:b/>
-          <w:bCs/>
-          <w:color w:val="D86DCB" w:themeColor="accent5" w:themeTint="99"/>
-          <w:sz w:val="36"/>
-          <w:szCs w:val="36"/>
-        </w:rPr>
-        <w:t>}</w:t>
-      </w:r>
-    </w:p>
-    <w:p>
-      <w:pPr>
-        <w:jc w:val="both"/>
-        <w:rPr>
-          <w:b/>
-          <w:bCs/>
-          <w:color w:val="D86DCB" w:themeColor="accent5" w:themeTint="99"/>
-          <w:sz w:val="36"/>
-          <w:szCs w:val="36"/>
-        </w:rPr>
-      </w:pPr>
-      <w:proofErr w:type="spellStart"/>
-      <w:proofErr w:type="gramStart"/>
-      <w:r>
-        <w:rPr>
-          <w:b/>
-          <w:bCs/>
-          <w:color w:val="D86DCB" w:themeColor="accent5" w:themeTint="99"/>
-          <w:sz w:val="36"/>
-          <w:szCs w:val="36"/>
-        </w:rPr>
-        <w:t>AnimatedBuilder</w:t>
-      </w:r>
-      <w:proofErr w:type="spellEnd"/>
-      <w:r>
-        <w:rPr>
-          <w:b/>
-          <w:bCs/>
-          <w:color w:val="D86DCB" w:themeColor="accent5" w:themeTint="99"/>
-          <w:sz w:val="36"/>
-          <w:szCs w:val="36"/>
-        </w:rPr>
-        <w:t>(</w:t>
-      </w:r>
-      <w:proofErr w:type="gramEnd"/>
-    </w:p>
-    <w:p>
-      <w:pPr>
-        <w:jc w:val="both"/>
-        <w:rPr>
-          <w:b/>
-          <w:bCs/>
-          <w:color w:val="D86DCB" w:themeColor="accent5" w:themeTint="99"/>
-          <w:sz w:val="36"/>
-          <w:szCs w:val="36"/>
-        </w:rPr>
-      </w:pPr>
-      <w:r>
-        <w:rPr>
-          <w:b/>
-          <w:bCs/>
-          <w:color w:val="D86DCB" w:themeColor="accent5" w:themeTint="99"/>
-          <w:sz w:val="36"/>
-          <w:szCs w:val="36"/>
-        </w:rPr>
-        <w:t xml:space="preserve">  animation: controller,</w:t>
-      </w:r>
-    </w:p>
-    <w:p>
-      <w:pPr>
-        <w:jc w:val="both"/>
-        <w:rPr>
-          <w:b/>
-          <w:bCs/>
-          <w:color w:val="D86DCB" w:themeColor="accent5" w:themeTint="99"/>
-          <w:sz w:val="36"/>
-          <w:szCs w:val="36"/>
-        </w:rPr>
-      </w:pPr>
-      <w:r>
-        <w:rPr>
-          <w:b/>
-          <w:bCs/>
-          <w:color w:val="D86DCB" w:themeColor="accent5" w:themeTint="99"/>
-          <w:sz w:val="36"/>
-          <w:szCs w:val="36"/>
-        </w:rPr>
-        <w:t xml:space="preserve">  builder: (context, child) {</w:t>
-      </w:r>
-    </w:p>
-    <w:p>
-      <w:pPr>
-        <w:jc w:val="both"/>
-        <w:rPr>
-          <w:b/>
-          <w:bCs/>
-          <w:color w:val="D86DCB" w:themeColor="accent5" w:themeTint="99"/>
-          <w:sz w:val="36"/>
-          <w:szCs w:val="36"/>
-        </w:rPr>
-      </w:pPr>
-      <w:r>
-        <w:rPr>
-          <w:b/>
-          <w:bCs/>
-          <w:color w:val="D86DCB" w:themeColor="accent5" w:themeTint="99"/>
-          <w:sz w:val="36"/>
-          <w:szCs w:val="36"/>
-        </w:rPr>
-        <w:t xml:space="preserve">    return </w:t>
-      </w:r>
-      <w:proofErr w:type="spellStart"/>
-      <w:r>
-        <w:rPr>
-          <w:b/>
-          <w:bCs/>
-          <w:color w:val="D86DCB" w:themeColor="accent5" w:themeTint="99"/>
-          <w:sz w:val="36"/>
-          <w:szCs w:val="36"/>
-        </w:rPr>
-        <w:t>Transform.scale</w:t>
-      </w:r>
-      <w:proofErr w:type="spellEnd"/>
-      <w:r>
-        <w:rPr>
-          <w:b/>
-          <w:bCs/>
-          <w:color w:val="D86DCB" w:themeColor="accent5" w:themeTint="99"/>
-          <w:sz w:val="36"/>
-          <w:szCs w:val="36"/>
-        </w:rPr>
-        <w:t>(</w:t>
-      </w:r>
-    </w:p>
-    <w:p>
-      <w:pPr>
-        <w:jc w:val="both"/>
-        <w:rPr>
-          <w:b/>
-          <w:bCs/>
-          <w:color w:val="D86DCB" w:themeColor="accent5" w:themeTint="99"/>
-          <w:sz w:val="36"/>
-          <w:szCs w:val="36"/>
-        </w:rPr>
-      </w:pPr>
-      <w:r>
-        <w:rPr>
-          <w:b/>
-          <w:bCs/>
-          <w:color w:val="D86DCB" w:themeColor="accent5" w:themeTint="99"/>
-          <w:sz w:val="36"/>
-          <w:szCs w:val="36"/>
-        </w:rPr>
-        <w:t xml:space="preserve">      scale: </w:t>
-      </w:r>
-      <w:proofErr w:type="spellStart"/>
-      <w:r>
-        <w:rPr>
-          <w:b/>
-          <w:bCs/>
-          <w:color w:val="D86DCB" w:themeColor="accent5" w:themeTint="99"/>
-          <w:sz w:val="36"/>
-          <w:szCs w:val="36"/>
-        </w:rPr>
-        <w:t>controller.value</w:t>
-      </w:r>
-      <w:proofErr w:type="spellEnd"/>
-      <w:r>
-        <w:rPr>
-          <w:b/>
-          <w:bCs/>
-          <w:color w:val="D86DCB" w:themeColor="accent5" w:themeTint="99"/>
-          <w:sz w:val="36"/>
-          <w:szCs w:val="36"/>
-        </w:rPr>
-        <w:t>,</w:t>
-      </w:r>
-    </w:p>
-    <w:p>
-      <w:pPr>
-        <w:jc w:val="both"/>
-        <w:rPr>
-          <w:b/>
-          <w:bCs/>
-          <w:color w:val="D86DCB" w:themeColor="accent5" w:themeTint="99"/>
-          <w:sz w:val="36"/>
-          <w:szCs w:val="36"/>
-        </w:rPr>
-      </w:pPr>
-      <w:r>
-        <w:rPr>
-          <w:b/>
-          <w:bCs/>
-          <w:color w:val="D86DCB" w:themeColor="accent5" w:themeTint="99"/>
-          <w:sz w:val="36"/>
-          <w:szCs w:val="36"/>
-        </w:rPr>
-        <w:t xml:space="preserve">      child: child,</w:t>
-      </w:r>
-    </w:p>
-    <w:p>
-      <w:pPr>
-        <w:jc w:val="both"/>
-        <w:rPr>
-          <w:b/>
-          <w:bCs/>
-          <w:color w:val="D86DCB" w:themeColor="accent5" w:themeTint="99"/>
-          <w:sz w:val="36"/>
-          <w:szCs w:val="36"/>
-        </w:rPr>
-      </w:pPr>
-      <w:r>
-        <w:rPr>
-          <w:b/>
-          <w:bCs/>
-          <w:color w:val="D86DCB" w:themeColor="accent5" w:themeTint="99"/>
-          <w:sz w:val="36"/>
-          <w:szCs w:val="36"/>
-        </w:rPr>
-        <w:t xml:space="preserve">    );</w:t>
-      </w:r>
-    </w:p>
-    <w:p>
-      <w:pPr>
-        <w:jc w:val="both"/>
-        <w:rPr>
-          <w:b/>
-          <w:bCs/>
-          <w:color w:val="D86DCB" w:themeColor="accent5" w:themeTint="99"/>
-          <w:sz w:val="36"/>
-          <w:szCs w:val="36"/>
-        </w:rPr>
-      </w:pPr>
-      <w:r>
-        <w:rPr>
-          <w:b/>
-          <w:bCs/>
-          <w:color w:val="D86DCB" w:themeColor="accent5" w:themeTint="99"/>
-          <w:sz w:val="36"/>
-          <w:szCs w:val="36"/>
-        </w:rPr>
-        <w:t xml:space="preserve">  },</w:t>
-      </w:r>
-    </w:p>
-    <w:p>
-      <w:pPr>
-        <w:jc w:val="both"/>
-        <w:rPr>
-          <w:b/>
-          <w:bCs/>
-          <w:color w:val="D86DCB" w:themeColor="accent5" w:themeTint="99"/>
-          <w:sz w:val="36"/>
-          <w:szCs w:val="36"/>
-        </w:rPr>
-      </w:pPr>
-      <w:r>
-        <w:rPr>
-          <w:b/>
-          <w:bCs/>
-          <w:color w:val="D86DCB" w:themeColor="accent5" w:themeTint="99"/>
-          <w:sz w:val="36"/>
-          <w:szCs w:val="36"/>
-        </w:rPr>
-        <w:t xml:space="preserve">  child: </w:t>
-      </w:r>
-      <w:proofErr w:type="gramStart"/>
-      <w:r>
-        <w:rPr>
-          <w:b/>
-          <w:bCs/>
-          <w:color w:val="D86DCB" w:themeColor="accent5" w:themeTint="99"/>
-          <w:sz w:val="36"/>
-          <w:szCs w:val="36"/>
-        </w:rPr>
-        <w:t>Icon(</w:t>
-      </w:r>
-      <w:proofErr w:type="spellStart"/>
-      <w:proofErr w:type="gramEnd"/>
-      <w:r>
-        <w:rPr>
-          <w:b/>
-          <w:bCs/>
-          <w:color w:val="D86DCB" w:themeColor="accent5" w:themeTint="99"/>
-          <w:sz w:val="36"/>
-          <w:szCs w:val="36"/>
-        </w:rPr>
-        <w:t>Icons.favorite</w:t>
-      </w:r>
-      <w:proofErr w:type="spellEnd"/>
-      <w:r>
-        <w:rPr>
-          <w:b/>
-          <w:bCs/>
-          <w:color w:val="D86DCB" w:themeColor="accent5" w:themeTint="99"/>
-          <w:sz w:val="36"/>
-          <w:szCs w:val="36"/>
-        </w:rPr>
-        <w:t>, size: 80),</w:t>
-      </w:r>
-    </w:p>
-    <w:p>
-      <w:pPr>
-        <w:jc w:val="both"/>
-        <w:rPr>
-          <w:b/>
-          <w:bCs/>
-          <w:color w:val="D86DCB" w:themeColor="accent5" w:themeTint="99"/>
-          <w:sz w:val="36"/>
-          <w:szCs w:val="36"/>
-        </w:rPr>
-      </w:pPr>
-      <w:r>
-        <w:rPr>
-          <w:b/>
-          <w:bCs/>
-          <w:color w:val="D86DCB" w:themeColor="accent5" w:themeTint="99"/>
-          <w:sz w:val="36"/>
-          <w:szCs w:val="36"/>
-        </w:rPr>
-        <w:t>)</w:t>
-      </w:r>
-    </w:p>
-    <w:p>
-      <w:pPr>
-        <w:jc w:val="both"/>
-        <w:rPr>
-          <w:sz w:val="36"/>
-          <w:szCs w:val="36"/>
-        </w:rPr>
-      </w:pPr>
-    </w:p>
-    <w:p>
-      <w:pPr>
-        <w:jc w:val="both"/>
-        <w:rPr>
-          <w:sz w:val="36"/>
-          <w:szCs w:val="36"/>
-        </w:rPr>
-      </w:pPr>
-      <w:r>
-        <w:rPr>
-          <w:sz w:val="36"/>
-          <w:szCs w:val="36"/>
-        </w:rPr>
-        <w:t xml:space="preserve">Using Curves with </w:t>
-      </w:r>
-      <w:proofErr w:type="spellStart"/>
-      <w:r>
-        <w:rPr>
-          <w:b/>
-          <w:bCs/>
-          <w:sz w:val="36"/>
-          <w:szCs w:val="36"/>
-        </w:rPr>
-        <w:t>AnimatedBuilder</w:t>
-      </w:r>
-      <w:proofErr w:type="spellEnd"/>
-      <w:r>
-        <w:rPr>
-          <w:sz w:val="36"/>
-          <w:szCs w:val="36"/>
-        </w:rPr>
-        <w:t>:</w:t>
-      </w:r>
-    </w:p>
-    <w:p>
-      <w:pPr>
-        <w:jc w:val="both"/>
-        <w:rPr>
-          <w:sz w:val="36"/>
-          <w:szCs w:val="36"/>
-        </w:rPr>
-      </w:pPr>
-      <w:r>
-        <w:rPr>
-          <w:sz w:val="36"/>
-          <w:szCs w:val="36"/>
-        </w:rPr>
-        <w:t xml:space="preserve"># </w:t>
-      </w:r>
-      <w:r>
-        <w:rPr>
-          <w:sz w:val="36"/>
-          <w:szCs w:val="36"/>
-        </w:rPr>
-        <w:t>Curves feel more natural than linear motion which feels robotic</w:t>
-      </w:r>
-    </w:p>
-    <w:p>
-      <w:pPr>
-        <w:jc w:val="both"/>
-        <w:rPr>
-          <w:b/>
-          <w:bCs/>
-          <w:color w:val="D86DCB" w:themeColor="accent5" w:themeTint="99"/>
-          <w:sz w:val="36"/>
-          <w:szCs w:val="36"/>
-        </w:rPr>
-      </w:pPr>
-      <w:r>
-        <w:rPr>
-          <w:b/>
-          <w:bCs/>
-          <w:color w:val="D86DCB" w:themeColor="accent5" w:themeTint="99"/>
-          <w:sz w:val="36"/>
-          <w:szCs w:val="36"/>
-        </w:rPr>
-        <w:t>…</w:t>
-      </w:r>
-    </w:p>
-    <w:p>
-      <w:pPr>
-        <w:jc w:val="both"/>
-        <w:rPr>
-          <w:b/>
-          <w:bCs/>
-          <w:color w:val="D86DCB" w:themeColor="accent5" w:themeTint="99"/>
-          <w:sz w:val="36"/>
-          <w:szCs w:val="36"/>
-        </w:rPr>
-      </w:pPr>
-      <w:r>
-        <w:rPr>
-          <w:b/>
-          <w:bCs/>
-          <w:color w:val="D86DCB" w:themeColor="accent5" w:themeTint="99"/>
-          <w:sz w:val="36"/>
-          <w:szCs w:val="36"/>
-        </w:rPr>
-        <w:t xml:space="preserve">final animation = </w:t>
-      </w:r>
-      <w:proofErr w:type="spellStart"/>
-      <w:proofErr w:type="gramStart"/>
-      <w:r>
-        <w:rPr>
-          <w:b/>
-          <w:bCs/>
-          <w:color w:val="D86DCB" w:themeColor="accent5" w:themeTint="99"/>
-          <w:sz w:val="36"/>
-          <w:szCs w:val="36"/>
-        </w:rPr>
-        <w:t>CurvedAnimation</w:t>
-      </w:r>
-      <w:proofErr w:type="spellEnd"/>
-      <w:r>
-        <w:rPr>
-          <w:b/>
-          <w:bCs/>
-          <w:color w:val="D86DCB" w:themeColor="accent5" w:themeTint="99"/>
-          <w:sz w:val="36"/>
-          <w:szCs w:val="36"/>
-        </w:rPr>
-        <w:t>(</w:t>
-      </w:r>
-      <w:proofErr w:type="gramEnd"/>
-    </w:p>
-    <w:p>
-      <w:pPr>
-        <w:jc w:val="both"/>
-        <w:rPr>
-          <w:b/>
-          <w:bCs/>
-          <w:color w:val="D86DCB" w:themeColor="accent5" w:themeTint="99"/>
-          <w:sz w:val="36"/>
-          <w:szCs w:val="36"/>
-        </w:rPr>
-      </w:pPr>
-      <w:r>
-        <w:rPr>
-          <w:b/>
-          <w:bCs/>
-          <w:color w:val="D86DCB" w:themeColor="accent5" w:themeTint="99"/>
-          <w:sz w:val="36"/>
-          <w:szCs w:val="36"/>
-        </w:rPr>
-        <w:t xml:space="preserve">  parent: controller,</w:t>
-      </w:r>
-    </w:p>
-    <w:p>
-      <w:pPr>
-        <w:jc w:val="both"/>
-        <w:rPr>
-          <w:b/>
-          <w:bCs/>
-          <w:color w:val="D86DCB" w:themeColor="accent5" w:themeTint="99"/>
-          <w:sz w:val="36"/>
-          <w:szCs w:val="36"/>
-        </w:rPr>
-      </w:pPr>
-      <w:r>
-        <w:rPr>
-          <w:b/>
-          <w:bCs/>
-          <w:color w:val="D86DCB" w:themeColor="accent5" w:themeTint="99"/>
-          <w:sz w:val="36"/>
-          <w:szCs w:val="36"/>
-        </w:rPr>
-        <w:t xml:space="preserve">  curve: </w:t>
-      </w:r>
-      <w:proofErr w:type="spellStart"/>
-      <w:r>
-        <w:rPr>
-          <w:b/>
-          <w:bCs/>
-          <w:color w:val="D86DCB" w:themeColor="accent5" w:themeTint="99"/>
-          <w:sz w:val="36"/>
-          <w:szCs w:val="36"/>
-        </w:rPr>
-        <w:t>Curves.easeInOut</w:t>
-      </w:r>
-      <w:proofErr w:type="spellEnd"/>
-      <w:r>
-        <w:rPr>
-          <w:b/>
-          <w:bCs/>
-          <w:color w:val="D86DCB" w:themeColor="accent5" w:themeTint="99"/>
-          <w:sz w:val="36"/>
-          <w:szCs w:val="36"/>
-        </w:rPr>
-        <w:t>,</w:t>
-      </w:r>
-    </w:p>
-    <w:p>
-      <w:pPr>
-        <w:jc w:val="both"/>
-        <w:rPr>
-          <w:b/>
-          <w:bCs/>
-          <w:color w:val="D86DCB" w:themeColor="accent5" w:themeTint="99"/>
-          <w:sz w:val="36"/>
-          <w:szCs w:val="36"/>
-        </w:rPr>
-      </w:pPr>
-      <w:r>
-        <w:rPr>
-          <w:b/>
-          <w:bCs/>
-          <w:color w:val="D86DCB" w:themeColor="accent5" w:themeTint="99"/>
-          <w:sz w:val="36"/>
-          <w:szCs w:val="36"/>
-        </w:rPr>
-        <w:t>);</w:t>
-      </w:r>
-    </w:p>
-    <w:p>
-      <w:pPr>
-        <w:jc w:val="both"/>
-        <w:rPr>
-          <w:b/>
-          <w:bCs/>
-          <w:color w:val="D86DCB" w:themeColor="accent5" w:themeTint="99"/>
-          <w:sz w:val="36"/>
-          <w:szCs w:val="36"/>
-        </w:rPr>
-      </w:pPr>
-      <w:proofErr w:type="spellStart"/>
-      <w:proofErr w:type="gramStart"/>
-      <w:r>
-        <w:rPr>
-          <w:b/>
-          <w:bCs/>
-          <w:color w:val="D86DCB" w:themeColor="accent5" w:themeTint="99"/>
-          <w:sz w:val="36"/>
-          <w:szCs w:val="36"/>
-        </w:rPr>
-        <w:lastRenderedPageBreak/>
+          <w:color w:val="D86DCB" w:themeColor="accent5" w:themeTint="99"/>
+          <w:sz w:val="36"/>
+          <w:szCs w:val="36"/>
+        </w:rPr>
         <w:t>AnimatedBuilder</w:t>
       </w:r>
       <w:proofErr w:type="spellEnd"/>
@@ -10042,7 +10116,6 @@
           <w:sz w:val="36"/>
           <w:szCs w:val="36"/>
         </w:rPr>
-        <w:lastRenderedPageBreak/>
         <w:t xml:space="preserve"># </w:t>
       </w:r>
       <w:r>
@@ -10308,14 +10381,7 @@
           <w:sz w:val="36"/>
           <w:szCs w:val="36"/>
         </w:rPr>
-        <w:t xml:space="preserve"> no </w:t>
-      </w:r>
-      <w:r>
-        <w:rPr>
-          <w:sz w:val="36"/>
-          <w:szCs w:val="36"/>
-        </w:rPr>
-        <w:t>re</w:t>
+        <w:t xml:space="preserve"> no re</w:t>
       </w:r>
       <w:r>
         <w:rPr>
@@ -10329,14 +10395,7 @@
           <w:sz w:val="36"/>
           <w:szCs w:val="36"/>
         </w:rPr>
-        <w:t>layout</w:t>
-      </w:r>
-      <w:r>
-        <w:rPr>
-          <w:sz w:val="36"/>
-          <w:szCs w:val="36"/>
-        </w:rPr>
-        <w:t xml:space="preserve"> pass, just a different paint matrix.</w:t>
+        <w:t>layout pass, just a different paint matrix.</w:t>
       </w:r>
     </w:p>
     <w:p>
@@ -10396,81 +10455,27 @@
           <w:sz w:val="36"/>
           <w:szCs w:val="36"/>
         </w:rPr>
-        <w:t xml:space="preserve">[ B ][ C ]          </w:t>
-      </w:r>
-      <w:r>
-        <w:rPr>
-          <w:b/>
-          <w:bCs/>
-          <w:sz w:val="36"/>
-          <w:szCs w:val="36"/>
-        </w:rPr>
-        <w:t xml:space="preserve">             </w:t>
-      </w:r>
-      <w:r>
-        <w:rPr>
-          <w:b/>
-          <w:bCs/>
-          <w:sz w:val="36"/>
-          <w:szCs w:val="36"/>
-        </w:rPr>
-        <w:t xml:space="preserve">  [ A ] </w:t>
-      </w:r>
-      <w:r>
-        <w:rPr>
-          <w:b/>
-          <w:bCs/>
-          <w:sz w:val="36"/>
-          <w:szCs w:val="36"/>
-        </w:rPr>
-        <w:t xml:space="preserve">    </w:t>
-      </w:r>
-      <w:r>
-        <w:rPr>
-          <w:b/>
-          <w:bCs/>
-          <w:sz w:val="36"/>
-          <w:szCs w:val="36"/>
-        </w:rPr>
-        <w:t xml:space="preserve">     [ C ]</w:t>
-      </w:r>
-    </w:p>
-    <w:p>
-      <w:pPr>
-        <w:jc w:val="both"/>
-        <w:rPr>
-          <w:b/>
-          <w:bCs/>
-          <w:sz w:val="36"/>
-          <w:szCs w:val="36"/>
-        </w:rPr>
-      </w:pPr>
-      <w:r>
-        <w:rPr>
-          <w:b/>
-          <w:bCs/>
-          <w:sz w:val="36"/>
-          <w:szCs w:val="36"/>
-        </w:rPr>
-        <w:t xml:space="preserve">                                  </w:t>
-      </w:r>
-      <w:r>
-        <w:rPr>
-          <w:b/>
-          <w:bCs/>
-          <w:sz w:val="36"/>
-          <w:szCs w:val="36"/>
-        </w:rPr>
-        <w:t xml:space="preserve">                        </w:t>
-      </w:r>
-      <w:r>
-        <w:rPr>
-          <w:b/>
-          <w:bCs/>
-          <w:sz w:val="36"/>
-          <w:szCs w:val="36"/>
-        </w:rPr>
-        <w:t xml:space="preserve">[ </w:t>
+        <w:t>[ B ][ C ]                         [ A ]          [ C ]</w:t>
+      </w:r>
+    </w:p>
+    <w:p>
+      <w:pPr>
+        <w:jc w:val="both"/>
+        <w:rPr>
+          <w:b/>
+          <w:bCs/>
+          <w:sz w:val="36"/>
+          <w:szCs w:val="36"/>
+        </w:rPr>
+      </w:pPr>
+      <w:r>
+        <w:rPr>
+          <w:b/>
+          <w:bCs/>
+          <w:sz w:val="36"/>
+          <w:szCs w:val="36"/>
+        </w:rPr>
+        <w:t xml:space="preserve">                                                          [ </w:t>
       </w:r>
       <w:proofErr w:type="gramStart"/>
       <w:r>
@@ -10510,50 +10515,32 @@
           <w:sz w:val="36"/>
           <w:szCs w:val="36"/>
         </w:rPr>
-        <w:t xml:space="preserve">                                     </w:t>
-      </w:r>
-      <w:r>
-        <w:rPr>
-          <w:b/>
-          <w:bCs/>
-          <w:sz w:val="36"/>
-          <w:szCs w:val="36"/>
-        </w:rPr>
-        <w:t xml:space="preserve">                   </w:t>
-      </w:r>
-      <w:r>
-        <w:rPr>
-          <w:b/>
-          <w:bCs/>
-          <w:sz w:val="36"/>
-          <w:szCs w:val="36"/>
-        </w:rPr>
-        <w:t xml:space="preserve">    but A and C didn't move</w:t>
-      </w:r>
-    </w:p>
-    <w:p>
-      <w:pPr>
-        <w:jc w:val="both"/>
-        <w:rPr>
-          <w:sz w:val="36"/>
-          <w:szCs w:val="36"/>
-        </w:rPr>
-      </w:pPr>
-    </w:p>
-    <w:p>
-      <w:pPr>
-        <w:jc w:val="both"/>
-        <w:rPr>
-          <w:sz w:val="36"/>
-          <w:szCs w:val="36"/>
-        </w:rPr>
-      </w:pPr>
-      <w:r>
-        <w:rPr>
-          <w:sz w:val="36"/>
-          <w:szCs w:val="36"/>
-        </w:rPr>
         <w:lastRenderedPageBreak/>
+        <w:t xml:space="preserve">                                                            but A and C didn't move</w:t>
+      </w:r>
+    </w:p>
+    <w:p>
+      <w:pPr>
+        <w:jc w:val="both"/>
+        <w:rPr>
+          <w:sz w:val="36"/>
+          <w:szCs w:val="36"/>
+        </w:rPr>
+      </w:pPr>
+    </w:p>
+    <w:p>
+      <w:pPr>
+        <w:jc w:val="both"/>
+        <w:rPr>
+          <w:sz w:val="36"/>
+          <w:szCs w:val="36"/>
+        </w:rPr>
+      </w:pPr>
+      <w:r>
+        <w:rPr>
+          <w:sz w:val="36"/>
+          <w:szCs w:val="36"/>
+        </w:rPr>
         <w:t>Transform Constructors:</w:t>
       </w:r>
     </w:p>
@@ -10732,14 +10719,7 @@
           <w:sz w:val="36"/>
           <w:szCs w:val="36"/>
         </w:rPr>
-        <w:t xml:space="preserve"># </w:t>
-      </w:r>
-      <w:r>
-        <w:rPr>
-          <w:sz w:val="36"/>
-          <w:szCs w:val="36"/>
-        </w:rPr>
-        <w:t>All of them share one critical parameter</w:t>
+        <w:t># All of them share one critical parameter</w:t>
       </w:r>
       <w:r>
         <w:rPr>
@@ -10755,16 +10735,7 @@
           <w:sz w:val="36"/>
           <w:szCs w:val="36"/>
         </w:rPr>
-        <w:t xml:space="preserve"> alignment</w:t>
-      </w:r>
-      <w:r>
-        <w:rPr>
-          <w:b/>
-          <w:bCs/>
-          <w:sz w:val="36"/>
-          <w:szCs w:val="36"/>
-        </w:rPr>
-        <w:t>:</w:t>
+        <w:t xml:space="preserve"> alignment:</w:t>
       </w:r>
       <w:r>
         <w:rPr>
@@ -11140,6 +11111,7 @@
           <w:sz w:val="36"/>
           <w:szCs w:val="36"/>
         </w:rPr>
+        <w:lastRenderedPageBreak/>
         <w:t>Offset(</w:t>
       </w:r>
       <w:proofErr w:type="gramEnd"/>
@@ -11215,587 +11187,547 @@
           <w:sz w:val="36"/>
           <w:szCs w:val="36"/>
         </w:rPr>
+        <w:t>…</w:t>
+      </w:r>
+    </w:p>
+    <w:p>
+      <w:pPr>
+        <w:jc w:val="both"/>
+        <w:rPr>
+          <w:b/>
+          <w:bCs/>
+          <w:color w:val="D86DCB" w:themeColor="accent5" w:themeTint="99"/>
+          <w:sz w:val="36"/>
+          <w:szCs w:val="36"/>
+        </w:rPr>
+      </w:pPr>
+      <w:r>
+        <w:rPr>
+          <w:b/>
+          <w:bCs/>
+          <w:color w:val="D86DCB" w:themeColor="accent5" w:themeTint="99"/>
+          <w:sz w:val="36"/>
+          <w:szCs w:val="36"/>
+        </w:rPr>
+        <w:t xml:space="preserve">  </w:t>
+      </w:r>
+      <w:proofErr w:type="spellStart"/>
+      <w:r>
+        <w:rPr>
+          <w:b/>
+          <w:bCs/>
+          <w:color w:val="D86DCB" w:themeColor="accent5" w:themeTint="99"/>
+          <w:sz w:val="36"/>
+          <w:szCs w:val="36"/>
+        </w:rPr>
+        <w:t>Transform.translate</w:t>
+      </w:r>
+      <w:proofErr w:type="spellEnd"/>
+      <w:r>
+        <w:rPr>
+          <w:b/>
+          <w:bCs/>
+          <w:color w:val="D86DCB" w:themeColor="accent5" w:themeTint="99"/>
+          <w:sz w:val="36"/>
+          <w:szCs w:val="36"/>
+        </w:rPr>
+        <w:t>(</w:t>
+      </w:r>
+    </w:p>
+    <w:p>
+      <w:pPr>
+        <w:jc w:val="both"/>
+        <w:rPr>
+          <w:b/>
+          <w:bCs/>
+          <w:color w:val="D86DCB" w:themeColor="accent5" w:themeTint="99"/>
+          <w:sz w:val="36"/>
+          <w:szCs w:val="36"/>
+        </w:rPr>
+      </w:pPr>
+      <w:r>
+        <w:rPr>
+          <w:b/>
+          <w:bCs/>
+          <w:color w:val="D86DCB" w:themeColor="accent5" w:themeTint="99"/>
+          <w:sz w:val="36"/>
+          <w:szCs w:val="36"/>
+        </w:rPr>
+        <w:t xml:space="preserve">    offset: const </w:t>
+      </w:r>
+      <w:proofErr w:type="gramStart"/>
+      <w:r>
+        <w:rPr>
+          <w:b/>
+          <w:bCs/>
+          <w:color w:val="D86DCB" w:themeColor="accent5" w:themeTint="99"/>
+          <w:sz w:val="36"/>
+          <w:szCs w:val="36"/>
+        </w:rPr>
+        <w:t>Offset(</w:t>
+      </w:r>
+      <w:proofErr w:type="gramEnd"/>
+      <w:r>
+        <w:rPr>
+          <w:b/>
+          <w:bCs/>
+          <w:color w:val="D86DCB" w:themeColor="accent5" w:themeTint="99"/>
+          <w:sz w:val="36"/>
+          <w:szCs w:val="36"/>
+        </w:rPr>
+        <w:t>0, -6),  // x: horizontal, y: vertical</w:t>
+      </w:r>
+    </w:p>
+    <w:p>
+      <w:pPr>
+        <w:jc w:val="both"/>
+        <w:rPr>
+          <w:b/>
+          <w:bCs/>
+          <w:color w:val="D86DCB" w:themeColor="accent5" w:themeTint="99"/>
+          <w:sz w:val="36"/>
+          <w:szCs w:val="36"/>
+        </w:rPr>
+      </w:pPr>
+      <w:r>
+        <w:rPr>
+          <w:b/>
+          <w:bCs/>
+          <w:color w:val="D86DCB" w:themeColor="accent5" w:themeTint="99"/>
+          <w:sz w:val="36"/>
+          <w:szCs w:val="36"/>
+        </w:rPr>
+        <w:t xml:space="preserve">    child: child,</w:t>
+      </w:r>
+    </w:p>
+    <w:p>
+      <w:pPr>
+        <w:jc w:val="both"/>
+        <w:rPr>
+          <w:b/>
+          <w:bCs/>
+          <w:color w:val="D86DCB" w:themeColor="accent5" w:themeTint="99"/>
+          <w:sz w:val="36"/>
+          <w:szCs w:val="36"/>
+        </w:rPr>
+      </w:pPr>
+      <w:r>
+        <w:rPr>
+          <w:b/>
+          <w:bCs/>
+          <w:color w:val="D86DCB" w:themeColor="accent5" w:themeTint="99"/>
+          <w:sz w:val="36"/>
+          <w:szCs w:val="36"/>
+        </w:rPr>
+        <w:t xml:space="preserve">  )</w:t>
+      </w:r>
+    </w:p>
+    <w:p>
+      <w:pPr>
+        <w:jc w:val="both"/>
+        <w:rPr>
+          <w:b/>
+          <w:bCs/>
+          <w:color w:val="D86DCB" w:themeColor="accent5" w:themeTint="99"/>
+          <w:sz w:val="36"/>
+          <w:szCs w:val="36"/>
+        </w:rPr>
+      </w:pPr>
+      <w:r>
+        <w:rPr>
+          <w:b/>
+          <w:bCs/>
+          <w:color w:val="D86DCB" w:themeColor="accent5" w:themeTint="99"/>
+          <w:sz w:val="36"/>
+          <w:szCs w:val="36"/>
+        </w:rPr>
+        <w:t>…</w:t>
+      </w:r>
+    </w:p>
+    <w:p>
+      <w:pPr>
+        <w:jc w:val="both"/>
+        <w:rPr>
+          <w:sz w:val="36"/>
+          <w:szCs w:val="36"/>
+        </w:rPr>
+      </w:pPr>
+      <w:r>
+        <w:rPr>
+          <w:sz w:val="36"/>
+          <w:szCs w:val="36"/>
+        </w:rPr>
+        <w:t xml:space="preserve"># While </w:t>
+      </w:r>
+      <w:proofErr w:type="gramStart"/>
+      <w:r>
+        <w:rPr>
+          <w:b/>
+          <w:bCs/>
+          <w:sz w:val="36"/>
+          <w:szCs w:val="36"/>
+        </w:rPr>
+        <w:t>Padding(</w:t>
+      </w:r>
+      <w:proofErr w:type="gramEnd"/>
+      <w:r>
+        <w:rPr>
+          <w:b/>
+          <w:bCs/>
+          <w:sz w:val="36"/>
+          <w:szCs w:val="36"/>
+        </w:rPr>
+        <w:t>)</w:t>
+      </w:r>
+      <w:r>
+        <w:rPr>
+          <w:sz w:val="36"/>
+          <w:szCs w:val="36"/>
+        </w:rPr>
+        <w:t xml:space="preserve"> (or </w:t>
+      </w:r>
+      <w:r>
+        <w:rPr>
+          <w:b/>
+          <w:bCs/>
+          <w:sz w:val="36"/>
+          <w:szCs w:val="36"/>
+        </w:rPr>
+        <w:t>Positioned()</w:t>
+      </w:r>
+      <w:r>
+        <w:rPr>
+          <w:sz w:val="36"/>
+          <w:szCs w:val="36"/>
+        </w:rPr>
+        <w:t xml:space="preserve">) effects layout and other widgets have to make room, </w:t>
+      </w:r>
+      <w:proofErr w:type="spellStart"/>
+      <w:r>
+        <w:rPr>
+          <w:b/>
+          <w:bCs/>
+          <w:sz w:val="36"/>
+          <w:szCs w:val="36"/>
+        </w:rPr>
+        <w:t>Transform.translate</w:t>
+      </w:r>
+      <w:proofErr w:type="spellEnd"/>
+      <w:r>
+        <w:rPr>
+          <w:sz w:val="36"/>
+          <w:szCs w:val="36"/>
+        </w:rPr>
+        <w:t xml:space="preserve"> just only paints and other widgets ignore it. For animation always use </w:t>
+      </w:r>
+      <w:proofErr w:type="spellStart"/>
+      <w:r>
+        <w:rPr>
+          <w:b/>
+          <w:bCs/>
+          <w:sz w:val="36"/>
+          <w:szCs w:val="36"/>
+        </w:rPr>
+        <w:t>Transform.translate</w:t>
+      </w:r>
+      <w:proofErr w:type="spellEnd"/>
+      <w:r>
+        <w:rPr>
+          <w:sz w:val="36"/>
+          <w:szCs w:val="36"/>
+        </w:rPr>
+        <w:t xml:space="preserve"> because Padding triggers a full layout pass every frame but Transform doesn’t</w:t>
+      </w:r>
+    </w:p>
+    <w:p>
+      <w:pPr>
+        <w:jc w:val="both"/>
+        <w:rPr>
+          <w:b/>
+          <w:bCs/>
+          <w:color w:val="D86DCB" w:themeColor="accent5" w:themeTint="99"/>
+          <w:sz w:val="36"/>
+          <w:szCs w:val="36"/>
+        </w:rPr>
+      </w:pPr>
+      <w:proofErr w:type="gramStart"/>
+      <w:r>
+        <w:rPr>
+          <w:b/>
+          <w:bCs/>
+          <w:color w:val="D86DCB" w:themeColor="accent5" w:themeTint="99"/>
+          <w:sz w:val="36"/>
+          <w:szCs w:val="36"/>
+        </w:rPr>
+        <w:t>Padding(</w:t>
+      </w:r>
+      <w:proofErr w:type="gramEnd"/>
+      <w:r>
+        <w:rPr>
+          <w:b/>
+          <w:bCs/>
+          <w:color w:val="D86DCB" w:themeColor="accent5" w:themeTint="99"/>
+          <w:sz w:val="36"/>
+          <w:szCs w:val="36"/>
+        </w:rPr>
+        <w:t xml:space="preserve">padding: </w:t>
+      </w:r>
+      <w:proofErr w:type="spellStart"/>
+      <w:r>
+        <w:rPr>
+          <w:b/>
+          <w:bCs/>
+          <w:color w:val="D86DCB" w:themeColor="accent5" w:themeTint="99"/>
+          <w:sz w:val="36"/>
+          <w:szCs w:val="36"/>
+        </w:rPr>
+        <w:t>EdgeInsets.only</w:t>
+      </w:r>
+      <w:proofErr w:type="spellEnd"/>
+      <w:r>
+        <w:rPr>
+          <w:b/>
+          <w:bCs/>
+          <w:color w:val="D86DCB" w:themeColor="accent5" w:themeTint="99"/>
+          <w:sz w:val="36"/>
+          <w:szCs w:val="36"/>
+        </w:rPr>
+        <w:t>(top: 6), child: dot)</w:t>
+      </w:r>
+    </w:p>
+    <w:p>
+      <w:pPr>
+        <w:jc w:val="both"/>
+        <w:rPr>
+          <w:b/>
+          <w:bCs/>
+          <w:color w:val="D86DCB" w:themeColor="accent5" w:themeTint="99"/>
+          <w:sz w:val="36"/>
+          <w:szCs w:val="36"/>
+        </w:rPr>
+      </w:pPr>
+      <w:proofErr w:type="spellStart"/>
+      <w:r>
+        <w:rPr>
+          <w:b/>
+          <w:bCs/>
+          <w:color w:val="D86DCB" w:themeColor="accent5" w:themeTint="99"/>
+          <w:sz w:val="36"/>
+          <w:szCs w:val="36"/>
+        </w:rPr>
+        <w:t>Transform.translate</w:t>
+      </w:r>
+      <w:proofErr w:type="spellEnd"/>
+      <w:r>
+        <w:rPr>
+          <w:b/>
+          <w:bCs/>
+          <w:color w:val="D86DCB" w:themeColor="accent5" w:themeTint="99"/>
+          <w:sz w:val="36"/>
+          <w:szCs w:val="36"/>
+        </w:rPr>
+        <w:t xml:space="preserve">(offset: </w:t>
+      </w:r>
+      <w:proofErr w:type="gramStart"/>
+      <w:r>
+        <w:rPr>
+          <w:b/>
+          <w:bCs/>
+          <w:color w:val="D86DCB" w:themeColor="accent5" w:themeTint="99"/>
+          <w:sz w:val="36"/>
+          <w:szCs w:val="36"/>
+        </w:rPr>
+        <w:t>Offset(</w:t>
+      </w:r>
+      <w:proofErr w:type="gramEnd"/>
+      <w:r>
+        <w:rPr>
+          <w:b/>
+          <w:bCs/>
+          <w:color w:val="D86DCB" w:themeColor="accent5" w:themeTint="99"/>
+          <w:sz w:val="36"/>
+          <w:szCs w:val="36"/>
+        </w:rPr>
+        <w:t>0, -6), child: dot)</w:t>
+      </w:r>
+    </w:p>
+    <w:p>
+      <w:pPr>
+        <w:jc w:val="both"/>
+        <w:rPr>
+          <w:sz w:val="36"/>
+          <w:szCs w:val="36"/>
+        </w:rPr>
+      </w:pPr>
+    </w:p>
+    <w:p>
+      <w:pPr>
+        <w:jc w:val="both"/>
+        <w:rPr>
+          <w:sz w:val="36"/>
+          <w:szCs w:val="36"/>
+        </w:rPr>
+      </w:pPr>
+      <w:proofErr w:type="spellStart"/>
+      <w:r>
+        <w:rPr>
+          <w:sz w:val="36"/>
+          <w:szCs w:val="36"/>
+        </w:rPr>
+        <w:t>Transform.scale</w:t>
+      </w:r>
+      <w:proofErr w:type="spellEnd"/>
+      <w:r>
+        <w:rPr>
+          <w:sz w:val="36"/>
+          <w:szCs w:val="36"/>
+        </w:rPr>
+        <w:t>:</w:t>
+      </w:r>
+    </w:p>
+    <w:p>
+      <w:pPr>
+        <w:jc w:val="both"/>
+        <w:rPr>
+          <w:sz w:val="36"/>
+          <w:szCs w:val="36"/>
+        </w:rPr>
+      </w:pPr>
+      <w:r>
+        <w:rPr>
+          <w:sz w:val="36"/>
+          <w:szCs w:val="36"/>
+        </w:rPr>
+        <w:t># It s</w:t>
+      </w:r>
+      <w:r>
+        <w:rPr>
+          <w:sz w:val="36"/>
+          <w:szCs w:val="36"/>
+        </w:rPr>
+        <w:t xml:space="preserve">cales the widget from an anchor point. </w:t>
+      </w:r>
+      <w:r>
+        <w:rPr>
+          <w:sz w:val="36"/>
+          <w:szCs w:val="36"/>
+        </w:rPr>
+        <w:t>There are two modes.</w:t>
+      </w:r>
+    </w:p>
+    <w:p>
+      <w:pPr>
+        <w:jc w:val="both"/>
+        <w:rPr>
+          <w:sz w:val="36"/>
+          <w:szCs w:val="36"/>
+        </w:rPr>
+      </w:pPr>
+      <w:r>
+        <w:rPr>
+          <w:sz w:val="36"/>
+          <w:szCs w:val="36"/>
+        </w:rPr>
+        <w:t xml:space="preserve"># </w:t>
+      </w:r>
+      <w:r>
+        <w:rPr>
+          <w:sz w:val="36"/>
+          <w:szCs w:val="36"/>
+        </w:rPr>
+        <w:t>Uniform scale</w:t>
+      </w:r>
+      <w:r>
+        <w:rPr>
+          <w:sz w:val="36"/>
+          <w:szCs w:val="36"/>
+        </w:rPr>
+        <w:t xml:space="preserve">, </w:t>
+      </w:r>
+      <w:r>
+        <w:rPr>
+          <w:sz w:val="36"/>
+          <w:szCs w:val="36"/>
+        </w:rPr>
+        <w:t>same in all directions</w:t>
+      </w:r>
+    </w:p>
+    <w:p>
+      <w:pPr>
+        <w:jc w:val="both"/>
+        <w:rPr>
+          <w:b/>
+          <w:bCs/>
+          <w:color w:val="D86DCB" w:themeColor="accent5" w:themeTint="99"/>
+          <w:sz w:val="36"/>
+          <w:szCs w:val="36"/>
+        </w:rPr>
+      </w:pPr>
+      <w:proofErr w:type="spellStart"/>
+      <w:r>
+        <w:rPr>
+          <w:b/>
+          <w:bCs/>
+          <w:color w:val="D86DCB" w:themeColor="accent5" w:themeTint="99"/>
+          <w:sz w:val="36"/>
+          <w:szCs w:val="36"/>
+        </w:rPr>
+        <w:t>Transform.scale</w:t>
+      </w:r>
+      <w:proofErr w:type="spellEnd"/>
+      <w:r>
+        <w:rPr>
+          <w:b/>
+          <w:bCs/>
+          <w:color w:val="D86DCB" w:themeColor="accent5" w:themeTint="99"/>
+          <w:sz w:val="36"/>
+          <w:szCs w:val="36"/>
+        </w:rPr>
+        <w:t>(</w:t>
+      </w:r>
+    </w:p>
+    <w:p>
+      <w:pPr>
+        <w:jc w:val="both"/>
+        <w:rPr>
+          <w:b/>
+          <w:bCs/>
+          <w:color w:val="D86DCB" w:themeColor="accent5" w:themeTint="99"/>
+          <w:sz w:val="36"/>
+          <w:szCs w:val="36"/>
+        </w:rPr>
+      </w:pPr>
+      <w:r>
+        <w:rPr>
+          <w:b/>
+          <w:bCs/>
+          <w:color w:val="D86DCB" w:themeColor="accent5" w:themeTint="99"/>
+          <w:sz w:val="36"/>
+          <w:szCs w:val="36"/>
+        </w:rPr>
+        <w:t xml:space="preserve">  scale: 1.5,                    // 1.5 = 150% size</w:t>
+      </w:r>
+    </w:p>
+    <w:p>
+      <w:pPr>
+        <w:jc w:val="both"/>
+        <w:rPr>
+          <w:b/>
+          <w:bCs/>
+          <w:color w:val="D86DCB" w:themeColor="accent5" w:themeTint="99"/>
+          <w:sz w:val="36"/>
+          <w:szCs w:val="36"/>
+        </w:rPr>
+      </w:pPr>
+      <w:r>
+        <w:rPr>
+          <w:b/>
+          <w:bCs/>
+          <w:color w:val="D86DCB" w:themeColor="accent5" w:themeTint="99"/>
+          <w:sz w:val="36"/>
+          <w:szCs w:val="36"/>
+        </w:rPr>
         <w:lastRenderedPageBreak/>
-        <w:t>…</w:t>
-      </w:r>
-    </w:p>
-    <w:p>
-      <w:pPr>
-        <w:jc w:val="both"/>
-        <w:rPr>
-          <w:b/>
-          <w:bCs/>
-          <w:color w:val="D86DCB" w:themeColor="accent5" w:themeTint="99"/>
-          <w:sz w:val="36"/>
-          <w:szCs w:val="36"/>
-        </w:rPr>
-      </w:pPr>
-      <w:r>
-        <w:rPr>
-          <w:b/>
-          <w:bCs/>
-          <w:color w:val="D86DCB" w:themeColor="accent5" w:themeTint="99"/>
-          <w:sz w:val="36"/>
-          <w:szCs w:val="36"/>
-        </w:rPr>
-        <w:t xml:space="preserve">  </w:t>
-      </w:r>
-      <w:proofErr w:type="spellStart"/>
-      <w:r>
-        <w:rPr>
-          <w:b/>
-          <w:bCs/>
-          <w:color w:val="D86DCB" w:themeColor="accent5" w:themeTint="99"/>
-          <w:sz w:val="36"/>
-          <w:szCs w:val="36"/>
-        </w:rPr>
-        <w:t>Transform.translate</w:t>
-      </w:r>
-      <w:proofErr w:type="spellEnd"/>
-      <w:r>
-        <w:rPr>
-          <w:b/>
-          <w:bCs/>
-          <w:color w:val="D86DCB" w:themeColor="accent5" w:themeTint="99"/>
-          <w:sz w:val="36"/>
-          <w:szCs w:val="36"/>
-        </w:rPr>
-        <w:t>(</w:t>
-      </w:r>
-    </w:p>
-    <w:p>
-      <w:pPr>
-        <w:jc w:val="both"/>
-        <w:rPr>
-          <w:b/>
-          <w:bCs/>
-          <w:color w:val="D86DCB" w:themeColor="accent5" w:themeTint="99"/>
-          <w:sz w:val="36"/>
-          <w:szCs w:val="36"/>
-        </w:rPr>
-      </w:pPr>
-      <w:r>
-        <w:rPr>
-          <w:b/>
-          <w:bCs/>
-          <w:color w:val="D86DCB" w:themeColor="accent5" w:themeTint="99"/>
-          <w:sz w:val="36"/>
-          <w:szCs w:val="36"/>
-        </w:rPr>
-        <w:t xml:space="preserve">  </w:t>
-      </w:r>
-      <w:r>
-        <w:rPr>
-          <w:b/>
-          <w:bCs/>
-          <w:color w:val="D86DCB" w:themeColor="accent5" w:themeTint="99"/>
-          <w:sz w:val="36"/>
-          <w:szCs w:val="36"/>
-        </w:rPr>
-        <w:t xml:space="preserve">  </w:t>
-      </w:r>
-      <w:r>
-        <w:rPr>
-          <w:b/>
-          <w:bCs/>
-          <w:color w:val="D86DCB" w:themeColor="accent5" w:themeTint="99"/>
-          <w:sz w:val="36"/>
-          <w:szCs w:val="36"/>
-        </w:rPr>
-        <w:t xml:space="preserve">offset: const </w:t>
-      </w:r>
-      <w:proofErr w:type="gramStart"/>
-      <w:r>
-        <w:rPr>
-          <w:b/>
-          <w:bCs/>
-          <w:color w:val="D86DCB" w:themeColor="accent5" w:themeTint="99"/>
-          <w:sz w:val="36"/>
-          <w:szCs w:val="36"/>
-        </w:rPr>
-        <w:t>Offset(</w:t>
-      </w:r>
-      <w:proofErr w:type="gramEnd"/>
-      <w:r>
-        <w:rPr>
-          <w:b/>
-          <w:bCs/>
-          <w:color w:val="D86DCB" w:themeColor="accent5" w:themeTint="99"/>
-          <w:sz w:val="36"/>
-          <w:szCs w:val="36"/>
-        </w:rPr>
-        <w:t>0, -6),  // x: horizontal, y: vertical</w:t>
-      </w:r>
-    </w:p>
-    <w:p>
-      <w:pPr>
-        <w:jc w:val="both"/>
-        <w:rPr>
-          <w:b/>
-          <w:bCs/>
-          <w:color w:val="D86DCB" w:themeColor="accent5" w:themeTint="99"/>
-          <w:sz w:val="36"/>
-          <w:szCs w:val="36"/>
-        </w:rPr>
-      </w:pPr>
-      <w:r>
-        <w:rPr>
-          <w:b/>
-          <w:bCs/>
-          <w:color w:val="D86DCB" w:themeColor="accent5" w:themeTint="99"/>
-          <w:sz w:val="36"/>
-          <w:szCs w:val="36"/>
-        </w:rPr>
-        <w:t xml:space="preserve">    child:</w:t>
-      </w:r>
-      <w:r>
-        <w:rPr>
-          <w:b/>
-          <w:bCs/>
-          <w:color w:val="D86DCB" w:themeColor="accent5" w:themeTint="99"/>
-          <w:sz w:val="36"/>
-          <w:szCs w:val="36"/>
-        </w:rPr>
-        <w:t xml:space="preserve"> child</w:t>
-      </w:r>
-      <w:r>
-        <w:rPr>
-          <w:b/>
-          <w:bCs/>
-          <w:color w:val="D86DCB" w:themeColor="accent5" w:themeTint="99"/>
-          <w:sz w:val="36"/>
-          <w:szCs w:val="36"/>
-        </w:rPr>
-        <w:t>,</w:t>
-      </w:r>
-    </w:p>
-    <w:p>
-      <w:pPr>
-        <w:jc w:val="both"/>
-        <w:rPr>
-          <w:b/>
-          <w:bCs/>
-          <w:color w:val="D86DCB" w:themeColor="accent5" w:themeTint="99"/>
-          <w:sz w:val="36"/>
-          <w:szCs w:val="36"/>
-        </w:rPr>
-      </w:pPr>
-      <w:r>
-        <w:rPr>
-          <w:b/>
-          <w:bCs/>
-          <w:color w:val="D86DCB" w:themeColor="accent5" w:themeTint="99"/>
-          <w:sz w:val="36"/>
-          <w:szCs w:val="36"/>
-        </w:rPr>
-        <w:t xml:space="preserve">  )</w:t>
-      </w:r>
-    </w:p>
-    <w:p>
-      <w:pPr>
-        <w:jc w:val="both"/>
-        <w:rPr>
-          <w:b/>
-          <w:bCs/>
-          <w:color w:val="D86DCB" w:themeColor="accent5" w:themeTint="99"/>
-          <w:sz w:val="36"/>
-          <w:szCs w:val="36"/>
-        </w:rPr>
-      </w:pPr>
-      <w:r>
-        <w:rPr>
-          <w:b/>
-          <w:bCs/>
-          <w:color w:val="D86DCB" w:themeColor="accent5" w:themeTint="99"/>
-          <w:sz w:val="36"/>
-          <w:szCs w:val="36"/>
-        </w:rPr>
-        <w:t>…</w:t>
-      </w:r>
-    </w:p>
-    <w:p>
-      <w:pPr>
-        <w:jc w:val="both"/>
-        <w:rPr>
-          <w:sz w:val="36"/>
-          <w:szCs w:val="36"/>
-        </w:rPr>
-      </w:pPr>
-      <w:r>
-        <w:rPr>
-          <w:sz w:val="36"/>
-          <w:szCs w:val="36"/>
-        </w:rPr>
-        <w:t xml:space="preserve"># While </w:t>
-      </w:r>
-      <w:proofErr w:type="gramStart"/>
-      <w:r>
-        <w:rPr>
-          <w:b/>
-          <w:bCs/>
-          <w:sz w:val="36"/>
-          <w:szCs w:val="36"/>
-        </w:rPr>
-        <w:t>Padding(</w:t>
-      </w:r>
-      <w:proofErr w:type="gramEnd"/>
-      <w:r>
-        <w:rPr>
-          <w:b/>
-          <w:bCs/>
-          <w:sz w:val="36"/>
-          <w:szCs w:val="36"/>
-        </w:rPr>
-        <w:t>)</w:t>
-      </w:r>
-      <w:r>
-        <w:rPr>
-          <w:sz w:val="36"/>
-          <w:szCs w:val="36"/>
-        </w:rPr>
-        <w:t xml:space="preserve"> (or </w:t>
-      </w:r>
-      <w:r>
-        <w:rPr>
-          <w:b/>
-          <w:bCs/>
-          <w:sz w:val="36"/>
-          <w:szCs w:val="36"/>
-        </w:rPr>
-        <w:t>Positioned()</w:t>
-      </w:r>
-      <w:r>
-        <w:rPr>
-          <w:sz w:val="36"/>
-          <w:szCs w:val="36"/>
-        </w:rPr>
-        <w:t xml:space="preserve">) effects layout and other widgets have to make room, </w:t>
-      </w:r>
-      <w:proofErr w:type="spellStart"/>
-      <w:r>
-        <w:rPr>
-          <w:b/>
-          <w:bCs/>
-          <w:sz w:val="36"/>
-          <w:szCs w:val="36"/>
-        </w:rPr>
-        <w:t>Transform.translate</w:t>
-      </w:r>
-      <w:proofErr w:type="spellEnd"/>
-      <w:r>
-        <w:rPr>
-          <w:sz w:val="36"/>
-          <w:szCs w:val="36"/>
-        </w:rPr>
-        <w:t xml:space="preserve"> just only paints and other widgets ignore it. For animation always use </w:t>
-      </w:r>
-      <w:proofErr w:type="spellStart"/>
-      <w:r>
-        <w:rPr>
-          <w:b/>
-          <w:bCs/>
-          <w:sz w:val="36"/>
-          <w:szCs w:val="36"/>
-        </w:rPr>
-        <w:t>Transform.translate</w:t>
-      </w:r>
-      <w:proofErr w:type="spellEnd"/>
-      <w:r>
-        <w:rPr>
-          <w:sz w:val="36"/>
-          <w:szCs w:val="36"/>
-        </w:rPr>
-        <w:t xml:space="preserve"> because Padding triggers a full layout pass every frame but Transform doesn’t</w:t>
-      </w:r>
-    </w:p>
-    <w:p>
-      <w:pPr>
-        <w:jc w:val="both"/>
-        <w:rPr>
-          <w:b/>
-          <w:bCs/>
-          <w:color w:val="D86DCB" w:themeColor="accent5" w:themeTint="99"/>
-          <w:sz w:val="36"/>
-          <w:szCs w:val="36"/>
-        </w:rPr>
-      </w:pPr>
-      <w:proofErr w:type="gramStart"/>
-      <w:r>
-        <w:rPr>
-          <w:b/>
-          <w:bCs/>
-          <w:color w:val="D86DCB" w:themeColor="accent5" w:themeTint="99"/>
-          <w:sz w:val="36"/>
-          <w:szCs w:val="36"/>
-        </w:rPr>
-        <w:t>Padding(</w:t>
-      </w:r>
-      <w:proofErr w:type="gramEnd"/>
-      <w:r>
-        <w:rPr>
-          <w:b/>
-          <w:bCs/>
-          <w:color w:val="D86DCB" w:themeColor="accent5" w:themeTint="99"/>
-          <w:sz w:val="36"/>
-          <w:szCs w:val="36"/>
-        </w:rPr>
-        <w:t xml:space="preserve">padding: </w:t>
-      </w:r>
-      <w:proofErr w:type="spellStart"/>
-      <w:r>
-        <w:rPr>
-          <w:b/>
-          <w:bCs/>
-          <w:color w:val="D86DCB" w:themeColor="accent5" w:themeTint="99"/>
-          <w:sz w:val="36"/>
-          <w:szCs w:val="36"/>
-        </w:rPr>
-        <w:t>EdgeInsets.only</w:t>
-      </w:r>
-      <w:proofErr w:type="spellEnd"/>
-      <w:r>
-        <w:rPr>
-          <w:b/>
-          <w:bCs/>
-          <w:color w:val="D86DCB" w:themeColor="accent5" w:themeTint="99"/>
-          <w:sz w:val="36"/>
-          <w:szCs w:val="36"/>
-        </w:rPr>
-        <w:t>(top: 6), child: dot)</w:t>
-      </w:r>
-    </w:p>
-    <w:p>
-      <w:pPr>
-        <w:jc w:val="both"/>
-        <w:rPr>
-          <w:b/>
-          <w:bCs/>
-          <w:color w:val="D86DCB" w:themeColor="accent5" w:themeTint="99"/>
-          <w:sz w:val="36"/>
-          <w:szCs w:val="36"/>
-        </w:rPr>
-      </w:pPr>
-      <w:proofErr w:type="spellStart"/>
-      <w:r>
-        <w:rPr>
-          <w:b/>
-          <w:bCs/>
-          <w:color w:val="D86DCB" w:themeColor="accent5" w:themeTint="99"/>
-          <w:sz w:val="36"/>
-          <w:szCs w:val="36"/>
-        </w:rPr>
-        <w:t>Transform.translate</w:t>
-      </w:r>
-      <w:proofErr w:type="spellEnd"/>
-      <w:r>
-        <w:rPr>
-          <w:b/>
-          <w:bCs/>
-          <w:color w:val="D86DCB" w:themeColor="accent5" w:themeTint="99"/>
-          <w:sz w:val="36"/>
-          <w:szCs w:val="36"/>
-        </w:rPr>
-        <w:t xml:space="preserve">(offset: </w:t>
-      </w:r>
-      <w:proofErr w:type="gramStart"/>
-      <w:r>
-        <w:rPr>
-          <w:b/>
-          <w:bCs/>
-          <w:color w:val="D86DCB" w:themeColor="accent5" w:themeTint="99"/>
-          <w:sz w:val="36"/>
-          <w:szCs w:val="36"/>
-        </w:rPr>
-        <w:t>Offset(</w:t>
-      </w:r>
-      <w:proofErr w:type="gramEnd"/>
-      <w:r>
-        <w:rPr>
-          <w:b/>
-          <w:bCs/>
-          <w:color w:val="D86DCB" w:themeColor="accent5" w:themeTint="99"/>
-          <w:sz w:val="36"/>
-          <w:szCs w:val="36"/>
-        </w:rPr>
-        <w:t>0, -6), child: dot)</w:t>
-      </w:r>
-    </w:p>
-    <w:p>
-      <w:pPr>
-        <w:jc w:val="both"/>
-        <w:rPr>
-          <w:sz w:val="36"/>
-          <w:szCs w:val="36"/>
-        </w:rPr>
-      </w:pPr>
-    </w:p>
-    <w:p>
-      <w:pPr>
-        <w:jc w:val="both"/>
-        <w:rPr>
-          <w:sz w:val="36"/>
-          <w:szCs w:val="36"/>
-        </w:rPr>
-      </w:pPr>
-      <w:proofErr w:type="spellStart"/>
-      <w:r>
-        <w:rPr>
-          <w:sz w:val="36"/>
-          <w:szCs w:val="36"/>
-        </w:rPr>
-        <w:t>Transform.scale</w:t>
-      </w:r>
-      <w:proofErr w:type="spellEnd"/>
-      <w:r>
-        <w:rPr>
-          <w:sz w:val="36"/>
-          <w:szCs w:val="36"/>
-        </w:rPr>
-        <w:t>:</w:t>
-      </w:r>
-    </w:p>
-    <w:p>
-      <w:pPr>
-        <w:jc w:val="both"/>
-        <w:rPr>
-          <w:sz w:val="36"/>
-          <w:szCs w:val="36"/>
-        </w:rPr>
-      </w:pPr>
-      <w:r>
-        <w:rPr>
-          <w:sz w:val="36"/>
-          <w:szCs w:val="36"/>
-        </w:rPr>
-        <w:t># It s</w:t>
-      </w:r>
-      <w:r>
-        <w:rPr>
-          <w:sz w:val="36"/>
-          <w:szCs w:val="36"/>
-        </w:rPr>
-        <w:t xml:space="preserve">cales the widget from an anchor point. </w:t>
-      </w:r>
-      <w:r>
-        <w:rPr>
-          <w:sz w:val="36"/>
-          <w:szCs w:val="36"/>
-        </w:rPr>
-        <w:t>There are two modes.</w:t>
-      </w:r>
-    </w:p>
-    <w:p>
-      <w:pPr>
-        <w:jc w:val="both"/>
-        <w:rPr>
-          <w:sz w:val="36"/>
-          <w:szCs w:val="36"/>
-        </w:rPr>
-      </w:pPr>
-      <w:r>
-        <w:rPr>
-          <w:sz w:val="36"/>
-          <w:szCs w:val="36"/>
-        </w:rPr>
-        <w:t xml:space="preserve"># </w:t>
-      </w:r>
-      <w:r>
-        <w:rPr>
-          <w:sz w:val="36"/>
-          <w:szCs w:val="36"/>
-        </w:rPr>
-        <w:t>Uniform scale</w:t>
-      </w:r>
-      <w:r>
-        <w:rPr>
-          <w:sz w:val="36"/>
-          <w:szCs w:val="36"/>
-        </w:rPr>
-        <w:t xml:space="preserve">, </w:t>
-      </w:r>
-      <w:r>
-        <w:rPr>
-          <w:sz w:val="36"/>
-          <w:szCs w:val="36"/>
-        </w:rPr>
-        <w:t>same in all directions</w:t>
-      </w:r>
-    </w:p>
-    <w:p>
-      <w:pPr>
-        <w:jc w:val="both"/>
-        <w:rPr>
-          <w:b/>
-          <w:bCs/>
-          <w:color w:val="D86DCB" w:themeColor="accent5" w:themeTint="99"/>
-          <w:sz w:val="36"/>
-          <w:szCs w:val="36"/>
-        </w:rPr>
-      </w:pPr>
-      <w:proofErr w:type="spellStart"/>
-      <w:r>
-        <w:rPr>
-          <w:b/>
-          <w:bCs/>
-          <w:color w:val="D86DCB" w:themeColor="accent5" w:themeTint="99"/>
-          <w:sz w:val="36"/>
-          <w:szCs w:val="36"/>
-        </w:rPr>
-        <w:t>Transform.scale</w:t>
-      </w:r>
-      <w:proofErr w:type="spellEnd"/>
-      <w:r>
-        <w:rPr>
-          <w:b/>
-          <w:bCs/>
-          <w:color w:val="D86DCB" w:themeColor="accent5" w:themeTint="99"/>
-          <w:sz w:val="36"/>
-          <w:szCs w:val="36"/>
-        </w:rPr>
-        <w:t>(</w:t>
-      </w:r>
-    </w:p>
-    <w:p>
-      <w:pPr>
-        <w:jc w:val="both"/>
-        <w:rPr>
-          <w:b/>
-          <w:bCs/>
-          <w:color w:val="D86DCB" w:themeColor="accent5" w:themeTint="99"/>
-          <w:sz w:val="36"/>
-          <w:szCs w:val="36"/>
-        </w:rPr>
-      </w:pPr>
-      <w:r>
-        <w:rPr>
-          <w:b/>
-          <w:bCs/>
-          <w:color w:val="D86DCB" w:themeColor="accent5" w:themeTint="99"/>
-          <w:sz w:val="36"/>
-          <w:szCs w:val="36"/>
-        </w:rPr>
-        <w:t xml:space="preserve">  scale: 1.5,                    // 1.5 = 150% size</w:t>
-      </w:r>
-    </w:p>
-    <w:p>
-      <w:pPr>
-        <w:jc w:val="both"/>
-        <w:rPr>
-          <w:b/>
-          <w:bCs/>
-          <w:color w:val="D86DCB" w:themeColor="accent5" w:themeTint="99"/>
-          <w:sz w:val="36"/>
-          <w:szCs w:val="36"/>
-        </w:rPr>
-      </w:pPr>
-      <w:r>
-        <w:rPr>
-          <w:b/>
-          <w:bCs/>
-          <w:color w:val="D86DCB" w:themeColor="accent5" w:themeTint="99"/>
-          <w:sz w:val="36"/>
-          <w:szCs w:val="36"/>
-        </w:rPr>
         <w:t xml:space="preserve">  alignment: </w:t>
       </w:r>
       <w:proofErr w:type="spellStart"/>
@@ -11840,49 +11772,28 @@
           <w:sz w:val="36"/>
           <w:szCs w:val="36"/>
         </w:rPr>
-        <w:t xml:space="preserve">  child:</w:t>
-      </w:r>
-      <w:r>
-        <w:rPr>
-          <w:b/>
-          <w:bCs/>
-          <w:color w:val="D86DCB" w:themeColor="accent5" w:themeTint="99"/>
-          <w:sz w:val="36"/>
-          <w:szCs w:val="36"/>
-        </w:rPr>
-        <w:t xml:space="preserve"> child</w:t>
-      </w:r>
-      <w:r>
-        <w:rPr>
-          <w:b/>
-          <w:bCs/>
-          <w:color w:val="D86DCB" w:themeColor="accent5" w:themeTint="99"/>
-          <w:sz w:val="36"/>
-          <w:szCs w:val="36"/>
-        </w:rPr>
-        <w:t>,</w:t>
-      </w:r>
-    </w:p>
-    <w:p>
-      <w:pPr>
-        <w:jc w:val="both"/>
-        <w:rPr>
-          <w:b/>
-          <w:bCs/>
-          <w:color w:val="D86DCB" w:themeColor="accent5" w:themeTint="99"/>
-          <w:sz w:val="36"/>
-          <w:szCs w:val="36"/>
-        </w:rPr>
-      </w:pPr>
-      <w:r>
-        <w:rPr>
-          <w:b/>
-          <w:bCs/>
-          <w:color w:val="D86DCB" w:themeColor="accent5" w:themeTint="99"/>
-          <w:sz w:val="36"/>
-          <w:szCs w:val="36"/>
-        </w:rPr>
-        <w:lastRenderedPageBreak/>
+        <w:t xml:space="preserve">  child: child,</w:t>
+      </w:r>
+    </w:p>
+    <w:p>
+      <w:pPr>
+        <w:jc w:val="both"/>
+        <w:rPr>
+          <w:b/>
+          <w:bCs/>
+          <w:color w:val="D86DCB" w:themeColor="accent5" w:themeTint="99"/>
+          <w:sz w:val="36"/>
+          <w:szCs w:val="36"/>
+        </w:rPr>
+      </w:pPr>
+      <w:r>
+        <w:rPr>
+          <w:b/>
+          <w:bCs/>
+          <w:color w:val="D86DCB" w:themeColor="accent5" w:themeTint="99"/>
+          <w:sz w:val="36"/>
+          <w:szCs w:val="36"/>
+        </w:rPr>
         <w:t>)</w:t>
       </w:r>
     </w:p>
@@ -12541,17 +12452,8 @@
           <w:sz w:val="36"/>
           <w:szCs w:val="36"/>
         </w:rPr>
-        <w:t xml:space="preserve">  </w:t>
-      </w:r>
-      <w:r>
-        <w:rPr>
-          <w:b/>
-          <w:bCs/>
-          <w:color w:val="D86DCB" w:themeColor="accent5" w:themeTint="99"/>
-          <w:sz w:val="36"/>
-          <w:szCs w:val="36"/>
-        </w:rPr>
-        <w:t>…</w:t>
+        <w:lastRenderedPageBreak/>
+        <w:t xml:space="preserve">  …</w:t>
       </w:r>
     </w:p>
     <w:p>
@@ -13267,17 +13169,7 @@
           <w:sz w:val="36"/>
           <w:szCs w:val="36"/>
         </w:rPr>
-        <w:t xml:space="preserve">    </w:t>
-      </w:r>
-      <w:r>
-        <w:rPr>
-          <w:b/>
-          <w:bCs/>
-          <w:color w:val="D86DCB" w:themeColor="accent5" w:themeTint="99"/>
-          <w:sz w:val="36"/>
-          <w:szCs w:val="36"/>
-        </w:rPr>
-        <w:t>…</w:t>
+        <w:t xml:space="preserve">    …</w:t>
       </w:r>
     </w:p>
     <w:p>
@@ -13352,16 +13244,7 @@
           <w:sz w:val="36"/>
           <w:szCs w:val="36"/>
         </w:rPr>
-        <w:t>turns</w:t>
-      </w:r>
-      <w:r>
-        <w:rPr>
-          <w:b/>
-          <w:bCs/>
-          <w:sz w:val="36"/>
-          <w:szCs w:val="36"/>
-        </w:rPr>
-        <w:t>:</w:t>
+        <w:t>turns:</w:t>
       </w:r>
       <w:r>
         <w:rPr>
@@ -14198,14 +14081,7 @@
           <w:sz w:val="36"/>
           <w:szCs w:val="36"/>
         </w:rPr>
-        <w:t>Like WRONG example,</w:t>
-      </w:r>
-      <w:r>
-        <w:rPr>
-          <w:sz w:val="36"/>
-          <w:szCs w:val="36"/>
-        </w:rPr>
-        <w:t xml:space="preserve"> animated the widget off to the right but the gap it left </w:t>
+        <w:t xml:space="preserve">Like WRONG example, animated the widget off to the right but the gap it left </w:t>
       </w:r>
       <w:proofErr w:type="gramStart"/>
       <w:r>
@@ -14213,21 +14089,7 @@
           <w:sz w:val="36"/>
           <w:szCs w:val="36"/>
         </w:rPr>
-        <w:t xml:space="preserve">behind </w:t>
-      </w:r>
-      <w:r>
-        <w:rPr>
-          <w:sz w:val="36"/>
-          <w:szCs w:val="36"/>
-        </w:rPr>
-        <w:t xml:space="preserve"> </w:t>
-      </w:r>
-      <w:r>
-        <w:rPr>
-          <w:sz w:val="36"/>
-          <w:szCs w:val="36"/>
-        </w:rPr>
-        <w:t>is</w:t>
+        <w:t>behind  is</w:t>
       </w:r>
       <w:proofErr w:type="gramEnd"/>
       <w:r>
@@ -14235,21 +14097,7 @@
           <w:sz w:val="36"/>
           <w:szCs w:val="36"/>
         </w:rPr>
-        <w:t xml:space="preserve"> still there</w:t>
-      </w:r>
-      <w:r>
-        <w:rPr>
-          <w:sz w:val="36"/>
-          <w:szCs w:val="36"/>
-        </w:rPr>
-        <w:t>,</w:t>
-      </w:r>
-      <w:r>
-        <w:rPr>
-          <w:sz w:val="36"/>
-          <w:szCs w:val="36"/>
-        </w:rPr>
-        <w:t xml:space="preserve"> neighboring widgets didn't move</w:t>
+        <w:t xml:space="preserve"> still there, neighboring widgets didn't move</w:t>
       </w:r>
     </w:p>
     <w:p>
@@ -14427,17 +14275,7 @@
           <w:sz w:val="36"/>
           <w:szCs w:val="36"/>
         </w:rPr>
-        <w:t xml:space="preserve">  </w:t>
-      </w:r>
-      <w:r>
-        <w:rPr>
-          <w:b/>
-          <w:bCs/>
-          <w:color w:val="D86DCB" w:themeColor="accent5" w:themeTint="99"/>
-          <w:sz w:val="36"/>
-          <w:szCs w:val="36"/>
-        </w:rPr>
-        <w:t>…</w:t>
+        <w:t xml:space="preserve">  …</w:t>
       </w:r>
     </w:p>
     <w:p>
@@ -14610,27 +14448,7 @@
           <w:sz w:val="36"/>
           <w:szCs w:val="36"/>
         </w:rPr>
-        <w:t>//</w:t>
-      </w:r>
-      <w:r>
-        <w:rPr>
-          <w:b/>
-          <w:bCs/>
-          <w:color w:val="D86DCB" w:themeColor="accent5" w:themeTint="99"/>
-          <w:sz w:val="36"/>
-          <w:szCs w:val="36"/>
-        </w:rPr>
-        <w:t xml:space="preserve"> Correct,</w:t>
-      </w:r>
-      <w:r>
-        <w:rPr>
-          <w:b/>
-          <w:bCs/>
-          <w:color w:val="D86DCB" w:themeColor="accent5" w:themeTint="99"/>
-          <w:sz w:val="36"/>
-          <w:szCs w:val="36"/>
-        </w:rPr>
-        <w:t xml:space="preserve"> Rotate around the top edge</w:t>
+        <w:t>// Correct, Rotate around the top edge</w:t>
       </w:r>
     </w:p>
     <w:p>

--- a/flutter_more_documents/f28_flutter_animations.docx
+++ b/flutter_more_documents/f28_flutter_animations.docx
@@ -552,7 +552,21 @@
           <w:sz w:val="32"/>
           <w:szCs w:val="32"/>
         </w:rPr>
-        <w:t>we’re using cascade notation (</w:t>
+        <w:t>we’re using cascade notation</w:t>
+      </w:r>
+      <w:r>
+        <w:rPr>
+          <w:sz w:val="32"/>
+          <w:szCs w:val="32"/>
+        </w:rPr>
+        <w:t xml:space="preserve"> or operator</w:t>
+      </w:r>
+      <w:r>
+        <w:rPr>
+          <w:sz w:val="32"/>
+          <w:szCs w:val="32"/>
+        </w:rPr>
+        <w:t xml:space="preserve"> (</w:t>
       </w:r>
       <w:r>
         <w:rPr>
@@ -570,15 +584,13 @@
         </w:rPr>
         <w:t>)</w:t>
       </w:r>
-    </w:p>
-    <w:p>
-      <w:pPr>
-        <w:jc w:val="both"/>
-        <w:rPr>
-          <w:sz w:val="32"/>
-          <w:szCs w:val="32"/>
-        </w:rPr>
-      </w:pPr>
+      <w:r>
+        <w:rPr>
+          <w:sz w:val="32"/>
+          <w:szCs w:val="32"/>
+        </w:rPr>
+        <w:t xml:space="preserve"> </w:t>
+      </w:r>
       <w:r>
         <w:rPr>
           <w:sz w:val="32"/>
@@ -937,6 +949,7 @@
           <w:szCs w:val="32"/>
         </w:rPr>
       </w:pPr>
+      <w:bookmarkStart w:id="0" w:name="_Hlk236241961"/>
       <w:r>
         <w:rPr>
           <w:b/>
@@ -1320,6 +1333,7 @@
         <w:t xml:space="preserve">  }</w:t>
       </w:r>
     </w:p>
+    <w:bookmarkEnd w:id="0"/>
     <w:p>
       <w:pPr>
         <w:jc w:val="both"/>
@@ -1498,6 +1512,7 @@
           <w:szCs w:val="32"/>
         </w:rPr>
       </w:pPr>
+      <w:bookmarkStart w:id="1" w:name="_Hlk236241981"/>
       <w:r>
         <w:rPr>
           <w:b/>
@@ -1587,6 +1602,7 @@
         <w:t>repeat(); // start playing</w:t>
       </w:r>
     </w:p>
+    <w:bookmarkEnd w:id="1"/>
     <w:p>
       <w:pPr>
         <w:jc w:val="both"/>
@@ -1641,10 +1657,37 @@
       </w:pPr>
       <w:r>
         <w:rPr>
-          <w:sz w:val="32"/>
-          <w:szCs w:val="32"/>
-        </w:rPr>
-        <w:t xml:space="preserve">Note: Always dispose </w:t>
+          <w:b/>
+          <w:bCs/>
+          <w:sz w:val="32"/>
+          <w:szCs w:val="32"/>
+        </w:rPr>
+        <w:t>N</w:t>
+      </w:r>
+      <w:r>
+        <w:rPr>
+          <w:b/>
+          <w:bCs/>
+          <w:sz w:val="32"/>
+          <w:szCs w:val="32"/>
+        </w:rPr>
+        <w:t>OTE</w:t>
+      </w:r>
+      <w:r>
+        <w:rPr>
+          <w:b/>
+          <w:bCs/>
+          <w:sz w:val="32"/>
+          <w:szCs w:val="32"/>
+        </w:rPr>
+        <w:t>:</w:t>
+      </w:r>
+      <w:r>
+        <w:rPr>
+          <w:sz w:val="32"/>
+          <w:szCs w:val="32"/>
+        </w:rPr>
+        <w:t xml:space="preserve"> Always dispose </w:t>
       </w:r>
       <w:proofErr w:type="spellStart"/>
       <w:r>
@@ -7228,21 +7271,7 @@
           <w:sz w:val="32"/>
           <w:szCs w:val="32"/>
         </w:rPr>
-        <w:t xml:space="preserve">. Here </w:t>
-      </w:r>
-      <w:r>
-        <w:rPr>
-          <w:sz w:val="32"/>
-          <w:szCs w:val="32"/>
-        </w:rPr>
-        <w:t>child widget doesn’t change/animate</w:t>
-      </w:r>
-      <w:r>
-        <w:rPr>
-          <w:sz w:val="32"/>
-          <w:szCs w:val="32"/>
-        </w:rPr>
-        <w:t xml:space="preserve"> because </w:t>
+        <w:t xml:space="preserve">. Here child widget doesn’t change/animate because </w:t>
       </w:r>
       <w:proofErr w:type="spellStart"/>
       <w:r>
@@ -7278,14 +7307,7 @@
           <w:sz w:val="32"/>
           <w:szCs w:val="32"/>
         </w:rPr>
-        <w:t>changes and handles the animation</w:t>
-      </w:r>
-      <w:r>
-        <w:rPr>
-          <w:sz w:val="32"/>
-          <w:szCs w:val="32"/>
-        </w:rPr>
-        <w:t xml:space="preserve">, putting it in the </w:t>
+        <w:t xml:space="preserve">changes and handles the animation, putting it in the </w:t>
       </w:r>
       <w:r>
         <w:rPr>
@@ -7340,35 +7362,7 @@
           <w:sz w:val="32"/>
           <w:szCs w:val="32"/>
         </w:rPr>
-        <w:t xml:space="preserve">will give it internally to assign it in </w:t>
-      </w:r>
-      <w:r>
-        <w:rPr>
-          <w:sz w:val="32"/>
-          <w:szCs w:val="32"/>
-        </w:rPr>
-        <w:t xml:space="preserve">widget tree </w:t>
-      </w:r>
-      <w:r>
-        <w:rPr>
-          <w:sz w:val="32"/>
-          <w:szCs w:val="32"/>
-        </w:rPr>
-        <w:t xml:space="preserve">and </w:t>
-      </w:r>
-      <w:r>
-        <w:rPr>
-          <w:sz w:val="32"/>
-          <w:szCs w:val="32"/>
-        </w:rPr>
-        <w:t>it</w:t>
-      </w:r>
-      <w:r>
-        <w:rPr>
-          <w:sz w:val="32"/>
-          <w:szCs w:val="32"/>
-        </w:rPr>
-        <w:t xml:space="preserve"> won’t be rebuilt needlessly (static child)</w:t>
+        <w:t>will give it internally to assign it in widget tree and it won’t be rebuilt needlessly (static child)</w:t>
       </w:r>
     </w:p>
     <w:p>
@@ -16507,14 +16501,7 @@
           <w:sz w:val="32"/>
           <w:szCs w:val="32"/>
         </w:rPr>
-        <w:t># L</w:t>
-      </w:r>
-      <w:r>
-        <w:rPr>
-          <w:sz w:val="32"/>
-          <w:szCs w:val="32"/>
-        </w:rPr>
-        <w:t xml:space="preserve">ike </w:t>
+        <w:t xml:space="preserve"># Like </w:t>
       </w:r>
       <w:proofErr w:type="spellStart"/>
       <w:r>
@@ -16598,6 +16585,64 @@
           <w:sz w:val="32"/>
           <w:szCs w:val="32"/>
         </w:rPr>
+        <w:t>builder:</w:t>
+      </w:r>
+      <w:r>
+        <w:rPr>
+          <w:sz w:val="32"/>
+          <w:szCs w:val="32"/>
+        </w:rPr>
+        <w:t xml:space="preserve"> </w:t>
+      </w:r>
+      <w:r>
+        <w:rPr>
+          <w:sz w:val="32"/>
+          <w:szCs w:val="32"/>
+        </w:rPr>
+        <w:t>method</w:t>
+      </w:r>
+      <w:r>
+        <w:rPr>
+          <w:sz w:val="32"/>
+          <w:szCs w:val="32"/>
+        </w:rPr>
+        <w:t xml:space="preserve"> contains a subtree</w:t>
+      </w:r>
+      <w:r>
+        <w:rPr>
+          <w:sz w:val="32"/>
+          <w:szCs w:val="32"/>
+        </w:rPr>
+        <w:t xml:space="preserve"> (child)</w:t>
+      </w:r>
+      <w:r>
+        <w:rPr>
+          <w:sz w:val="32"/>
+          <w:szCs w:val="32"/>
+        </w:rPr>
+        <w:t xml:space="preserve"> that does not depend on the animation, it's more efficient to build that subtree</w:t>
+      </w:r>
+      <w:r>
+        <w:rPr>
+          <w:sz w:val="32"/>
+          <w:szCs w:val="32"/>
+        </w:rPr>
+        <w:t xml:space="preserve"> (child)</w:t>
+      </w:r>
+      <w:r>
+        <w:rPr>
+          <w:sz w:val="32"/>
+          <w:szCs w:val="32"/>
+        </w:rPr>
+        <w:t xml:space="preserve"> once instead of rebuilding it on every animation tick. if our </w:t>
+      </w:r>
+      <w:r>
+        <w:rPr>
+          <w:b/>
+          <w:bCs/>
+          <w:sz w:val="32"/>
+          <w:szCs w:val="32"/>
+        </w:rPr>
         <w:t>builder</w:t>
       </w:r>
       <w:r>
@@ -16614,49 +16659,62 @@
           <w:sz w:val="32"/>
           <w:szCs w:val="32"/>
         </w:rPr>
+        <w:t xml:space="preserve"> returns a widget tree where part of it doesn't depend on the animated </w:t>
+      </w:r>
+      <w:r>
+        <w:rPr>
+          <w:b/>
+          <w:bCs/>
+          <w:sz w:val="32"/>
+          <w:szCs w:val="32"/>
+        </w:rPr>
+        <w:t>value</w:t>
+      </w:r>
+      <w:r>
+        <w:rPr>
+          <w:sz w:val="32"/>
+          <w:szCs w:val="32"/>
+        </w:rPr>
+        <w:t xml:space="preserve">, pass that part </w:t>
+      </w:r>
+      <w:r>
+        <w:rPr>
+          <w:sz w:val="32"/>
+          <w:szCs w:val="32"/>
+        </w:rPr>
+        <w:t>in</w:t>
+      </w:r>
+      <w:r>
+        <w:rPr>
+          <w:sz w:val="32"/>
+          <w:szCs w:val="32"/>
+        </w:rPr>
         <w:t xml:space="preserve"> </w:t>
       </w:r>
       <w:r>
         <w:rPr>
-          <w:sz w:val="32"/>
-          <w:szCs w:val="32"/>
-        </w:rPr>
-        <w:t>method</w:t>
-      </w:r>
-      <w:r>
-        <w:rPr>
-          <w:sz w:val="32"/>
-          <w:szCs w:val="32"/>
-        </w:rPr>
-        <w:t xml:space="preserve"> contains a subtree</w:t>
-      </w:r>
-      <w:r>
-        <w:rPr>
-          <w:sz w:val="32"/>
-          <w:szCs w:val="32"/>
-        </w:rPr>
-        <w:t xml:space="preserve"> (child)</w:t>
-      </w:r>
-      <w:r>
-        <w:rPr>
-          <w:sz w:val="32"/>
-          <w:szCs w:val="32"/>
-        </w:rPr>
-        <w:t xml:space="preserve"> that does not depend on the animation, it's more efficient to build that subtree</w:t>
-      </w:r>
-      <w:r>
-        <w:rPr>
-          <w:sz w:val="32"/>
-          <w:szCs w:val="32"/>
-        </w:rPr>
-        <w:t xml:space="preserve"> (child)</w:t>
-      </w:r>
-      <w:r>
-        <w:rPr>
-          <w:sz w:val="32"/>
-          <w:szCs w:val="32"/>
-        </w:rPr>
-        <w:t xml:space="preserve"> once instead of rebuilding it on every animation tick. if our </w:t>
+          <w:b/>
+          <w:bCs/>
+          <w:sz w:val="32"/>
+          <w:szCs w:val="32"/>
+        </w:rPr>
+        <w:t>child</w:t>
+      </w:r>
+      <w:r>
+        <w:rPr>
+          <w:b/>
+          <w:bCs/>
+          <w:sz w:val="32"/>
+          <w:szCs w:val="32"/>
+        </w:rPr>
+        <w:t>:</w:t>
+      </w:r>
+      <w:r>
+        <w:rPr>
+          <w:sz w:val="32"/>
+          <w:szCs w:val="32"/>
+        </w:rPr>
+        <w:t xml:space="preserve"> and </w:t>
       </w:r>
       <w:r>
         <w:rPr>
@@ -16674,44 +16732,14 @@
           <w:sz w:val="32"/>
           <w:szCs w:val="32"/>
         </w:rPr>
-        <w:t>:</w:t>
-      </w:r>
-      <w:r>
-        <w:rPr>
-          <w:sz w:val="32"/>
-          <w:szCs w:val="32"/>
-        </w:rPr>
-        <w:t xml:space="preserve"> returns a widget tree where part of it doesn't depend on the animated </w:t>
-      </w:r>
-      <w:r>
-        <w:rPr>
-          <w:b/>
-          <w:bCs/>
-          <w:sz w:val="32"/>
-          <w:szCs w:val="32"/>
-        </w:rPr>
-        <w:t>value</w:t>
-      </w:r>
-      <w:r>
-        <w:rPr>
-          <w:sz w:val="32"/>
-          <w:szCs w:val="32"/>
-        </w:rPr>
-        <w:t xml:space="preserve">, pass that part </w:t>
-      </w:r>
-      <w:r>
-        <w:rPr>
-          <w:sz w:val="32"/>
-          <w:szCs w:val="32"/>
-        </w:rPr>
-        <w:t>in</w:t>
-      </w:r>
-      <w:r>
-        <w:rPr>
-          <w:sz w:val="32"/>
-          <w:szCs w:val="32"/>
-        </w:rPr>
-        <w:t xml:space="preserve"> </w:t>
+        <w:t xml:space="preserve">: </w:t>
+      </w:r>
+      <w:r>
+        <w:rPr>
+          <w:sz w:val="32"/>
+          <w:szCs w:val="32"/>
+        </w:rPr>
+        <w:t xml:space="preserve">internally gives us that </w:t>
       </w:r>
       <w:r>
         <w:rPr>
@@ -16724,56 +16752,6 @@
       </w:r>
       <w:r>
         <w:rPr>
-          <w:b/>
-          <w:bCs/>
-          <w:sz w:val="32"/>
-          <w:szCs w:val="32"/>
-        </w:rPr>
-        <w:t>:</w:t>
-      </w:r>
-      <w:r>
-        <w:rPr>
-          <w:sz w:val="32"/>
-          <w:szCs w:val="32"/>
-        </w:rPr>
-        <w:t xml:space="preserve"> and </w:t>
-      </w:r>
-      <w:r>
-        <w:rPr>
-          <w:b/>
-          <w:bCs/>
-          <w:sz w:val="32"/>
-          <w:szCs w:val="32"/>
-        </w:rPr>
-        <w:t>builder</w:t>
-      </w:r>
-      <w:r>
-        <w:rPr>
-          <w:b/>
-          <w:bCs/>
-          <w:sz w:val="32"/>
-          <w:szCs w:val="32"/>
-        </w:rPr>
-        <w:t xml:space="preserve">: </w:t>
-      </w:r>
-      <w:r>
-        <w:rPr>
-          <w:sz w:val="32"/>
-          <w:szCs w:val="32"/>
-        </w:rPr>
-        <w:t xml:space="preserve">internally gives us that </w:t>
-      </w:r>
-      <w:r>
-        <w:rPr>
-          <w:b/>
-          <w:bCs/>
-          <w:sz w:val="32"/>
-          <w:szCs w:val="32"/>
-        </w:rPr>
-        <w:t>child</w:t>
-      </w:r>
-      <w:r>
-        <w:rPr>
           <w:sz w:val="32"/>
           <w:szCs w:val="32"/>
         </w:rPr>
@@ -16809,16 +16787,7 @@
           <w:sz w:val="32"/>
           <w:szCs w:val="32"/>
         </w:rPr>
-        <w:t>child</w:t>
-      </w:r>
-      <w:r>
-        <w:rPr>
-          <w:b/>
-          <w:bCs/>
-          <w:sz w:val="32"/>
-          <w:szCs w:val="32"/>
-        </w:rPr>
-        <w:t>:</w:t>
+        <w:t>child:</w:t>
       </w:r>
       <w:r>
         <w:rPr>
@@ -18905,16 +18874,7 @@
           <w:sz w:val="32"/>
           <w:szCs w:val="32"/>
         </w:rPr>
-        <w:t>Rectangles</w:t>
-      </w:r>
-      <w:r>
-        <w:rPr>
-          <w:b/>
-          <w:bCs/>
-          <w:sz w:val="32"/>
-          <w:szCs w:val="32"/>
-        </w:rPr>
-        <w:t>:</w:t>
+        <w:t>Rectangles:</w:t>
       </w:r>
     </w:p>
     <w:p>
@@ -19029,16 +18989,7 @@
           <w:sz w:val="32"/>
           <w:szCs w:val="32"/>
         </w:rPr>
-        <w:t>Spacing</w:t>
-      </w:r>
-      <w:r>
-        <w:rPr>
-          <w:b/>
-          <w:bCs/>
-          <w:sz w:val="32"/>
-          <w:szCs w:val="32"/>
-        </w:rPr>
-        <w:t>:</w:t>
+        <w:t>Spacing:</w:t>
       </w:r>
     </w:p>
     <w:p>
@@ -19153,16 +19104,7 @@
           <w:sz w:val="32"/>
           <w:szCs w:val="32"/>
         </w:rPr>
-        <w:t>Border radius</w:t>
-      </w:r>
-      <w:r>
-        <w:rPr>
-          <w:b/>
-          <w:bCs/>
-          <w:sz w:val="32"/>
-          <w:szCs w:val="32"/>
-        </w:rPr>
-        <w:t>:</w:t>
+        <w:t>Border radius:</w:t>
       </w:r>
     </w:p>
     <w:p>
@@ -20233,16 +20175,7 @@
           <w:sz w:val="32"/>
           <w:szCs w:val="32"/>
         </w:rPr>
-        <w:t>Tween</w:t>
-      </w:r>
-      <w:r>
-        <w:rPr>
-          <w:b/>
-          <w:bCs/>
-          <w:sz w:val="32"/>
-          <w:szCs w:val="32"/>
-        </w:rPr>
-        <w:t>(</w:t>
+        <w:t>Tween(</w:t>
       </w:r>
       <w:proofErr w:type="gramEnd"/>
       <w:r>
@@ -20288,47 +20221,7 @@
           <w:sz w:val="32"/>
           <w:szCs w:val="32"/>
         </w:rPr>
-        <w:t>//</w:t>
-      </w:r>
-      <w:r>
-        <w:rPr>
-          <w:b/>
-          <w:bCs/>
-          <w:color w:val="D86DCB" w:themeColor="accent5" w:themeTint="99"/>
-          <w:sz w:val="32"/>
-          <w:szCs w:val="32"/>
-        </w:rPr>
-        <w:t xml:space="preserve"> </w:t>
-      </w:r>
-      <w:r>
-        <w:rPr>
-          <w:b/>
-          <w:bCs/>
-          <w:color w:val="D86DCB" w:themeColor="accent5" w:themeTint="99"/>
-          <w:sz w:val="32"/>
-          <w:szCs w:val="32"/>
-        </w:rPr>
-        <w:t>BAD</w:t>
-      </w:r>
-      <w:r>
-        <w:rPr>
-          <w:b/>
-          <w:bCs/>
-          <w:color w:val="D86DCB" w:themeColor="accent5" w:themeTint="99"/>
-          <w:sz w:val="32"/>
-          <w:szCs w:val="32"/>
-        </w:rPr>
-        <w:t>,</w:t>
-      </w:r>
-      <w:r>
-        <w:rPr>
-          <w:b/>
-          <w:bCs/>
-          <w:color w:val="D86DCB" w:themeColor="accent5" w:themeTint="99"/>
-          <w:sz w:val="32"/>
-          <w:szCs w:val="32"/>
-        </w:rPr>
-        <w:t xml:space="preserve"> </w:t>
+        <w:t xml:space="preserve">// BAD, </w:t>
       </w:r>
       <w:proofErr w:type="spellStart"/>
       <w:r>
@@ -20573,27 +20466,7 @@
           <w:sz w:val="32"/>
           <w:szCs w:val="32"/>
         </w:rPr>
-        <w:t>tween: _tween, ...); // reused</w:t>
-      </w:r>
-      <w:r>
-        <w:rPr>
-          <w:b/>
-          <w:bCs/>
-          <w:color w:val="D86DCB" w:themeColor="accent5" w:themeTint="99"/>
-          <w:sz w:val="32"/>
-          <w:szCs w:val="32"/>
-        </w:rPr>
-        <w:t>,</w:t>
-      </w:r>
-      <w:r>
-        <w:rPr>
-          <w:b/>
-          <w:bCs/>
-          <w:color w:val="D86DCB" w:themeColor="accent5" w:themeTint="99"/>
-          <w:sz w:val="32"/>
-          <w:szCs w:val="32"/>
-        </w:rPr>
-        <w:t xml:space="preserve"> DANGEROUS</w:t>
+        <w:t>tween: _tween, ...); // reused, DANGEROUS</w:t>
       </w:r>
     </w:p>
     <w:p>
@@ -20637,27 +20510,7 @@
           <w:sz w:val="32"/>
           <w:szCs w:val="32"/>
         </w:rPr>
-        <w:t>// GOOD</w:t>
-      </w:r>
-      <w:r>
-        <w:rPr>
-          <w:b/>
-          <w:bCs/>
-          <w:color w:val="D86DCB" w:themeColor="accent5" w:themeTint="99"/>
-          <w:sz w:val="32"/>
-          <w:szCs w:val="32"/>
-        </w:rPr>
-        <w:t>,</w:t>
-      </w:r>
-      <w:r>
-        <w:rPr>
-          <w:b/>
-          <w:bCs/>
-          <w:color w:val="D86DCB" w:themeColor="accent5" w:themeTint="99"/>
-          <w:sz w:val="32"/>
-          <w:szCs w:val="32"/>
-        </w:rPr>
-        <w:t xml:space="preserve"> create a fresh tween every build</w:t>
+        <w:t>// GOOD, create a fresh tween every build</w:t>
       </w:r>
     </w:p>
     <w:p>
@@ -20939,16 +20792,7 @@
           <w:sz w:val="32"/>
           <w:szCs w:val="32"/>
         </w:rPr>
-        <w:t>child</w:t>
-      </w:r>
-      <w:r>
-        <w:rPr>
-          <w:b/>
-          <w:bCs/>
-          <w:sz w:val="32"/>
-          <w:szCs w:val="32"/>
-        </w:rPr>
-        <w:t>:</w:t>
+        <w:t>child:</w:t>
       </w:r>
       <w:r>
         <w:rPr>
@@ -21197,21 +21041,7 @@
           <w:sz w:val="32"/>
           <w:szCs w:val="32"/>
         </w:rPr>
-        <w:t xml:space="preserve"> creating animations that are too resource-intensive is a common pitfall, especially in lists or </w:t>
-      </w:r>
-      <w:r>
-        <w:rPr>
-          <w:sz w:val="32"/>
-          <w:szCs w:val="32"/>
-        </w:rPr>
-        <w:t>scrollable</w:t>
-      </w:r>
-      <w:r>
-        <w:rPr>
-          <w:sz w:val="32"/>
-          <w:szCs w:val="32"/>
-        </w:rPr>
-        <w:t>.</w:t>
+        <w:t xml:space="preserve"> creating animations that are too resource-intensive is a common pitfall, especially in lists or scrollable.</w:t>
       </w:r>
     </w:p>
     <w:p>
@@ -21289,25 +21119,7 @@
           <w:sz w:val="32"/>
           <w:szCs w:val="32"/>
         </w:rPr>
-        <w:t>Mistake</w:t>
-      </w:r>
-      <w:r>
-        <w:rPr>
-          <w:b/>
-          <w:bCs/>
-          <w:sz w:val="32"/>
-          <w:szCs w:val="32"/>
-        </w:rPr>
-        <w:t>-</w:t>
-      </w:r>
-      <w:r>
-        <w:rPr>
-          <w:b/>
-          <w:bCs/>
-          <w:sz w:val="32"/>
-          <w:szCs w:val="32"/>
-        </w:rPr>
-        <w:t>6</w:t>
+        <w:t>Mistake-6</w:t>
       </w:r>
       <w:r>
         <w:rPr>
@@ -21599,27 +21411,7 @@
           <w:sz w:val="32"/>
           <w:szCs w:val="32"/>
         </w:rPr>
-        <w:t xml:space="preserve"> explicit, </w:t>
-      </w:r>
-      <w:r>
-        <w:rPr>
-          <w:b/>
-          <w:bCs/>
-          <w:color w:val="D86DCB" w:themeColor="accent5" w:themeTint="99"/>
-          <w:sz w:val="32"/>
-          <w:szCs w:val="32"/>
-        </w:rPr>
-        <w:t>we</w:t>
-      </w:r>
-      <w:r>
-        <w:rPr>
-          <w:b/>
-          <w:bCs/>
-          <w:color w:val="D86DCB" w:themeColor="accent5" w:themeTint="99"/>
-          <w:sz w:val="32"/>
-          <w:szCs w:val="32"/>
-        </w:rPr>
-        <w:t xml:space="preserve"> manage the </w:t>
+        <w:t xml:space="preserve"> explicit, we manage the </w:t>
       </w:r>
       <w:proofErr w:type="spellStart"/>
       <w:r>
@@ -22342,17 +22134,7 @@
           <w:sz w:val="32"/>
           <w:szCs w:val="32"/>
         </w:rPr>
-        <w:t xml:space="preserve">      </w:t>
-      </w:r>
-      <w:r>
-        <w:rPr>
-          <w:b/>
-          <w:bCs/>
-          <w:color w:val="D86DCB" w:themeColor="accent5" w:themeTint="99"/>
-          <w:sz w:val="32"/>
-          <w:szCs w:val="32"/>
-        </w:rPr>
-        <w:t>…</w:t>
+        <w:t xml:space="preserve">      …</w:t>
       </w:r>
     </w:p>
     <w:p>
@@ -23083,17 +22865,7 @@
           <w:sz w:val="32"/>
           <w:szCs w:val="32"/>
         </w:rPr>
-        <w:t xml:space="preserve">        </w:t>
-      </w:r>
-      <w:r>
-        <w:rPr>
-          <w:b/>
-          <w:bCs/>
-          <w:color w:val="D86DCB" w:themeColor="accent5" w:themeTint="99"/>
-          <w:sz w:val="32"/>
-          <w:szCs w:val="32"/>
-        </w:rPr>
-        <w:t>…</w:t>
+        <w:t xml:space="preserve">        …</w:t>
       </w:r>
     </w:p>
     <w:p>
@@ -23193,17 +22965,7 @@
           <w:sz w:val="32"/>
           <w:szCs w:val="32"/>
         </w:rPr>
-        <w:t xml:space="preserve">    </w:t>
-      </w:r>
-      <w:r>
-        <w:rPr>
-          <w:b/>
-          <w:bCs/>
-          <w:color w:val="D86DCB" w:themeColor="accent5" w:themeTint="99"/>
-          <w:sz w:val="32"/>
-          <w:szCs w:val="32"/>
-        </w:rPr>
-        <w:t>…</w:t>
+        <w:t xml:space="preserve">    …</w:t>
       </w:r>
     </w:p>
     <w:p>
@@ -23250,16 +23012,7 @@
           <w:sz w:val="32"/>
           <w:szCs w:val="32"/>
         </w:rPr>
-        <w:t>Pattern</w:t>
-      </w:r>
-      <w:r>
-        <w:rPr>
-          <w:b/>
-          <w:bCs/>
-          <w:sz w:val="32"/>
-          <w:szCs w:val="32"/>
-        </w:rPr>
-        <w:t>-2</w:t>
+        <w:t>Pattern-2</w:t>
       </w:r>
       <w:r>
         <w:rPr>
@@ -23423,8 +23176,86 @@
           <w:sz w:val="32"/>
           <w:szCs w:val="32"/>
         </w:rPr>
-        <w:t>begin: 0, end: 1), // fixed values</w:t>
-      </w:r>
+        <w:t>begin: 0, end: 1), // fixed values, animates once on build</w:t>
+      </w:r>
+    </w:p>
+    <w:p>
+      <w:pPr>
+        <w:jc w:val="both"/>
+        <w:rPr>
+          <w:b/>
+          <w:bCs/>
+          <w:color w:val="D86DCB" w:themeColor="accent5" w:themeTint="99"/>
+          <w:sz w:val="32"/>
+          <w:szCs w:val="32"/>
+        </w:rPr>
+      </w:pPr>
+      <w:r>
+        <w:rPr>
+          <w:b/>
+          <w:bCs/>
+          <w:color w:val="D86DCB" w:themeColor="accent5" w:themeTint="99"/>
+          <w:sz w:val="32"/>
+          <w:szCs w:val="32"/>
+        </w:rPr>
+        <w:t xml:space="preserve">  duration: const </w:t>
+      </w:r>
+      <w:proofErr w:type="gramStart"/>
+      <w:r>
+        <w:rPr>
+          <w:b/>
+          <w:bCs/>
+          <w:color w:val="D86DCB" w:themeColor="accent5" w:themeTint="99"/>
+          <w:sz w:val="32"/>
+          <w:szCs w:val="32"/>
+        </w:rPr>
+        <w:t>Duration(</w:t>
+      </w:r>
+      <w:proofErr w:type="gramEnd"/>
+      <w:r>
+        <w:rPr>
+          <w:b/>
+          <w:bCs/>
+          <w:color w:val="D86DCB" w:themeColor="accent5" w:themeTint="99"/>
+          <w:sz w:val="32"/>
+          <w:szCs w:val="32"/>
+        </w:rPr>
+        <w:t>milliseconds: 600),</w:t>
+      </w:r>
+    </w:p>
+    <w:p>
+      <w:pPr>
+        <w:jc w:val="both"/>
+        <w:rPr>
+          <w:b/>
+          <w:bCs/>
+          <w:color w:val="D86DCB" w:themeColor="accent5" w:themeTint="99"/>
+          <w:sz w:val="32"/>
+          <w:szCs w:val="32"/>
+        </w:rPr>
+      </w:pPr>
+      <w:r>
+        <w:rPr>
+          <w:b/>
+          <w:bCs/>
+          <w:color w:val="D86DCB" w:themeColor="accent5" w:themeTint="99"/>
+          <w:sz w:val="32"/>
+          <w:szCs w:val="32"/>
+        </w:rPr>
+        <w:t xml:space="preserve">  curve: </w:t>
+      </w:r>
+      <w:proofErr w:type="spellStart"/>
+      <w:r>
+        <w:rPr>
+          <w:b/>
+          <w:bCs/>
+          <w:color w:val="D86DCB" w:themeColor="accent5" w:themeTint="99"/>
+          <w:sz w:val="32"/>
+          <w:szCs w:val="32"/>
+        </w:rPr>
+        <w:t>Curves.easeOut</w:t>
+      </w:r>
+      <w:proofErr w:type="spellEnd"/>
       <w:r>
         <w:rPr>
           <w:b/>
@@ -23435,37 +23266,93 @@
         </w:rPr>
         <w:t>,</w:t>
       </w:r>
-      <w:r>
-        <w:rPr>
-          <w:b/>
-          <w:bCs/>
-          <w:color w:val="D86DCB" w:themeColor="accent5" w:themeTint="99"/>
-          <w:sz w:val="32"/>
-          <w:szCs w:val="32"/>
-        </w:rPr>
-        <w:t xml:space="preserve"> animates once on build</w:t>
-      </w:r>
-    </w:p>
-    <w:p>
-      <w:pPr>
-        <w:jc w:val="both"/>
-        <w:rPr>
-          <w:b/>
-          <w:bCs/>
-          <w:color w:val="D86DCB" w:themeColor="accent5" w:themeTint="99"/>
-          <w:sz w:val="32"/>
-          <w:szCs w:val="32"/>
-        </w:rPr>
-      </w:pPr>
-      <w:r>
-        <w:rPr>
-          <w:b/>
-          <w:bCs/>
-          <w:color w:val="D86DCB" w:themeColor="accent5" w:themeTint="99"/>
-          <w:sz w:val="32"/>
-          <w:szCs w:val="32"/>
-        </w:rPr>
-        <w:t xml:space="preserve">  duration: const </w:t>
+    </w:p>
+    <w:p>
+      <w:pPr>
+        <w:jc w:val="both"/>
+        <w:rPr>
+          <w:b/>
+          <w:bCs/>
+          <w:color w:val="D86DCB" w:themeColor="accent5" w:themeTint="99"/>
+          <w:sz w:val="32"/>
+          <w:szCs w:val="32"/>
+        </w:rPr>
+      </w:pPr>
+      <w:r>
+        <w:rPr>
+          <w:b/>
+          <w:bCs/>
+          <w:color w:val="D86DCB" w:themeColor="accent5" w:themeTint="99"/>
+          <w:sz w:val="32"/>
+          <w:szCs w:val="32"/>
+        </w:rPr>
+        <w:t xml:space="preserve">  builder: (context, value, child) {</w:t>
+      </w:r>
+    </w:p>
+    <w:p>
+      <w:pPr>
+        <w:jc w:val="both"/>
+        <w:rPr>
+          <w:b/>
+          <w:bCs/>
+          <w:color w:val="D86DCB" w:themeColor="accent5" w:themeTint="99"/>
+          <w:sz w:val="32"/>
+          <w:szCs w:val="32"/>
+        </w:rPr>
+      </w:pPr>
+      <w:r>
+        <w:rPr>
+          <w:b/>
+          <w:bCs/>
+          <w:color w:val="D86DCB" w:themeColor="accent5" w:themeTint="99"/>
+          <w:sz w:val="32"/>
+          <w:szCs w:val="32"/>
+        </w:rPr>
+        <w:t xml:space="preserve">    return </w:t>
+      </w:r>
+      <w:proofErr w:type="spellStart"/>
+      <w:r>
+        <w:rPr>
+          <w:b/>
+          <w:bCs/>
+          <w:color w:val="D86DCB" w:themeColor="accent5" w:themeTint="99"/>
+          <w:sz w:val="32"/>
+          <w:szCs w:val="32"/>
+        </w:rPr>
+        <w:t>Transform.translate</w:t>
+      </w:r>
+      <w:proofErr w:type="spellEnd"/>
+      <w:r>
+        <w:rPr>
+          <w:b/>
+          <w:bCs/>
+          <w:color w:val="D86DCB" w:themeColor="accent5" w:themeTint="99"/>
+          <w:sz w:val="32"/>
+          <w:szCs w:val="32"/>
+        </w:rPr>
+        <w:t>(</w:t>
+      </w:r>
+    </w:p>
+    <w:p>
+      <w:pPr>
+        <w:jc w:val="both"/>
+        <w:rPr>
+          <w:b/>
+          <w:bCs/>
+          <w:color w:val="D86DCB" w:themeColor="accent5" w:themeTint="99"/>
+          <w:sz w:val="32"/>
+          <w:szCs w:val="32"/>
+        </w:rPr>
+      </w:pPr>
+      <w:r>
+        <w:rPr>
+          <w:b/>
+          <w:bCs/>
+          <w:color w:val="D86DCB" w:themeColor="accent5" w:themeTint="99"/>
+          <w:sz w:val="32"/>
+          <w:szCs w:val="32"/>
+        </w:rPr>
+        <w:t xml:space="preserve">      offset: </w:t>
       </w:r>
       <w:proofErr w:type="gramStart"/>
       <w:r>
@@ -23476,7 +23363,7 @@
           <w:sz w:val="32"/>
           <w:szCs w:val="32"/>
         </w:rPr>
-        <w:t>Duration(</w:t>
+        <w:t>Offset(</w:t>
       </w:r>
       <w:proofErr w:type="gramEnd"/>
       <w:r>
@@ -23487,139 +23374,29 @@
           <w:sz w:val="32"/>
           <w:szCs w:val="32"/>
         </w:rPr>
-        <w:t>milliseconds: 600),</w:t>
-      </w:r>
-    </w:p>
-    <w:p>
-      <w:pPr>
-        <w:jc w:val="both"/>
-        <w:rPr>
-          <w:b/>
-          <w:bCs/>
-          <w:color w:val="D86DCB" w:themeColor="accent5" w:themeTint="99"/>
-          <w:sz w:val="32"/>
-          <w:szCs w:val="32"/>
-        </w:rPr>
-      </w:pPr>
-      <w:r>
-        <w:rPr>
-          <w:b/>
-          <w:bCs/>
-          <w:color w:val="D86DCB" w:themeColor="accent5" w:themeTint="99"/>
-          <w:sz w:val="32"/>
-          <w:szCs w:val="32"/>
-        </w:rPr>
-        <w:t xml:space="preserve">  curve: </w:t>
-      </w:r>
-      <w:proofErr w:type="spellStart"/>
-      <w:r>
-        <w:rPr>
-          <w:b/>
-          <w:bCs/>
-          <w:color w:val="D86DCB" w:themeColor="accent5" w:themeTint="99"/>
-          <w:sz w:val="32"/>
-          <w:szCs w:val="32"/>
-        </w:rPr>
-        <w:t>Curves.easeOut</w:t>
-      </w:r>
-      <w:proofErr w:type="spellEnd"/>
-      <w:r>
-        <w:rPr>
-          <w:b/>
-          <w:bCs/>
-          <w:color w:val="D86DCB" w:themeColor="accent5" w:themeTint="99"/>
-          <w:sz w:val="32"/>
-          <w:szCs w:val="32"/>
-        </w:rPr>
-        <w:t>,</w:t>
-      </w:r>
-    </w:p>
-    <w:p>
-      <w:pPr>
-        <w:jc w:val="both"/>
-        <w:rPr>
-          <w:b/>
-          <w:bCs/>
-          <w:color w:val="D86DCB" w:themeColor="accent5" w:themeTint="99"/>
-          <w:sz w:val="32"/>
-          <w:szCs w:val="32"/>
-        </w:rPr>
-      </w:pPr>
-      <w:r>
-        <w:rPr>
-          <w:b/>
-          <w:bCs/>
-          <w:color w:val="D86DCB" w:themeColor="accent5" w:themeTint="99"/>
-          <w:sz w:val="32"/>
-          <w:szCs w:val="32"/>
-        </w:rPr>
-        <w:t xml:space="preserve">  builder: (context, value, child) {</w:t>
-      </w:r>
-    </w:p>
-    <w:p>
-      <w:pPr>
-        <w:jc w:val="both"/>
-        <w:rPr>
-          <w:b/>
-          <w:bCs/>
-          <w:color w:val="D86DCB" w:themeColor="accent5" w:themeTint="99"/>
-          <w:sz w:val="32"/>
-          <w:szCs w:val="32"/>
-        </w:rPr>
-      </w:pPr>
-      <w:r>
-        <w:rPr>
-          <w:b/>
-          <w:bCs/>
-          <w:color w:val="D86DCB" w:themeColor="accent5" w:themeTint="99"/>
-          <w:sz w:val="32"/>
-          <w:szCs w:val="32"/>
-        </w:rPr>
-        <w:t xml:space="preserve">    return </w:t>
-      </w:r>
-      <w:proofErr w:type="spellStart"/>
-      <w:r>
-        <w:rPr>
-          <w:b/>
-          <w:bCs/>
-          <w:color w:val="D86DCB" w:themeColor="accent5" w:themeTint="99"/>
-          <w:sz w:val="32"/>
-          <w:szCs w:val="32"/>
-        </w:rPr>
-        <w:t>Transform.translate</w:t>
-      </w:r>
-      <w:proofErr w:type="spellEnd"/>
-      <w:r>
-        <w:rPr>
-          <w:b/>
-          <w:bCs/>
-          <w:color w:val="D86DCB" w:themeColor="accent5" w:themeTint="99"/>
-          <w:sz w:val="32"/>
-          <w:szCs w:val="32"/>
-        </w:rPr>
-        <w:t>(</w:t>
-      </w:r>
-    </w:p>
-    <w:p>
-      <w:pPr>
-        <w:jc w:val="both"/>
-        <w:rPr>
-          <w:b/>
-          <w:bCs/>
-          <w:color w:val="D86DCB" w:themeColor="accent5" w:themeTint="99"/>
-          <w:sz w:val="32"/>
-          <w:szCs w:val="32"/>
-        </w:rPr>
-      </w:pPr>
-      <w:r>
-        <w:rPr>
-          <w:b/>
-          <w:bCs/>
-          <w:color w:val="D86DCB" w:themeColor="accent5" w:themeTint="99"/>
-          <w:sz w:val="32"/>
-          <w:szCs w:val="32"/>
-        </w:rPr>
-        <w:t xml:space="preserve">      offset: </w:t>
+        <w:t>0, 30 * (1 - value)), // slide up</w:t>
+      </w:r>
+    </w:p>
+    <w:p>
+      <w:pPr>
+        <w:jc w:val="both"/>
+        <w:rPr>
+          <w:b/>
+          <w:bCs/>
+          <w:color w:val="D86DCB" w:themeColor="accent5" w:themeTint="99"/>
+          <w:sz w:val="32"/>
+          <w:szCs w:val="32"/>
+        </w:rPr>
+      </w:pPr>
+      <w:r>
+        <w:rPr>
+          <w:b/>
+          <w:bCs/>
+          <w:color w:val="D86DCB" w:themeColor="accent5" w:themeTint="99"/>
+          <w:sz w:val="32"/>
+          <w:szCs w:val="32"/>
+        </w:rPr>
+        <w:t xml:space="preserve">      child: </w:t>
       </w:r>
       <w:proofErr w:type="gramStart"/>
       <w:r>
@@ -23630,7 +23407,7 @@
           <w:sz w:val="32"/>
           <w:szCs w:val="32"/>
         </w:rPr>
-        <w:t>Offset(</w:t>
+        <w:t>Opacity(</w:t>
       </w:r>
       <w:proofErr w:type="gramEnd"/>
       <w:r>
@@ -23641,50 +23418,6 @@
           <w:sz w:val="32"/>
           <w:szCs w:val="32"/>
         </w:rPr>
-        <w:t>0, 30 * (1 - value)), // slide up</w:t>
-      </w:r>
-    </w:p>
-    <w:p>
-      <w:pPr>
-        <w:jc w:val="both"/>
-        <w:rPr>
-          <w:b/>
-          <w:bCs/>
-          <w:color w:val="D86DCB" w:themeColor="accent5" w:themeTint="99"/>
-          <w:sz w:val="32"/>
-          <w:szCs w:val="32"/>
-        </w:rPr>
-      </w:pPr>
-      <w:r>
-        <w:rPr>
-          <w:b/>
-          <w:bCs/>
-          <w:color w:val="D86DCB" w:themeColor="accent5" w:themeTint="99"/>
-          <w:sz w:val="32"/>
-          <w:szCs w:val="32"/>
-        </w:rPr>
-        <w:t xml:space="preserve">      child: </w:t>
-      </w:r>
-      <w:proofErr w:type="gramStart"/>
-      <w:r>
-        <w:rPr>
-          <w:b/>
-          <w:bCs/>
-          <w:color w:val="D86DCB" w:themeColor="accent5" w:themeTint="99"/>
-          <w:sz w:val="32"/>
-          <w:szCs w:val="32"/>
-        </w:rPr>
-        <w:t>Opacity(</w:t>
-      </w:r>
-      <w:proofErr w:type="gramEnd"/>
-      <w:r>
-        <w:rPr>
-          <w:b/>
-          <w:bCs/>
-          <w:color w:val="D86DCB" w:themeColor="accent5" w:themeTint="99"/>
-          <w:sz w:val="32"/>
-          <w:szCs w:val="32"/>
-        </w:rPr>
         <w:t>opacity: value, child: child),</w:t>
       </w:r>
     </w:p>
@@ -23707,17 +23440,7 @@
           <w:sz w:val="32"/>
           <w:szCs w:val="32"/>
         </w:rPr>
-        <w:t xml:space="preserve">    </w:t>
-      </w:r>
-      <w:r>
-        <w:rPr>
-          <w:b/>
-          <w:bCs/>
-          <w:color w:val="D86DCB" w:themeColor="accent5" w:themeTint="99"/>
-          <w:sz w:val="32"/>
-          <w:szCs w:val="32"/>
-        </w:rPr>
-        <w:t>…</w:t>
+        <w:t xml:space="preserve">    …</w:t>
       </w:r>
     </w:p>
     <w:p>
@@ -23853,25 +23576,7 @@
           <w:sz w:val="32"/>
           <w:szCs w:val="32"/>
         </w:rPr>
-        <w:t>Pattern</w:t>
-      </w:r>
-      <w:r>
-        <w:rPr>
-          <w:b/>
-          <w:bCs/>
-          <w:sz w:val="32"/>
-          <w:szCs w:val="32"/>
-        </w:rPr>
-        <w:t>-</w:t>
-      </w:r>
-      <w:r>
-        <w:rPr>
-          <w:b/>
-          <w:bCs/>
-          <w:sz w:val="32"/>
-          <w:szCs w:val="32"/>
-        </w:rPr>
-        <w:t>3</w:t>
+        <w:t>Pattern-3</w:t>
       </w:r>
       <w:r>
         <w:rPr>
@@ -23918,16 +23623,7 @@
           <w:sz w:val="32"/>
           <w:szCs w:val="32"/>
         </w:rPr>
-        <w:t>&gt;</w:t>
-      </w:r>
-      <w:r>
-        <w:rPr>
-          <w:b/>
-          <w:bCs/>
-          <w:sz w:val="32"/>
-          <w:szCs w:val="32"/>
-        </w:rPr>
-        <w:t>(</w:t>
+        <w:t>&gt;(</w:t>
       </w:r>
       <w:proofErr w:type="gramEnd"/>
       <w:r>
@@ -51949,6 +51645,7 @@
   <w:style w:type="character" w:default="1" w:styleId="DefaultParagraphFont">
     <w:name w:val="Default Paragraph Font"/>
     <w:uiPriority w:val="1"/>
+    <w:semiHidden/>
     <w:unhideWhenUsed/>
   </w:style>
   <w:style w:type="table" w:default="1" w:styleId="TableNormal">
